--- a/assets/thesis/bctkw-quangvien-da25tta-110125209.docx
+++ b/assets/thesis/bctkw-quangvien-da25tta-110125209.docx
@@ -321,6 +321,14 @@
                 <w:sz w:val="28"/>
                 <w:szCs w:val="28"/>
               </w:rPr>
+              <w:t xml:space="preserve">     </w:t>
+            </w:r>
+            <w:r>
+              <w:rPr>
+                <w:b/>
+                <w:sz w:val="28"/>
+                <w:szCs w:val="28"/>
+              </w:rPr>
               <w:t>Sinh viên thực hiện:</w:t>
             </w:r>
           </w:p>
@@ -799,6 +807,14 @@
                 <w:sz w:val="28"/>
                 <w:szCs w:val="28"/>
               </w:rPr>
+              <w:t xml:space="preserve">     </w:t>
+            </w:r>
+            <w:r>
+              <w:rPr>
+                <w:b/>
+                <w:sz w:val="28"/>
+                <w:szCs w:val="28"/>
+              </w:rPr>
               <w:t>Sinh viên thực hiện:</w:t>
             </w:r>
           </w:p>
@@ -2254,7 +2270,7 @@
                 <w:noProof/>
                 <w:webHidden/>
               </w:rPr>
-              <w:t>4</w:t>
+              <w:t>5</w:t>
             </w:r>
             <w:r>
               <w:rPr>
@@ -2546,7 +2562,7 @@
                 <w:noProof/>
                 <w:webHidden/>
               </w:rPr>
-              <w:t>5</w:t>
+              <w:t>6</w:t>
             </w:r>
             <w:r>
               <w:rPr>
@@ -2765,7 +2781,7 @@
                 <w:noProof/>
                 <w:webHidden/>
               </w:rPr>
-              <w:t>6</w:t>
+              <w:t>7</w:t>
             </w:r>
             <w:r>
               <w:rPr>
@@ -3130,7 +3146,7 @@
                 <w:noProof/>
                 <w:webHidden/>
               </w:rPr>
-              <w:t>8</w:t>
+              <w:t>9</w:t>
             </w:r>
             <w:r>
               <w:rPr>
@@ -3203,7 +3219,7 @@
                 <w:noProof/>
                 <w:webHidden/>
               </w:rPr>
-              <w:t>13</w:t>
+              <w:t>14</w:t>
             </w:r>
             <w:r>
               <w:rPr>
@@ -3276,7 +3292,7 @@
                 <w:noProof/>
                 <w:webHidden/>
               </w:rPr>
-              <w:t>14</w:t>
+              <w:t>15</w:t>
             </w:r>
             <w:r>
               <w:rPr>
@@ -3349,7 +3365,7 @@
                 <w:noProof/>
                 <w:webHidden/>
               </w:rPr>
-              <w:t>14</w:t>
+              <w:t>15</w:t>
             </w:r>
             <w:r>
               <w:rPr>
@@ -3422,7 +3438,7 @@
                 <w:noProof/>
                 <w:webHidden/>
               </w:rPr>
-              <w:t>15</w:t>
+              <w:t>16</w:t>
             </w:r>
             <w:r>
               <w:rPr>
@@ -3495,7 +3511,7 @@
                 <w:noProof/>
                 <w:webHidden/>
               </w:rPr>
-              <w:t>20</w:t>
+              <w:t>21</w:t>
             </w:r>
             <w:r>
               <w:rPr>
@@ -3568,7 +3584,7 @@
                 <w:noProof/>
                 <w:webHidden/>
               </w:rPr>
-              <w:t>21</w:t>
+              <w:t>22</w:t>
             </w:r>
             <w:r>
               <w:rPr>
@@ -3641,7 +3657,7 @@
                 <w:noProof/>
                 <w:webHidden/>
               </w:rPr>
-              <w:t>21</w:t>
+              <w:t>22</w:t>
             </w:r>
             <w:r>
               <w:rPr>
@@ -3714,7 +3730,7 @@
                 <w:noProof/>
                 <w:webHidden/>
               </w:rPr>
-              <w:t>24</w:t>
+              <w:t>25</w:t>
             </w:r>
             <w:r>
               <w:rPr>
@@ -3787,7 +3803,7 @@
                 <w:noProof/>
                 <w:webHidden/>
               </w:rPr>
-              <w:t>24</w:t>
+              <w:t>25</w:t>
             </w:r>
             <w:r>
               <w:rPr>
@@ -3860,7 +3876,7 @@
                 <w:noProof/>
                 <w:webHidden/>
               </w:rPr>
-              <w:t>25</w:t>
+              <w:t>26</w:t>
             </w:r>
             <w:r>
               <w:rPr>
@@ -3933,7 +3949,7 @@
                 <w:noProof/>
                 <w:webHidden/>
               </w:rPr>
-              <w:t>25</w:t>
+              <w:t>26</w:t>
             </w:r>
             <w:r>
               <w:rPr>
@@ -4006,7 +4022,7 @@
                 <w:noProof/>
                 <w:webHidden/>
               </w:rPr>
-              <w:t>32</w:t>
+              <w:t>33</w:t>
             </w:r>
             <w:r>
               <w:rPr>
@@ -4079,7 +4095,7 @@
                 <w:noProof/>
                 <w:webHidden/>
               </w:rPr>
-              <w:t>32</w:t>
+              <w:t>33</w:t>
             </w:r>
             <w:r>
               <w:rPr>
@@ -4152,7 +4168,7 @@
                 <w:noProof/>
                 <w:webHidden/>
               </w:rPr>
-              <w:t>32</w:t>
+              <w:t>33</w:t>
             </w:r>
             <w:r>
               <w:rPr>
@@ -4225,7 +4241,7 @@
                 <w:noProof/>
                 <w:webHidden/>
               </w:rPr>
-              <w:t>33</w:t>
+              <w:t>34</w:t>
             </w:r>
             <w:r>
               <w:rPr>
@@ -4298,7 +4314,7 @@
                 <w:noProof/>
                 <w:webHidden/>
               </w:rPr>
-              <w:t>33</w:t>
+              <w:t>34</w:t>
             </w:r>
             <w:r>
               <w:rPr>
@@ -4371,7 +4387,7 @@
                 <w:noProof/>
                 <w:webHidden/>
               </w:rPr>
-              <w:t>33</w:t>
+              <w:t>34</w:t>
             </w:r>
             <w:r>
               <w:rPr>
@@ -4444,7 +4460,7 @@
                 <w:noProof/>
                 <w:webHidden/>
               </w:rPr>
-              <w:t>34</w:t>
+              <w:t>35</w:t>
             </w:r>
             <w:r>
               <w:rPr>
@@ -4517,7 +4533,7 @@
                 <w:noProof/>
                 <w:webHidden/>
               </w:rPr>
-              <w:t>34</w:t>
+              <w:t>35</w:t>
             </w:r>
             <w:r>
               <w:rPr>
@@ -4590,7 +4606,7 @@
                 <w:noProof/>
                 <w:webHidden/>
               </w:rPr>
-              <w:t>35</w:t>
+              <w:t>36</w:t>
             </w:r>
             <w:r>
               <w:rPr>
@@ -4663,7 +4679,7 @@
                 <w:noProof/>
                 <w:webHidden/>
               </w:rPr>
-              <w:t>35</w:t>
+              <w:t>36</w:t>
             </w:r>
             <w:r>
               <w:rPr>
@@ -4736,7 +4752,7 @@
                 <w:noProof/>
                 <w:webHidden/>
               </w:rPr>
-              <w:t>36</w:t>
+              <w:t>37</w:t>
             </w:r>
             <w:r>
               <w:rPr>
@@ -4809,7 +4825,7 @@
                 <w:noProof/>
                 <w:webHidden/>
               </w:rPr>
-              <w:t>36</w:t>
+              <w:t>37</w:t>
             </w:r>
             <w:r>
               <w:rPr>
@@ -4882,7 +4898,7 @@
                 <w:noProof/>
                 <w:webHidden/>
               </w:rPr>
-              <w:t>36</w:t>
+              <w:t>37</w:t>
             </w:r>
             <w:r>
               <w:rPr>
@@ -4955,7 +4971,7 @@
                 <w:noProof/>
                 <w:webHidden/>
               </w:rPr>
-              <w:t>36</w:t>
+              <w:t>37</w:t>
             </w:r>
             <w:r>
               <w:rPr>
@@ -5028,7 +5044,7 @@
                 <w:noProof/>
                 <w:webHidden/>
               </w:rPr>
-              <w:t>37</w:t>
+              <w:t>38</w:t>
             </w:r>
             <w:r>
               <w:rPr>
@@ -5116,7 +5132,7 @@
                 <w:noProof/>
                 <w:webHidden/>
               </w:rPr>
-              <w:t>37</w:t>
+              <w:t>38</w:t>
             </w:r>
             <w:r>
               <w:rPr>
@@ -5189,7 +5205,7 @@
                 <w:noProof/>
                 <w:webHidden/>
               </w:rPr>
-              <w:t>37</w:t>
+              <w:t>39</w:t>
             </w:r>
             <w:r>
               <w:rPr>
@@ -5262,7 +5278,7 @@
                 <w:noProof/>
                 <w:webHidden/>
               </w:rPr>
-              <w:t>38</w:t>
+              <w:t>39</w:t>
             </w:r>
             <w:r>
               <w:rPr>
@@ -5335,7 +5351,7 @@
                 <w:noProof/>
                 <w:webHidden/>
               </w:rPr>
-              <w:t>38</w:t>
+              <w:t>39</w:t>
             </w:r>
             <w:r>
               <w:rPr>
@@ -5408,7 +5424,7 @@
                 <w:noProof/>
                 <w:webHidden/>
               </w:rPr>
-              <w:t>38</w:t>
+              <w:t>40</w:t>
             </w:r>
             <w:r>
               <w:rPr>
@@ -5481,7 +5497,7 @@
                 <w:noProof/>
                 <w:webHidden/>
               </w:rPr>
-              <w:t>39</w:t>
+              <w:t>40</w:t>
             </w:r>
             <w:r>
               <w:rPr>
@@ -5554,7 +5570,7 @@
                 <w:noProof/>
                 <w:webHidden/>
               </w:rPr>
-              <w:t>39</w:t>
+              <w:t>40</w:t>
             </w:r>
             <w:r>
               <w:rPr>
@@ -5647,7 +5663,7 @@
                 <w:noProof/>
                 <w:webHidden/>
               </w:rPr>
-              <w:t>39</w:t>
+              <w:t>41</w:t>
             </w:r>
             <w:r>
               <w:rPr>
@@ -5720,7 +5736,7 @@
                 <w:noProof/>
                 <w:webHidden/>
               </w:rPr>
-              <w:t>41</w:t>
+              <w:t>42</w:t>
             </w:r>
             <w:r>
               <w:rPr>
@@ -5793,7 +5809,7 @@
                 <w:noProof/>
                 <w:webHidden/>
               </w:rPr>
-              <w:t>41</w:t>
+              <w:t>42</w:t>
             </w:r>
             <w:r>
               <w:rPr>
@@ -5866,7 +5882,7 @@
                 <w:noProof/>
                 <w:webHidden/>
               </w:rPr>
-              <w:t>41</w:t>
+              <w:t>42</w:t>
             </w:r>
             <w:r>
               <w:rPr>
@@ -5939,7 +5955,7 @@
                 <w:noProof/>
                 <w:webHidden/>
               </w:rPr>
-              <w:t>42</w:t>
+              <w:t>43</w:t>
             </w:r>
             <w:r>
               <w:rPr>
@@ -6012,7 +6028,7 @@
                 <w:noProof/>
                 <w:webHidden/>
               </w:rPr>
-              <w:t>42</w:t>
+              <w:t>43</w:t>
             </w:r>
             <w:r>
               <w:rPr>
@@ -6085,7 +6101,7 @@
                 <w:noProof/>
                 <w:webHidden/>
               </w:rPr>
-              <w:t>42</w:t>
+              <w:t>43</w:t>
             </w:r>
             <w:r>
               <w:rPr>
@@ -6159,7 +6175,7 @@
                 <w:noProof/>
                 <w:webHidden/>
               </w:rPr>
-              <w:t>42</w:t>
+              <w:t>43</w:t>
             </w:r>
             <w:r>
               <w:rPr>
@@ -6232,7 +6248,7 @@
                 <w:noProof/>
                 <w:webHidden/>
               </w:rPr>
-              <w:t>43</w:t>
+              <w:t>44</w:t>
             </w:r>
             <w:r>
               <w:rPr>
@@ -6305,7 +6321,7 @@
                 <w:noProof/>
                 <w:webHidden/>
               </w:rPr>
-              <w:t>43</w:t>
+              <w:t>44</w:t>
             </w:r>
             <w:r>
               <w:rPr>
@@ -6379,7 +6395,7 @@
                 <w:noProof/>
                 <w:webHidden/>
               </w:rPr>
-              <w:t>43</w:t>
+              <w:t>44</w:t>
             </w:r>
             <w:r>
               <w:rPr>
@@ -6452,7 +6468,7 @@
                 <w:noProof/>
                 <w:webHidden/>
               </w:rPr>
-              <w:t>43</w:t>
+              <w:t>45</w:t>
             </w:r>
             <w:r>
               <w:rPr>
@@ -6525,7 +6541,7 @@
                 <w:noProof/>
                 <w:webHidden/>
               </w:rPr>
-              <w:t>44</w:t>
+              <w:t>45</w:t>
             </w:r>
             <w:r>
               <w:rPr>
@@ -6598,7 +6614,7 @@
                 <w:noProof/>
                 <w:webHidden/>
               </w:rPr>
-              <w:t>45</w:t>
+              <w:t>46</w:t>
             </w:r>
             <w:r>
               <w:rPr>
@@ -6671,7 +6687,7 @@
                 <w:noProof/>
                 <w:webHidden/>
               </w:rPr>
-              <w:t>45</w:t>
+              <w:t>47</w:t>
             </w:r>
             <w:r>
               <w:rPr>
@@ -6744,7 +6760,7 @@
                 <w:noProof/>
                 <w:webHidden/>
               </w:rPr>
-              <w:t>46</w:t>
+              <w:t>48</w:t>
             </w:r>
             <w:r>
               <w:rPr>
@@ -6817,7 +6833,7 @@
                 <w:noProof/>
                 <w:webHidden/>
               </w:rPr>
-              <w:t>47</w:t>
+              <w:t>49</w:t>
             </w:r>
             <w:r>
               <w:rPr>
@@ -6890,7 +6906,7 @@
                 <w:noProof/>
                 <w:webHidden/>
               </w:rPr>
-              <w:t>47</w:t>
+              <w:t>49</w:t>
             </w:r>
             <w:r>
               <w:rPr>
@@ -6963,7 +6979,7 @@
                 <w:noProof/>
                 <w:webHidden/>
               </w:rPr>
-              <w:t>48</w:t>
+              <w:t>50</w:t>
             </w:r>
             <w:r>
               <w:rPr>
@@ -7036,7 +7052,7 @@
                 <w:noProof/>
                 <w:webHidden/>
               </w:rPr>
-              <w:t>49</w:t>
+              <w:t>51</w:t>
             </w:r>
             <w:r>
               <w:rPr>
@@ -7109,7 +7125,7 @@
                 <w:noProof/>
                 <w:webHidden/>
               </w:rPr>
-              <w:t>49</w:t>
+              <w:t>51</w:t>
             </w:r>
             <w:r>
               <w:rPr>
@@ -7197,7 +7213,7 @@
                 <w:noProof/>
                 <w:webHidden/>
               </w:rPr>
-              <w:t>50</w:t>
+              <w:t>53</w:t>
             </w:r>
             <w:r>
               <w:rPr>
@@ -7270,7 +7286,7 @@
                 <w:noProof/>
                 <w:webHidden/>
               </w:rPr>
-              <w:t>50</w:t>
+              <w:t>53</w:t>
             </w:r>
             <w:r>
               <w:rPr>
@@ -7343,7 +7359,7 @@
                 <w:noProof/>
                 <w:webHidden/>
               </w:rPr>
-              <w:t>51</w:t>
+              <w:t>54</w:t>
             </w:r>
             <w:r>
               <w:rPr>
@@ -7438,7 +7454,7 @@
                 <w:noProof/>
                 <w:webHidden/>
               </w:rPr>
-              <w:t>52</w:t>
+              <w:t>55</w:t>
             </w:r>
             <w:r>
               <w:rPr>
@@ -7533,7 +7549,7 @@
                 <w:noProof/>
                 <w:webHidden/>
               </w:rPr>
-              <w:t>53</w:t>
+              <w:t>56</w:t>
             </w:r>
             <w:r>
               <w:rPr>
@@ -7606,7 +7622,7 @@
                 <w:noProof/>
                 <w:webHidden/>
               </w:rPr>
-              <w:t>54</w:t>
+              <w:t>57</w:t>
             </w:r>
             <w:r>
               <w:rPr>
@@ -7679,7 +7695,7 @@
                 <w:noProof/>
                 <w:webHidden/>
               </w:rPr>
-              <w:t>55</w:t>
+              <w:t>58</w:t>
             </w:r>
             <w:r>
               <w:rPr>
@@ -7768,7 +7784,7 @@
                 <w:noProof/>
                 <w:webHidden/>
               </w:rPr>
-              <w:t>57</w:t>
+              <w:t>59</w:t>
             </w:r>
             <w:r>
               <w:rPr>
@@ -7857,7 +7873,7 @@
                 <w:noProof/>
                 <w:webHidden/>
               </w:rPr>
-              <w:t>58</w:t>
+              <w:t>60</w:t>
             </w:r>
             <w:r>
               <w:rPr>
@@ -7950,7 +7966,7 @@
                 <w:noProof/>
                 <w:webHidden/>
               </w:rPr>
-              <w:t>59</w:t>
+              <w:t>61</w:t>
             </w:r>
             <w:r>
               <w:rPr>
@@ -8043,7 +8059,7 @@
                 <w:noProof/>
                 <w:webHidden/>
               </w:rPr>
-              <w:t>60</w:t>
+              <w:t>62</w:t>
             </w:r>
             <w:r>
               <w:rPr>
@@ -8136,7 +8152,7 @@
                 <w:noProof/>
                 <w:webHidden/>
               </w:rPr>
-              <w:t>60</w:t>
+              <w:t>63</w:t>
             </w:r>
             <w:r>
               <w:rPr>
@@ -8231,7 +8247,7 @@
                 <w:noProof/>
                 <w:webHidden/>
               </w:rPr>
-              <w:t>61</w:t>
+              <w:t>64</w:t>
             </w:r>
             <w:r>
               <w:rPr>
@@ -8319,7 +8335,7 @@
                 <w:noProof/>
                 <w:webHidden/>
               </w:rPr>
-              <w:t>62</w:t>
+              <w:t>65</w:t>
             </w:r>
             <w:r>
               <w:rPr>
@@ -8392,7 +8408,7 @@
                 <w:noProof/>
                 <w:webHidden/>
               </w:rPr>
-              <w:t>62</w:t>
+              <w:t>65</w:t>
             </w:r>
             <w:r>
               <w:rPr>
@@ -8465,7 +8481,7 @@
                 <w:noProof/>
                 <w:webHidden/>
               </w:rPr>
-              <w:t>63</w:t>
+              <w:t>67</w:t>
             </w:r>
             <w:r>
               <w:rPr>
@@ -9429,6 +9445,7 @@
         <w:spacing w:before="0" w:after="0"/>
         <w:rPr>
           <w:szCs w:val="28"/>
+          <w:lang w:val="vi-VN"/>
         </w:rPr>
       </w:pPr>
       <w:bookmarkStart w:id="22" w:name="_Toc234254818"/>
@@ -9441,6 +9458,40 @@
       </w:r>
       <w:bookmarkEnd w:id="22"/>
       <w:bookmarkEnd w:id="23"/>
+    </w:p>
+    <w:p>
+      <w:pPr>
+        <w:spacing w:after="0" w:line="360" w:lineRule="auto"/>
+        <w:jc w:val="both"/>
+        <w:rPr>
+          <w:sz w:val="28"/>
+          <w:szCs w:val="28"/>
+          <w:lang w:val="vi-VN"/>
+        </w:rPr>
+      </w:pPr>
+      <w:r>
+        <w:rPr>
+          <w:sz w:val="28"/>
+          <w:szCs w:val="28"/>
+        </w:rPr>
+        <w:t xml:space="preserve">Chương 2 trình bày các cơ sở lý thuyết và công nghệ được sử dụng trong quá trình nghiên cứu và xây dựng website giới thiệu và kinh doanh mô hình </w:t>
+      </w:r>
+      <w:r>
+        <w:rPr>
+          <w:b/>
+          <w:bCs/>
+          <w:sz w:val="28"/>
+          <w:szCs w:val="28"/>
+        </w:rPr>
+        <w:t>SHK Shop</w:t>
+      </w:r>
+      <w:r>
+        <w:rPr>
+          <w:sz w:val="28"/>
+          <w:szCs w:val="28"/>
+        </w:rPr>
+        <w:t>. Nội dung chương tập trung giới thiệu tổng quan về website, các nguyên tắc thiết kế giao diện, ngôn ngữ HTML5, CSS3, JavaScript, framework Bootstrap cùng các công cụ hỗ trợ phát triển như Visual Studio Code, Google Chrome Developer Tools và Git/GitHub. Những kiến thức này là nền tảng để phân tích, thiết kế và triển khai các chức năng của hệ thống, đồng thời đảm bảo website hoạt động hiệu quả, có giao diện trực quan, khả năng tương tác cao và tương thích trên nhiều thiết bị.</w:t>
+      </w:r>
     </w:p>
     <w:p>
       <w:pPr>
@@ -9770,6 +9821,7 @@
           <w:sz w:val="28"/>
           <w:szCs w:val="28"/>
         </w:rPr>
+        <w:lastRenderedPageBreak/>
         <w:t>Là website có khả năng cập nhật nội dung thông qua cơ sở dữ liệu và các ngôn ngữ lập trình như PHP, ASP.NET hoặc Node.js. Website động hỗ trợ nhiều chức năng như đăng nhập, tìm kiếm, giỏ hàng, quản lý sản phẩm và đơn hàng. Đây là loại website được sử dụng phổ biến trong các hệ thống thương mại điện tử</w:t>
       </w:r>
       <w:r>
@@ -10023,7 +10075,6 @@
           <w:sz w:val="28"/>
           <w:szCs w:val="28"/>
         </w:rPr>
-        <w:lastRenderedPageBreak/>
         <w:t>Ngoài ra, website còn hỗ trợ doanh nghiệp quản lý sản phẩm, đơn hàng, khách hàng và triển khai các hoạt động marketing trực tuyến như SEO, quảng cáo và khuyến mãi. Việc sở hữu một website chuyên nghiệp góp phần nâng cao uy tín thương hiệu và tăng khả năng cạnh tranh trên thị trường</w:t>
       </w:r>
       <w:r>
@@ -10473,7 +10524,16 @@
           <w:sz w:val="28"/>
           <w:szCs w:val="28"/>
         </w:rPr>
-        <w:t>Thiết kế web (Web Design) là quá trình xây dựng giao diện và bố cục của một website nhằm tạo ra môi trường trực quan, dễ sử dụng và đáp ứng nhu cầu của người dùng. Thiết kế web không chỉ tập trung vào tính thẩm mỹ mà còn đảm bảo website hoạt động hiệu quả, dễ điều hướng và tương thích trên nhiều thiết bị khác nhau. Một website được thiết kế tốt sẽ giúp nâng cao trải nghiệm người dùng, tăng khả năng thu hút khách hàng và hỗ trợ hiệu quả cho hoạt động kinh doanh</w:t>
+        <w:t xml:space="preserve">Thiết kế web (Web Design) là quá trình xây dựng giao diện và bố cục của một website nhằm tạo ra môi trường trực quan, dễ sử dụng và đáp ứng nhu cầu của người dùng. Thiết kế web không chỉ tập trung vào tính thẩm mỹ mà còn đảm bảo website hoạt động hiệu quả, dễ điều hướng và tương thích trên nhiều thiết </w:t>
+      </w:r>
+      <w:r>
+        <w:rPr>
+          <w:rFonts w:cs="Times New Roman"/>
+          <w:sz w:val="28"/>
+          <w:szCs w:val="28"/>
+        </w:rPr>
+        <w:lastRenderedPageBreak/>
+        <w:t>bị khác nhau. Một website được thiết kế tốt sẽ giúp nâng cao trải nghiệm người dùng, tăng khả năng thu hút khách hàng và hỗ trợ hiệu quả cho hoạt động kinh doanh</w:t>
       </w:r>
       <w:r>
         <w:rPr>
@@ -10701,7 +10761,6 @@
           <w:sz w:val="28"/>
           <w:szCs w:val="28"/>
         </w:rPr>
-        <w:lastRenderedPageBreak/>
         <w:t>Dễ điều hướng: Thanh menu và các chức năng cần được sắp xếp hợp lý, giúp người dùng dễ dàng tìm kiếm thông tin.</w:t>
       </w:r>
     </w:p>
@@ -11257,6 +11316,7 @@
           <w:sz w:val="28"/>
           <w:szCs w:val="28"/>
         </w:rPr>
+        <w:lastRenderedPageBreak/>
         <w:t>2.2.5. Responsive Web Design</w:t>
       </w:r>
       <w:bookmarkEnd w:id="40"/>
@@ -11451,7 +11511,6 @@
         <w:rPr>
           <w:szCs w:val="28"/>
         </w:rPr>
-        <w:lastRenderedPageBreak/>
         <w:t>2.3. HTML5</w:t>
       </w:r>
       <w:bookmarkEnd w:id="42"/>
@@ -11960,6 +12019,7 @@
           <w:szCs w:val="28"/>
           <w:lang w:val="vi-VN"/>
         </w:rPr>
+        <w:lastRenderedPageBreak/>
         <w:t xml:space="preserve">    &lt;p&gt;Chuyên cung cấp mô hình Anime, Marvel, DC chính hãng.&lt;/p&gt;</w:t>
       </w:r>
     </w:p>
@@ -12047,7 +12107,6 @@
           <w:szCs w:val="28"/>
           <w:lang w:val="vi-VN"/>
         </w:rPr>
-        <w:lastRenderedPageBreak/>
         <w:drawing>
           <wp:inline distT="0" distB="0" distL="0" distR="0" wp14:anchorId="5D68FA2E" wp14:editId="1F528EFB">
             <wp:extent cx="4495073" cy="2042025"/>
@@ -12094,6 +12153,7 @@
     <w:p>
       <w:pPr>
         <w:pStyle w:val="Caption"/>
+        <w:keepNext/>
         <w:spacing w:after="0"/>
         <w:ind w:firstLine="720"/>
         <w:jc w:val="both"/>
@@ -12110,16 +12170,16 @@
           <w:sz w:val="28"/>
           <w:szCs w:val="28"/>
         </w:rPr>
-        <w:t>Hình 2</w:t>
-      </w:r>
-      <w:r>
-        <w:rPr>
-          <w:rFonts w:cs="Times New Roman"/>
-          <w:sz w:val="28"/>
-          <w:szCs w:val="28"/>
-          <w:lang w:val="vi-VN"/>
-        </w:rPr>
-        <w:t>.3.2 Hình minh họa câu giới thiệu trong shop bán hàng</w:t>
+        <w:t xml:space="preserve">Hình </w:t>
+      </w:r>
+      <w:r>
+        <w:rPr>
+          <w:rFonts w:cs="Times New Roman"/>
+          <w:sz w:val="28"/>
+          <w:szCs w:val="28"/>
+          <w:lang w:val="vi-VN"/>
+        </w:rPr>
+        <w:t>3.2 Hình minh họa câu giới thiệu trong shop bán hàng</w:t>
       </w:r>
     </w:p>
     <w:p>
@@ -12869,6 +12929,7 @@
           </w:tcPr>
           <w:p>
             <w:pPr>
+              <w:keepNext/>
               <w:spacing w:line="360" w:lineRule="auto"/>
               <w:jc w:val="both"/>
               <w:rPr>
@@ -12892,15 +12953,17 @@
     </w:tbl>
     <w:p>
       <w:pPr>
-        <w:spacing w:after="0" w:line="360" w:lineRule="auto"/>
-        <w:jc w:val="both"/>
-        <w:rPr>
-          <w:rFonts w:cs="Times New Roman"/>
-          <w:sz w:val="28"/>
-          <w:szCs w:val="28"/>
-          <w:lang w:val="vi-VN"/>
-        </w:rPr>
-      </w:pPr>
+        <w:pStyle w:val="Caption"/>
+        <w:rPr>
+          <w:rFonts w:cs="Times New Roman"/>
+          <w:sz w:val="28"/>
+          <w:szCs w:val="28"/>
+          <w:lang w:val="vi-VN"/>
+        </w:rPr>
+      </w:pPr>
+      <w:r>
+        <w:t>Bảng 3.3</w:t>
+      </w:r>
     </w:p>
     <w:p>
       <w:pPr>
@@ -12922,6 +12985,7 @@
           <w:sz w:val="28"/>
           <w:szCs w:val="28"/>
         </w:rPr>
+        <w:lastRenderedPageBreak/>
         <w:t>2.3.4. Semantic HTML</w:t>
       </w:r>
       <w:bookmarkEnd w:id="50"/>
@@ -13029,7 +13093,6 @@
           <w:sz w:val="28"/>
           <w:szCs w:val="28"/>
         </w:rPr>
-        <w:lastRenderedPageBreak/>
         <w:t xml:space="preserve">Hỗ trợ các công cụ tìm kiếm hiểu nội dung website. </w:t>
       </w:r>
     </w:p>
@@ -13684,6 +13747,52 @@
           <w:lang w:val="vi-VN"/>
         </w:rPr>
       </w:pPr>
+      <w:r>
+        <w:rPr>
+          <w:rFonts w:cs="Times New Roman"/>
+          <w:sz w:val="28"/>
+          <w:szCs w:val="28"/>
+          <w:lang w:val="vi-VN"/>
+        </w:rPr>
+        <w:tab/>
+      </w:r>
+      <w:r>
+        <w:rPr>
+          <w:rFonts w:cs="Times New Roman"/>
+          <w:sz w:val="28"/>
+          <w:szCs w:val="28"/>
+          <w:lang w:val="vi-VN"/>
+        </w:rPr>
+        <w:tab/>
+      </w:r>
+      <w:r>
+        <w:rPr>
+          <w:rFonts w:cs="Times New Roman"/>
+          <w:sz w:val="28"/>
+          <w:szCs w:val="28"/>
+          <w:lang w:val="vi-VN"/>
+        </w:rPr>
+        <w:tab/>
+      </w:r>
+      <w:r>
+        <w:rPr>
+          <w:rFonts w:cs="Times New Roman"/>
+          <w:sz w:val="28"/>
+          <w:szCs w:val="28"/>
+          <w:lang w:val="vi-VN"/>
+        </w:rPr>
+        <w:tab/>
+      </w:r>
+      <w:r>
+        <w:rPr>
+          <w:rFonts w:cs="Times New Roman"/>
+          <w:sz w:val="28"/>
+          <w:szCs w:val="28"/>
+          <w:lang w:val="vi-VN"/>
+        </w:rPr>
+        <w:tab/>
+        <w:t>Bảng 3.4</w:t>
+      </w:r>
     </w:p>
     <w:p>
       <w:pPr>
@@ -13880,6 +13989,7 @@
           <w:szCs w:val="28"/>
           <w:lang w:val="vi-VN"/>
         </w:rPr>
+        <w:lastRenderedPageBreak/>
         <w:t xml:space="preserve">    &lt;a href="#"&gt;Liên hệ&lt;/a&gt;</w:t>
       </w:r>
     </w:p>
@@ -14012,7 +14122,6 @@
           <w:szCs w:val="28"/>
           <w:lang w:val="vi-VN"/>
         </w:rPr>
-        <w:lastRenderedPageBreak/>
         <w:t>&lt;/section&gt;</w:t>
       </w:r>
     </w:p>
@@ -14247,24 +14356,7 @@
           <w:szCs w:val="28"/>
           <w:lang w:val="vi-VN"/>
         </w:rPr>
-        <w:t xml:space="preserve"> </w:t>
-      </w:r>
-      <w:r>
-        <w:rPr>
-          <w:rFonts w:cs="Times New Roman"/>
-          <w:sz w:val="28"/>
-          <w:szCs w:val="28"/>
-        </w:rPr>
-        <w:t>2</w:t>
-      </w:r>
-      <w:r>
-        <w:rPr>
-          <w:rFonts w:cs="Times New Roman"/>
-          <w:sz w:val="28"/>
-          <w:szCs w:val="28"/>
-          <w:lang w:val="vi-VN"/>
-        </w:rPr>
-        <w:t>.3.4 Kết quả chạy trên trình duyệt web</w:t>
+        <w:t xml:space="preserve"> 3.4 Kết quả chạy trên trình duyệt web</w:t>
       </w:r>
     </w:p>
     <w:p>
@@ -14446,6 +14538,7 @@
         <w:rPr>
           <w:lang w:val="vi-VN"/>
         </w:rPr>
+        <w:lastRenderedPageBreak/>
         <w:t>&lt;article&gt;</w:t>
       </w:r>
     </w:p>
@@ -14558,7 +14651,6 @@
         <w:rPr>
           <w:lang w:val="vi-VN"/>
         </w:rPr>
-        <w:lastRenderedPageBreak/>
         <w:t>&lt;h2&gt;Iron Man MK85&lt;/h2&gt;</w:t>
       </w:r>
     </w:p>
@@ -14771,6 +14863,7 @@
           <w:szCs w:val="28"/>
           <w:lang w:val="vi-VN"/>
         </w:rPr>
+        <w:lastRenderedPageBreak/>
         <w:drawing>
           <wp:inline distT="0" distB="0" distL="0" distR="0" wp14:anchorId="637571B1" wp14:editId="725010BA">
             <wp:extent cx="2828925" cy="4331855"/>
@@ -14825,6 +14918,33 @@
           <w:lang w:val="vi-VN"/>
         </w:rPr>
       </w:pPr>
+      <w:r>
+        <w:rPr>
+          <w:rFonts w:cs="Times New Roman"/>
+          <w:sz w:val="28"/>
+          <w:szCs w:val="28"/>
+          <w:lang w:val="vi-VN"/>
+        </w:rPr>
+        <w:t>Hình 3.</w:t>
+      </w:r>
+      <w:r>
+        <w:rPr>
+          <w:rFonts w:cs="Times New Roman"/>
+          <w:sz w:val="28"/>
+          <w:szCs w:val="28"/>
+          <w:lang w:val="vi-VN"/>
+        </w:rPr>
+        <w:t>4</w:t>
+      </w:r>
+      <w:r>
+        <w:rPr>
+          <w:rFonts w:cs="Times New Roman"/>
+          <w:sz w:val="28"/>
+          <w:szCs w:val="28"/>
+          <w:lang w:val="vi-VN"/>
+        </w:rPr>
+        <w:t xml:space="preserve"> Kết quả ví dụ minh họa</w:t>
+      </w:r>
     </w:p>
     <w:p>
       <w:pPr>
@@ -14886,8 +15006,218 @@
         <w:rPr>
           <w:lang w:val="vi-VN"/>
         </w:rPr>
+        <w:t>&lt;head&gt;</w:t>
+      </w:r>
+    </w:p>
+    <w:p>
+      <w:pPr>
+        <w:pStyle w:val="manguon"/>
+        <w:rPr>
+          <w:lang w:val="vi-VN"/>
+        </w:rPr>
+      </w:pPr>
+      <w:r>
+        <w:rPr>
+          <w:lang w:val="vi-VN"/>
+        </w:rPr>
+        <w:t>&lt;meta charset="UTF-8"&gt;</w:t>
+      </w:r>
+    </w:p>
+    <w:p>
+      <w:pPr>
+        <w:pStyle w:val="manguon"/>
+        <w:rPr>
+          <w:lang w:val="vi-VN"/>
+        </w:rPr>
+      </w:pPr>
+      <w:r>
+        <w:rPr>
+          <w:lang w:val="vi-VN"/>
+        </w:rPr>
+        <w:t>&lt;title&gt;Semantic HTML 3&lt;/title&gt;</w:t>
+      </w:r>
+    </w:p>
+    <w:p>
+      <w:pPr>
+        <w:pStyle w:val="manguon"/>
+        <w:rPr>
+          <w:lang w:val="vi-VN"/>
+        </w:rPr>
+      </w:pPr>
+      <w:r>
+        <w:rPr>
+          <w:lang w:val="vi-VN"/>
+        </w:rPr>
+        <w:t>&lt;style&gt;</w:t>
+      </w:r>
+    </w:p>
+    <w:p>
+      <w:pPr>
+        <w:pStyle w:val="manguon"/>
+        <w:rPr>
+          <w:lang w:val="vi-VN"/>
+        </w:rPr>
+      </w:pPr>
+      <w:r>
+        <w:rPr>
+          <w:lang w:val="vi-VN"/>
+        </w:rPr>
+        <w:t>body{</w:t>
+      </w:r>
+    </w:p>
+    <w:p>
+      <w:pPr>
+        <w:pStyle w:val="manguon"/>
+        <w:rPr>
+          <w:lang w:val="vi-VN"/>
+        </w:rPr>
+      </w:pPr>
+      <w:r>
+        <w:rPr>
+          <w:lang w:val="vi-VN"/>
+        </w:rPr>
+        <w:t>font-family:Arial;</w:t>
+      </w:r>
+    </w:p>
+    <w:p>
+      <w:pPr>
+        <w:pStyle w:val="manguon"/>
+        <w:rPr>
+          <w:lang w:val="vi-VN"/>
+        </w:rPr>
+      </w:pPr>
+      <w:r>
+        <w:rPr>
+          <w:lang w:val="vi-VN"/>
+        </w:rPr>
+        <w:t>display:flex;</w:t>
+      </w:r>
+    </w:p>
+    <w:p>
+      <w:pPr>
+        <w:pStyle w:val="manguon"/>
+        <w:rPr>
+          <w:lang w:val="vi-VN"/>
+        </w:rPr>
+      </w:pPr>
+      <w:r>
+        <w:rPr>
+          <w:lang w:val="vi-VN"/>
+        </w:rPr>
+        <w:t>margin:0;</w:t>
+      </w:r>
+    </w:p>
+    <w:p>
+      <w:pPr>
+        <w:pStyle w:val="manguon"/>
+        <w:rPr>
+          <w:lang w:val="vi-VN"/>
+        </w:rPr>
+      </w:pPr>
+      <w:r>
+        <w:rPr>
+          <w:lang w:val="vi-VN"/>
+        </w:rPr>
+        <w:t>}</w:t>
+      </w:r>
+    </w:p>
+    <w:p>
+      <w:pPr>
+        <w:pStyle w:val="manguon"/>
+        <w:rPr>
+          <w:lang w:val="vi-VN"/>
+        </w:rPr>
+      </w:pPr>
+      <w:r>
+        <w:rPr>
+          <w:lang w:val="vi-VN"/>
+        </w:rPr>
+        <w:t>main{</w:t>
+      </w:r>
+    </w:p>
+    <w:p>
+      <w:pPr>
+        <w:pStyle w:val="manguon"/>
+        <w:rPr>
+          <w:lang w:val="vi-VN"/>
+        </w:rPr>
+      </w:pPr>
+      <w:r>
+        <w:rPr>
+          <w:lang w:val="vi-VN"/>
+        </w:rPr>
+        <w:t>width:75%;</w:t>
+      </w:r>
+    </w:p>
+    <w:p>
+      <w:pPr>
+        <w:pStyle w:val="manguon"/>
+        <w:rPr>
+          <w:lang w:val="vi-VN"/>
+        </w:rPr>
+      </w:pPr>
+      <w:r>
+        <w:rPr>
+          <w:lang w:val="vi-VN"/>
+        </w:rPr>
+        <w:t>padding:20px;</w:t>
+      </w:r>
+    </w:p>
+    <w:p>
+      <w:pPr>
+        <w:pStyle w:val="manguon"/>
+        <w:rPr>
+          <w:lang w:val="vi-VN"/>
+        </w:rPr>
+      </w:pPr>
+      <w:r>
+        <w:rPr>
+          <w:lang w:val="vi-VN"/>
+        </w:rPr>
+        <w:t>}</w:t>
+      </w:r>
+    </w:p>
+    <w:p>
+      <w:pPr>
+        <w:pStyle w:val="manguon"/>
+        <w:rPr>
+          <w:lang w:val="vi-VN"/>
+        </w:rPr>
+      </w:pPr>
+      <w:r>
+        <w:rPr>
+          <w:lang w:val="vi-VN"/>
+        </w:rPr>
+        <w:t>aside{</w:t>
+      </w:r>
+    </w:p>
+    <w:p>
+      <w:pPr>
+        <w:pStyle w:val="manguon"/>
+        <w:rPr>
+          <w:lang w:val="vi-VN"/>
+        </w:rPr>
+      </w:pPr>
+      <w:r>
+        <w:rPr>
+          <w:lang w:val="vi-VN"/>
+        </w:rPr>
+        <w:t>width:25%;</w:t>
+      </w:r>
+    </w:p>
+    <w:p>
+      <w:pPr>
+        <w:pStyle w:val="manguon"/>
+        <w:rPr>
+          <w:lang w:val="vi-VN"/>
+        </w:rPr>
+      </w:pPr>
+      <w:r>
+        <w:rPr>
+          <w:lang w:val="vi-VN"/>
+        </w:rPr>
         <w:lastRenderedPageBreak/>
-        <w:t>&lt;head&gt;</w:t>
+        <w:t>background:#ddd;</w:t>
       </w:r>
     </w:p>
     <w:p>
@@ -14901,7 +15231,7 @@
         <w:rPr>
           <w:lang w:val="vi-VN"/>
         </w:rPr>
-        <w:t>&lt;meta charset="UTF-8"&gt;</w:t>
+        <w:t>padding:20px;</w:t>
       </w:r>
     </w:p>
     <w:p>
@@ -14915,7 +15245,7 @@
         <w:rPr>
           <w:lang w:val="vi-VN"/>
         </w:rPr>
-        <w:t>&lt;title&gt;Semantic HTML 3&lt;/title&gt;</w:t>
+        <w:t>}</w:t>
       </w:r>
     </w:p>
     <w:p>
@@ -14929,7 +15259,7 @@
         <w:rPr>
           <w:lang w:val="vi-VN"/>
         </w:rPr>
-        <w:t>&lt;style&gt;</w:t>
+        <w:t>article{</w:t>
       </w:r>
     </w:p>
     <w:p>
@@ -14943,7 +15273,7 @@
         <w:rPr>
           <w:lang w:val="vi-VN"/>
         </w:rPr>
-        <w:t>body{</w:t>
+        <w:t>background:white;</w:t>
       </w:r>
     </w:p>
     <w:p>
@@ -14957,7 +15287,7 @@
         <w:rPr>
           <w:lang w:val="vi-VN"/>
         </w:rPr>
-        <w:t>font-family:Arial;</w:t>
+        <w:t>padding:20px;</w:t>
       </w:r>
     </w:p>
     <w:p>
@@ -14971,7 +15301,7 @@
         <w:rPr>
           <w:lang w:val="vi-VN"/>
         </w:rPr>
-        <w:t>display:flex;</w:t>
+        <w:t>margin-bottom:20px;</w:t>
       </w:r>
     </w:p>
     <w:p>
@@ -14985,7 +15315,7 @@
         <w:rPr>
           <w:lang w:val="vi-VN"/>
         </w:rPr>
-        <w:t>margin:0;</w:t>
+        <w:t>}</w:t>
       </w:r>
     </w:p>
     <w:p>
@@ -14999,7 +15329,7 @@
         <w:rPr>
           <w:lang w:val="vi-VN"/>
         </w:rPr>
-        <w:t>}</w:t>
+        <w:t>&lt;/style&gt;</w:t>
       </w:r>
     </w:p>
     <w:p>
@@ -15013,7 +15343,7 @@
         <w:rPr>
           <w:lang w:val="vi-VN"/>
         </w:rPr>
-        <w:t>main{</w:t>
+        <w:t>&lt;/head&gt;</w:t>
       </w:r>
     </w:p>
     <w:p>
@@ -15027,7 +15357,7 @@
         <w:rPr>
           <w:lang w:val="vi-VN"/>
         </w:rPr>
-        <w:t>width:75%;</w:t>
+        <w:t>&lt;body&gt;</w:t>
       </w:r>
     </w:p>
     <w:p>
@@ -15041,7 +15371,7 @@
         <w:rPr>
           <w:lang w:val="vi-VN"/>
         </w:rPr>
-        <w:t>padding:20px;</w:t>
+        <w:t>&lt;main&gt;</w:t>
       </w:r>
     </w:p>
     <w:p>
@@ -15055,7 +15385,7 @@
         <w:rPr>
           <w:lang w:val="vi-VN"/>
         </w:rPr>
-        <w:t>}</w:t>
+        <w:t>&lt;article&gt;</w:t>
       </w:r>
     </w:p>
     <w:p>
@@ -15069,7 +15399,7 @@
         <w:rPr>
           <w:lang w:val="vi-VN"/>
         </w:rPr>
-        <w:t>aside{</w:t>
+        <w:t>&lt;h2&gt;Mô hình One Piece&lt;/h2&gt;</w:t>
       </w:r>
     </w:p>
     <w:p>
@@ -15083,7 +15413,7 @@
         <w:rPr>
           <w:lang w:val="vi-VN"/>
         </w:rPr>
-        <w:t>width:25%;</w:t>
+        <w:t>&lt;p&gt;Bộ sưu tập mới nhất năm 2026.&lt;/p&gt;</w:t>
       </w:r>
     </w:p>
     <w:p>
@@ -15097,7 +15427,7 @@
         <w:rPr>
           <w:lang w:val="vi-VN"/>
         </w:rPr>
-        <w:t>background:#ddd;</w:t>
+        <w:t>&lt;/article&gt;</w:t>
       </w:r>
     </w:p>
     <w:p>
@@ -15111,7 +15441,7 @@
         <w:rPr>
           <w:lang w:val="vi-VN"/>
         </w:rPr>
-        <w:t>padding:20px;</w:t>
+        <w:t>&lt;article&gt;</w:t>
       </w:r>
     </w:p>
     <w:p>
@@ -15125,7 +15455,7 @@
         <w:rPr>
           <w:lang w:val="vi-VN"/>
         </w:rPr>
-        <w:t>}</w:t>
+        <w:t>&lt;h2&gt;Mô hình Marvel&lt;/h2&gt;</w:t>
       </w:r>
     </w:p>
     <w:p>
@@ -15139,7 +15469,7 @@
         <w:rPr>
           <w:lang w:val="vi-VN"/>
         </w:rPr>
-        <w:t>article{</w:t>
+        <w:t>&lt;p&gt;Cập nhật các mẫu Hot Toys mới.&lt;/p&gt;</w:t>
       </w:r>
     </w:p>
     <w:p>
@@ -15153,7 +15483,7 @@
         <w:rPr>
           <w:lang w:val="vi-VN"/>
         </w:rPr>
-        <w:t>background:white;</w:t>
+        <w:t>&lt;/article&gt;</w:t>
       </w:r>
     </w:p>
     <w:p>
@@ -15167,7 +15497,7 @@
         <w:rPr>
           <w:lang w:val="vi-VN"/>
         </w:rPr>
-        <w:t>padding:20px;</w:t>
+        <w:t>&lt;/main&gt;</w:t>
       </w:r>
     </w:p>
     <w:p>
@@ -15181,7 +15511,7 @@
         <w:rPr>
           <w:lang w:val="vi-VN"/>
         </w:rPr>
-        <w:t>margin-bottom:20px;</w:t>
+        <w:t>&lt;aside&gt;</w:t>
       </w:r>
     </w:p>
     <w:p>
@@ -15195,7 +15525,7 @@
         <w:rPr>
           <w:lang w:val="vi-VN"/>
         </w:rPr>
-        <w:t>}</w:t>
+        <w:t>&lt;h3&gt;Khuyến mãi&lt;/h3&gt;</w:t>
       </w:r>
     </w:p>
     <w:p>
@@ -15209,217 +15539,6 @@
         <w:rPr>
           <w:lang w:val="vi-VN"/>
         </w:rPr>
-        <w:t>&lt;/style&gt;</w:t>
-      </w:r>
-    </w:p>
-    <w:p>
-      <w:pPr>
-        <w:pStyle w:val="manguon"/>
-        <w:rPr>
-          <w:lang w:val="vi-VN"/>
-        </w:rPr>
-      </w:pPr>
-      <w:r>
-        <w:rPr>
-          <w:lang w:val="vi-VN"/>
-        </w:rPr>
-        <w:t>&lt;/head&gt;</w:t>
-      </w:r>
-    </w:p>
-    <w:p>
-      <w:pPr>
-        <w:pStyle w:val="manguon"/>
-        <w:rPr>
-          <w:lang w:val="vi-VN"/>
-        </w:rPr>
-      </w:pPr>
-      <w:r>
-        <w:rPr>
-          <w:lang w:val="vi-VN"/>
-        </w:rPr>
-        <w:t>&lt;body&gt;</w:t>
-      </w:r>
-    </w:p>
-    <w:p>
-      <w:pPr>
-        <w:pStyle w:val="manguon"/>
-        <w:rPr>
-          <w:lang w:val="vi-VN"/>
-        </w:rPr>
-      </w:pPr>
-      <w:r>
-        <w:rPr>
-          <w:lang w:val="vi-VN"/>
-        </w:rPr>
-        <w:t>&lt;main&gt;</w:t>
-      </w:r>
-    </w:p>
-    <w:p>
-      <w:pPr>
-        <w:pStyle w:val="manguon"/>
-        <w:rPr>
-          <w:lang w:val="vi-VN"/>
-        </w:rPr>
-      </w:pPr>
-      <w:r>
-        <w:rPr>
-          <w:lang w:val="vi-VN"/>
-        </w:rPr>
-        <w:t>&lt;article&gt;</w:t>
-      </w:r>
-    </w:p>
-    <w:p>
-      <w:pPr>
-        <w:pStyle w:val="manguon"/>
-        <w:rPr>
-          <w:lang w:val="vi-VN"/>
-        </w:rPr>
-      </w:pPr>
-      <w:r>
-        <w:rPr>
-          <w:lang w:val="vi-VN"/>
-        </w:rPr>
-        <w:t>&lt;h2&gt;Mô hình One Piece&lt;/h2&gt;</w:t>
-      </w:r>
-    </w:p>
-    <w:p>
-      <w:pPr>
-        <w:pStyle w:val="manguon"/>
-        <w:rPr>
-          <w:lang w:val="vi-VN"/>
-        </w:rPr>
-      </w:pPr>
-      <w:r>
-        <w:rPr>
-          <w:lang w:val="vi-VN"/>
-        </w:rPr>
-        <w:t>&lt;p&gt;Bộ sưu tập mới nhất năm 2026.&lt;/p&gt;</w:t>
-      </w:r>
-    </w:p>
-    <w:p>
-      <w:pPr>
-        <w:pStyle w:val="manguon"/>
-        <w:rPr>
-          <w:lang w:val="vi-VN"/>
-        </w:rPr>
-      </w:pPr>
-      <w:r>
-        <w:rPr>
-          <w:lang w:val="vi-VN"/>
-        </w:rPr>
-        <w:t>&lt;/article&gt;</w:t>
-      </w:r>
-    </w:p>
-    <w:p>
-      <w:pPr>
-        <w:pStyle w:val="manguon"/>
-        <w:rPr>
-          <w:lang w:val="vi-VN"/>
-        </w:rPr>
-      </w:pPr>
-      <w:r>
-        <w:rPr>
-          <w:lang w:val="vi-VN"/>
-        </w:rPr>
-        <w:t>&lt;article&gt;</w:t>
-      </w:r>
-    </w:p>
-    <w:p>
-      <w:pPr>
-        <w:pStyle w:val="manguon"/>
-        <w:rPr>
-          <w:lang w:val="vi-VN"/>
-        </w:rPr>
-      </w:pPr>
-      <w:r>
-        <w:rPr>
-          <w:lang w:val="vi-VN"/>
-        </w:rPr>
-        <w:t>&lt;h2&gt;Mô hình Marvel&lt;/h2&gt;</w:t>
-      </w:r>
-    </w:p>
-    <w:p>
-      <w:pPr>
-        <w:pStyle w:val="manguon"/>
-        <w:rPr>
-          <w:lang w:val="vi-VN"/>
-        </w:rPr>
-      </w:pPr>
-      <w:r>
-        <w:rPr>
-          <w:lang w:val="vi-VN"/>
-        </w:rPr>
-        <w:t>&lt;p&gt;Cập nhật các mẫu Hot Toys mới.&lt;/p&gt;</w:t>
-      </w:r>
-    </w:p>
-    <w:p>
-      <w:pPr>
-        <w:pStyle w:val="manguon"/>
-        <w:rPr>
-          <w:lang w:val="vi-VN"/>
-        </w:rPr>
-      </w:pPr>
-      <w:r>
-        <w:rPr>
-          <w:lang w:val="vi-VN"/>
-        </w:rPr>
-        <w:t>&lt;/article&gt;</w:t>
-      </w:r>
-    </w:p>
-    <w:p>
-      <w:pPr>
-        <w:pStyle w:val="manguon"/>
-        <w:rPr>
-          <w:lang w:val="vi-VN"/>
-        </w:rPr>
-      </w:pPr>
-      <w:r>
-        <w:rPr>
-          <w:lang w:val="vi-VN"/>
-        </w:rPr>
-        <w:t>&lt;/main&gt;</w:t>
-      </w:r>
-    </w:p>
-    <w:p>
-      <w:pPr>
-        <w:pStyle w:val="manguon"/>
-        <w:rPr>
-          <w:lang w:val="vi-VN"/>
-        </w:rPr>
-      </w:pPr>
-      <w:r>
-        <w:rPr>
-          <w:lang w:val="vi-VN"/>
-        </w:rPr>
-        <w:t>&lt;aside&gt;</w:t>
-      </w:r>
-    </w:p>
-    <w:p>
-      <w:pPr>
-        <w:pStyle w:val="manguon"/>
-        <w:rPr>
-          <w:lang w:val="vi-VN"/>
-        </w:rPr>
-      </w:pPr>
-      <w:r>
-        <w:rPr>
-          <w:lang w:val="vi-VN"/>
-        </w:rPr>
-        <w:t>&lt;h3&gt;Khuyến mãi&lt;/h3&gt;</w:t>
-      </w:r>
-    </w:p>
-    <w:p>
-      <w:pPr>
-        <w:pStyle w:val="manguon"/>
-        <w:rPr>
-          <w:lang w:val="vi-VN"/>
-        </w:rPr>
-      </w:pPr>
-      <w:r>
-        <w:rPr>
-          <w:lang w:val="vi-VN"/>
-        </w:rPr>
-        <w:lastRenderedPageBreak/>
         <w:t>&lt;p&gt;Giảm 20% cho đơn hàng trên 3 triệu.&lt;/p&gt;</w:t>
       </w:r>
     </w:p>
@@ -15589,6 +15708,7 @@
           <w:szCs w:val="28"/>
           <w:lang w:val="vi-VN"/>
         </w:rPr>
+        <w:lastRenderedPageBreak/>
         <w:drawing>
           <wp:inline distT="0" distB="0" distL="0" distR="0" wp14:anchorId="25AAAC11" wp14:editId="20B825C6">
             <wp:extent cx="2343477" cy="3715268"/>
@@ -15634,6 +15754,37 @@
     </w:p>
     <w:p>
       <w:pPr>
+        <w:spacing w:after="0" w:line="360" w:lineRule="auto"/>
+        <w:ind w:left="2160"/>
+        <w:jc w:val="both"/>
+        <w:rPr>
+          <w:rFonts w:cs="Times New Roman"/>
+          <w:sz w:val="28"/>
+          <w:szCs w:val="28"/>
+          <w:lang w:val="vi-VN"/>
+        </w:rPr>
+      </w:pPr>
+      <w:r>
+        <w:rPr>
+          <w:rFonts w:cs="Times New Roman"/>
+          <w:sz w:val="28"/>
+          <w:szCs w:val="28"/>
+          <w:lang w:val="vi-VN"/>
+        </w:rPr>
+        <w:t xml:space="preserve">Hình </w:t>
+      </w:r>
+      <w:r>
+        <w:rPr>
+          <w:rFonts w:cs="Times New Roman"/>
+          <w:sz w:val="28"/>
+          <w:szCs w:val="28"/>
+          <w:lang w:val="vi-VN"/>
+        </w:rPr>
+        <w:t>3.4 Kết quả ví dụ minh họa</w:t>
+      </w:r>
+    </w:p>
+    <w:p>
+      <w:pPr>
         <w:pStyle w:val="Heading3"/>
         <w:numPr>
           <w:ilvl w:val="0"/>
@@ -15769,7 +15920,6 @@
           <w:sz w:val="28"/>
           <w:szCs w:val="28"/>
         </w:rPr>
-        <w:lastRenderedPageBreak/>
         <w:t xml:space="preserve">Hỗ trợ xây dựng biểu mẫu để người dùng nhập dữ liệu. </w:t>
       </w:r>
     </w:p>
@@ -16062,6 +16212,7 @@
         <w:rPr>
           <w:szCs w:val="28"/>
         </w:rPr>
+        <w:lastRenderedPageBreak/>
         <w:t>2.4. CSS3</w:t>
       </w:r>
       <w:bookmarkEnd w:id="54"/>
@@ -16600,107 +16751,107 @@
         <w:rPr>
           <w:lang w:val="vi-VN"/>
         </w:rPr>
+        <w:t xml:space="preserve">    &lt;/style&gt;</w:t>
+      </w:r>
+    </w:p>
+    <w:p>
+      <w:pPr>
+        <w:pStyle w:val="manguon"/>
+        <w:rPr>
+          <w:lang w:val="vi-VN"/>
+        </w:rPr>
+      </w:pPr>
+      <w:r>
+        <w:rPr>
+          <w:lang w:val="vi-VN"/>
+        </w:rPr>
+        <w:t>&lt;/head&gt;</w:t>
+      </w:r>
+    </w:p>
+    <w:p>
+      <w:pPr>
+        <w:pStyle w:val="manguon"/>
+        <w:rPr>
+          <w:lang w:val="vi-VN"/>
+        </w:rPr>
+      </w:pPr>
+      <w:r>
+        <w:rPr>
+          <w:lang w:val="vi-VN"/>
+        </w:rPr>
+        <w:t>&lt;body&gt;</w:t>
+      </w:r>
+    </w:p>
+    <w:p>
+      <w:pPr>
+        <w:pStyle w:val="manguon"/>
+        <w:rPr>
+          <w:lang w:val="vi-VN"/>
+        </w:rPr>
+      </w:pPr>
+    </w:p>
+    <w:p>
+      <w:pPr>
+        <w:pStyle w:val="manguon"/>
+        <w:rPr>
+          <w:lang w:val="vi-VN"/>
+        </w:rPr>
+      </w:pPr>
+      <w:r>
+        <w:rPr>
+          <w:lang w:val="vi-VN"/>
+        </w:rPr>
+        <w:t>&lt;h1&gt;SHK Shop&lt;/h1&gt;</w:t>
+      </w:r>
+    </w:p>
+    <w:p>
+      <w:pPr>
+        <w:pStyle w:val="manguon"/>
+        <w:rPr>
+          <w:lang w:val="vi-VN"/>
+        </w:rPr>
+      </w:pPr>
+      <w:r>
+        <w:rPr>
+          <w:lang w:val="vi-VN"/>
+        </w:rPr>
+        <w:t>&lt;p&gt;Website bán mô hình.&lt;/p&gt;</w:t>
+      </w:r>
+    </w:p>
+    <w:p>
+      <w:pPr>
+        <w:pStyle w:val="manguon"/>
+        <w:rPr>
+          <w:lang w:val="vi-VN"/>
+        </w:rPr>
+      </w:pPr>
+    </w:p>
+    <w:p>
+      <w:pPr>
+        <w:pStyle w:val="manguon"/>
+        <w:rPr>
+          <w:lang w:val="vi-VN"/>
+        </w:rPr>
+      </w:pPr>
+      <w:r>
+        <w:rPr>
+          <w:lang w:val="vi-VN"/>
+        </w:rPr>
+        <w:t>&lt;/body&gt;</w:t>
+      </w:r>
+    </w:p>
+    <w:p>
+      <w:pPr>
+        <w:pStyle w:val="manguon"/>
+        <w:rPr>
+          <w:lang w:val="vi-VN"/>
+        </w:rPr>
+      </w:pPr>
+      <w:r>
+        <w:rPr>
+          <w:lang w:val="vi-VN"/>
+        </w:rPr>
         <w:lastRenderedPageBreak/>
-        <w:t xml:space="preserve">    &lt;/style&gt;</w:t>
-      </w:r>
-    </w:p>
-    <w:p>
-      <w:pPr>
-        <w:pStyle w:val="manguon"/>
-        <w:rPr>
-          <w:lang w:val="vi-VN"/>
-        </w:rPr>
-      </w:pPr>
-      <w:r>
-        <w:rPr>
-          <w:lang w:val="vi-VN"/>
-        </w:rPr>
-        <w:t>&lt;/head&gt;</w:t>
-      </w:r>
-    </w:p>
-    <w:p>
-      <w:pPr>
-        <w:pStyle w:val="manguon"/>
-        <w:rPr>
-          <w:lang w:val="vi-VN"/>
-        </w:rPr>
-      </w:pPr>
-      <w:r>
-        <w:rPr>
-          <w:lang w:val="vi-VN"/>
-        </w:rPr>
-        <w:t>&lt;body&gt;</w:t>
-      </w:r>
-    </w:p>
-    <w:p>
-      <w:pPr>
-        <w:pStyle w:val="manguon"/>
-        <w:rPr>
-          <w:lang w:val="vi-VN"/>
-        </w:rPr>
-      </w:pPr>
-    </w:p>
-    <w:p>
-      <w:pPr>
-        <w:pStyle w:val="manguon"/>
-        <w:rPr>
-          <w:lang w:val="vi-VN"/>
-        </w:rPr>
-      </w:pPr>
-      <w:r>
-        <w:rPr>
-          <w:lang w:val="vi-VN"/>
-        </w:rPr>
-        <w:t>&lt;h1&gt;SHK Shop&lt;/h1&gt;</w:t>
-      </w:r>
-    </w:p>
-    <w:p>
-      <w:pPr>
-        <w:pStyle w:val="manguon"/>
-        <w:rPr>
-          <w:lang w:val="vi-VN"/>
-        </w:rPr>
-      </w:pPr>
-      <w:r>
-        <w:rPr>
-          <w:lang w:val="vi-VN"/>
-        </w:rPr>
-        <w:t>&lt;p&gt;Website bán mô hình.&lt;/p&gt;</w:t>
-      </w:r>
-    </w:p>
-    <w:p>
-      <w:pPr>
-        <w:pStyle w:val="manguon"/>
-        <w:rPr>
-          <w:lang w:val="vi-VN"/>
-        </w:rPr>
-      </w:pPr>
-    </w:p>
-    <w:p>
-      <w:pPr>
-        <w:pStyle w:val="manguon"/>
-        <w:rPr>
-          <w:lang w:val="vi-VN"/>
-        </w:rPr>
-      </w:pPr>
-      <w:r>
-        <w:rPr>
-          <w:lang w:val="vi-VN"/>
-        </w:rPr>
-        <w:t>&lt;/body&gt;</w:t>
-      </w:r>
-    </w:p>
-    <w:p>
-      <w:pPr>
-        <w:pStyle w:val="manguon"/>
-        <w:rPr>
-          <w:lang w:val="vi-VN"/>
-        </w:rPr>
-      </w:pPr>
-      <w:r>
-        <w:rPr>
-          <w:lang w:val="vi-VN"/>
-        </w:rPr>
         <w:t>&lt;/html&gt;</w:t>
       </w:r>
     </w:p>
@@ -16775,6 +16926,45 @@
     </w:p>
     <w:p>
       <w:pPr>
+        <w:spacing w:after="0" w:line="360" w:lineRule="auto"/>
+        <w:rPr>
+          <w:lang w:val="vi-VN"/>
+        </w:rPr>
+      </w:pPr>
+      <w:r>
+        <w:rPr>
+          <w:lang w:val="vi-VN"/>
+        </w:rPr>
+        <w:tab/>
+      </w:r>
+      <w:r>
+        <w:rPr>
+          <w:lang w:val="vi-VN"/>
+        </w:rPr>
+        <w:tab/>
+      </w:r>
+      <w:r>
+        <w:rPr>
+          <w:lang w:val="vi-VN"/>
+        </w:rPr>
+        <w:tab/>
+      </w:r>
+      <w:r>
+        <w:rPr>
+          <w:lang w:val="vi-VN"/>
+        </w:rPr>
+        <w:tab/>
+      </w:r>
+      <w:r>
+        <w:rPr>
+          <w:lang w:val="vi-VN"/>
+        </w:rPr>
+        <w:tab/>
+        <w:t>Hình 4.1 Kết quả ví dụ minh họa</w:t>
+      </w:r>
+    </w:p>
+    <w:p>
+      <w:pPr>
         <w:pStyle w:val="Heading3"/>
         <w:numPr>
           <w:ilvl w:val="0"/>
@@ -17280,99 +17470,99 @@
         <w:rPr>
           <w:lang w:val="vi-VN"/>
         </w:rPr>
+        <w:t xml:space="preserve">    &lt;/h1&gt;</w:t>
+      </w:r>
+    </w:p>
+    <w:p>
+      <w:pPr>
+        <w:pStyle w:val="manguon"/>
+        <w:rPr>
+          <w:lang w:val="vi-VN"/>
+        </w:rPr>
+      </w:pPr>
+      <w:r>
+        <w:rPr>
+          <w:lang w:val="vi-VN"/>
+        </w:rPr>
+        <w:t xml:space="preserve">    &lt;p style="color: red; font-size: 20px;"&gt;</w:t>
+      </w:r>
+    </w:p>
+    <w:p>
+      <w:pPr>
+        <w:pStyle w:val="manguon"/>
+        <w:rPr>
+          <w:lang w:val="vi-VN"/>
+        </w:rPr>
+      </w:pPr>
+      <w:r>
+        <w:rPr>
+          <w:lang w:val="vi-VN"/>
+        </w:rPr>
+        <w:t xml:space="preserve">        Chào mừng bạn đến với website bán mô hình.</w:t>
+      </w:r>
+    </w:p>
+    <w:p>
+      <w:pPr>
+        <w:pStyle w:val="manguon"/>
+        <w:rPr>
+          <w:lang w:val="vi-VN"/>
+        </w:rPr>
+      </w:pPr>
+      <w:r>
+        <w:rPr>
+          <w:lang w:val="vi-VN"/>
+        </w:rPr>
+        <w:t xml:space="preserve">    &lt;/p&gt;</w:t>
+      </w:r>
+    </w:p>
+    <w:p>
+      <w:pPr>
+        <w:pStyle w:val="manguon"/>
+        <w:rPr>
+          <w:lang w:val="vi-VN"/>
+        </w:rPr>
+      </w:pPr>
+    </w:p>
+    <w:p>
+      <w:pPr>
+        <w:pStyle w:val="manguon"/>
+        <w:rPr>
+          <w:lang w:val="vi-VN"/>
+        </w:rPr>
+      </w:pPr>
+      <w:r>
+        <w:rPr>
+          <w:lang w:val="vi-VN"/>
+        </w:rPr>
+        <w:t xml:space="preserve">    &lt;button style="</w:t>
+      </w:r>
+    </w:p>
+    <w:p>
+      <w:pPr>
+        <w:pStyle w:val="manguon"/>
+        <w:rPr>
+          <w:lang w:val="vi-VN"/>
+        </w:rPr>
+      </w:pPr>
+      <w:r>
+        <w:rPr>
+          <w:lang w:val="vi-VN"/>
+        </w:rPr>
+        <w:t xml:space="preserve">        background-color: green;</w:t>
+      </w:r>
+    </w:p>
+    <w:p>
+      <w:pPr>
+        <w:pStyle w:val="manguon"/>
+        <w:rPr>
+          <w:lang w:val="vi-VN"/>
+        </w:rPr>
+      </w:pPr>
+      <w:r>
+        <w:rPr>
+          <w:lang w:val="vi-VN"/>
+        </w:rPr>
         <w:lastRenderedPageBreak/>
-        <w:t xml:space="preserve">    &lt;/h1&gt;</w:t>
-      </w:r>
-    </w:p>
-    <w:p>
-      <w:pPr>
-        <w:pStyle w:val="manguon"/>
-        <w:rPr>
-          <w:lang w:val="vi-VN"/>
-        </w:rPr>
-      </w:pPr>
-      <w:r>
-        <w:rPr>
-          <w:lang w:val="vi-VN"/>
-        </w:rPr>
-        <w:t xml:space="preserve">    &lt;p style="color: red; font-size: 20px;"&gt;</w:t>
-      </w:r>
-    </w:p>
-    <w:p>
-      <w:pPr>
-        <w:pStyle w:val="manguon"/>
-        <w:rPr>
-          <w:lang w:val="vi-VN"/>
-        </w:rPr>
-      </w:pPr>
-      <w:r>
-        <w:rPr>
-          <w:lang w:val="vi-VN"/>
-        </w:rPr>
-        <w:t xml:space="preserve">        Chào mừng bạn đến với website bán mô hình.</w:t>
-      </w:r>
-    </w:p>
-    <w:p>
-      <w:pPr>
-        <w:pStyle w:val="manguon"/>
-        <w:rPr>
-          <w:lang w:val="vi-VN"/>
-        </w:rPr>
-      </w:pPr>
-      <w:r>
-        <w:rPr>
-          <w:lang w:val="vi-VN"/>
-        </w:rPr>
-        <w:t xml:space="preserve">    &lt;/p&gt;</w:t>
-      </w:r>
-    </w:p>
-    <w:p>
-      <w:pPr>
-        <w:pStyle w:val="manguon"/>
-        <w:rPr>
-          <w:lang w:val="vi-VN"/>
-        </w:rPr>
-      </w:pPr>
-    </w:p>
-    <w:p>
-      <w:pPr>
-        <w:pStyle w:val="manguon"/>
-        <w:rPr>
-          <w:lang w:val="vi-VN"/>
-        </w:rPr>
-      </w:pPr>
-      <w:r>
-        <w:rPr>
-          <w:lang w:val="vi-VN"/>
-        </w:rPr>
-        <w:t xml:space="preserve">    &lt;button style="</w:t>
-      </w:r>
-    </w:p>
-    <w:p>
-      <w:pPr>
-        <w:pStyle w:val="manguon"/>
-        <w:rPr>
-          <w:lang w:val="vi-VN"/>
-        </w:rPr>
-      </w:pPr>
-      <w:r>
-        <w:rPr>
-          <w:lang w:val="vi-VN"/>
-        </w:rPr>
-        <w:t xml:space="preserve">        background-color: green;</w:t>
-      </w:r>
-    </w:p>
-    <w:p>
-      <w:pPr>
-        <w:pStyle w:val="manguon"/>
-        <w:rPr>
-          <w:lang w:val="vi-VN"/>
-        </w:rPr>
-      </w:pPr>
-      <w:r>
-        <w:rPr>
-          <w:lang w:val="vi-VN"/>
-        </w:rPr>
         <w:t xml:space="preserve">        color: white;</w:t>
       </w:r>
     </w:p>
@@ -17554,6 +17744,21 @@
     <w:p>
       <w:pPr>
         <w:spacing w:after="0" w:line="360" w:lineRule="auto"/>
+        <w:ind w:left="2880"/>
+        <w:rPr>
+          <w:lang w:val="vi-VN"/>
+        </w:rPr>
+      </w:pPr>
+      <w:r>
+        <w:rPr>
+          <w:lang w:val="vi-VN"/>
+        </w:rPr>
+        <w:t>Hình 4.2 Kết quả ví dụ minh họa</w:t>
+      </w:r>
+    </w:p>
+    <w:p>
+      <w:pPr>
+        <w:spacing w:after="0" w:line="360" w:lineRule="auto"/>
         <w:jc w:val="both"/>
         <w:rPr>
           <w:rFonts w:cs="Times New Roman"/>
@@ -17828,6 +18033,7 @@
         <w:rPr>
           <w:lang w:val="vi-VN"/>
         </w:rPr>
+        <w:lastRenderedPageBreak/>
         <w:t>h1{</w:t>
       </w:r>
     </w:p>
@@ -18301,6 +18507,7 @@
           <w:noProof/>
           <w:lang w:val="vi-VN"/>
         </w:rPr>
+        <w:lastRenderedPageBreak/>
         <w:drawing>
           <wp:inline distT="0" distB="0" distL="0" distR="0" wp14:anchorId="6CCCE4D6" wp14:editId="68B0941B">
             <wp:extent cx="5652135" cy="846377"/>
@@ -18347,6 +18554,20 @@
     <w:p>
       <w:pPr>
         <w:spacing w:after="0" w:line="360" w:lineRule="auto"/>
+        <w:rPr>
+          <w:lang w:val="vi-VN"/>
+        </w:rPr>
+      </w:pPr>
+      <w:r>
+        <w:rPr>
+          <w:lang w:val="vi-VN"/>
+        </w:rPr>
+        <w:t xml:space="preserve">                                   Hình 4.2 Kết quả ví dụ minh họa</w:t>
+      </w:r>
+    </w:p>
+    <w:p>
+      <w:pPr>
+        <w:spacing w:after="0" w:line="360" w:lineRule="auto"/>
         <w:jc w:val="both"/>
         <w:rPr>
           <w:rFonts w:cs="Times New Roman"/>
@@ -19182,96 +19403,97 @@
         <w:rPr>
           <w:lang w:val="vi-VN"/>
         </w:rPr>
+        <w:t xml:space="preserve">    border-radius:5px;</w:t>
+      </w:r>
+    </w:p>
+    <w:p>
+      <w:pPr>
+        <w:pStyle w:val="manguon"/>
+        <w:rPr>
+          <w:lang w:val="vi-VN"/>
+        </w:rPr>
+      </w:pPr>
+      <w:r>
+        <w:rPr>
+          <w:lang w:val="vi-VN"/>
+        </w:rPr>
+        <w:t xml:space="preserve">    cursor:pointer;</w:t>
+      </w:r>
+    </w:p>
+    <w:p>
+      <w:pPr>
+        <w:pStyle w:val="manguon"/>
+        <w:rPr>
+          <w:lang w:val="vi-VN"/>
+        </w:rPr>
+      </w:pPr>
+      <w:r>
+        <w:rPr>
+          <w:lang w:val="vi-VN"/>
+        </w:rPr>
+        <w:t>}</w:t>
+      </w:r>
+    </w:p>
+    <w:p>
+      <w:pPr>
+        <w:pStyle w:val="manguon"/>
+        <w:rPr>
+          <w:lang w:val="vi-VN"/>
+        </w:rPr>
+      </w:pPr>
+      <w:r>
+        <w:rPr>
+          <w:lang w:val="vi-VN"/>
+        </w:rPr>
+        <w:t>button:hover{</w:t>
+      </w:r>
+    </w:p>
+    <w:p>
+      <w:pPr>
+        <w:pStyle w:val="manguon"/>
+        <w:rPr>
+          <w:lang w:val="vi-VN"/>
+        </w:rPr>
+      </w:pPr>
+      <w:r>
+        <w:rPr>
+          <w:lang w:val="vi-VN"/>
+        </w:rPr>
+        <w:t xml:space="preserve">    background:#2E7D32;</w:t>
+      </w:r>
+    </w:p>
+    <w:p>
+      <w:pPr>
+        <w:pStyle w:val="manguon"/>
+        <w:rPr>
+          <w:lang w:val="vi-VN"/>
+        </w:rPr>
+      </w:pPr>
+      <w:r>
+        <w:rPr>
+          <w:lang w:val="vi-VN"/>
+        </w:rPr>
+        <w:t>}</w:t>
+      </w:r>
+    </w:p>
+    <w:p>
+      <w:pPr>
+        <w:spacing w:after="0" w:line="360" w:lineRule="auto"/>
+        <w:rPr>
+          <w:lang w:val="vi-VN"/>
+        </w:rPr>
+      </w:pPr>
+      <w:r>
+        <w:rPr>
+          <w:lang w:val="vi-VN"/>
+        </w:rPr>
         <w:lastRenderedPageBreak/>
-        <w:t xml:space="preserve">    border-radius:5px;</w:t>
-      </w:r>
-    </w:p>
-    <w:p>
-      <w:pPr>
-        <w:pStyle w:val="manguon"/>
-        <w:rPr>
-          <w:lang w:val="vi-VN"/>
-        </w:rPr>
-      </w:pPr>
-      <w:r>
-        <w:rPr>
-          <w:lang w:val="vi-VN"/>
-        </w:rPr>
-        <w:t xml:space="preserve">    cursor:pointer;</w:t>
-      </w:r>
-    </w:p>
-    <w:p>
-      <w:pPr>
-        <w:pStyle w:val="manguon"/>
-        <w:rPr>
-          <w:lang w:val="vi-VN"/>
-        </w:rPr>
-      </w:pPr>
-      <w:r>
-        <w:rPr>
-          <w:lang w:val="vi-VN"/>
-        </w:rPr>
-        <w:t>}</w:t>
-      </w:r>
-    </w:p>
-    <w:p>
-      <w:pPr>
-        <w:pStyle w:val="manguon"/>
-        <w:rPr>
-          <w:lang w:val="vi-VN"/>
-        </w:rPr>
-      </w:pPr>
-      <w:r>
-        <w:rPr>
-          <w:lang w:val="vi-VN"/>
-        </w:rPr>
-        <w:t>button:hover{</w:t>
-      </w:r>
-    </w:p>
-    <w:p>
-      <w:pPr>
-        <w:pStyle w:val="manguon"/>
-        <w:rPr>
-          <w:lang w:val="vi-VN"/>
-        </w:rPr>
-      </w:pPr>
-      <w:r>
-        <w:rPr>
-          <w:lang w:val="vi-VN"/>
-        </w:rPr>
-        <w:t xml:space="preserve">    background:#2E7D32;</w:t>
-      </w:r>
-    </w:p>
-    <w:p>
-      <w:pPr>
-        <w:pStyle w:val="manguon"/>
-        <w:rPr>
-          <w:lang w:val="vi-VN"/>
-        </w:rPr>
-      </w:pPr>
-      <w:r>
-        <w:rPr>
-          <w:lang w:val="vi-VN"/>
-        </w:rPr>
-        <w:t>}</w:t>
-      </w:r>
-    </w:p>
-    <w:p>
-      <w:pPr>
-        <w:spacing w:after="0" w:line="360" w:lineRule="auto"/>
-        <w:rPr>
-          <w:lang w:val="vi-VN"/>
-        </w:rPr>
-      </w:pPr>
-      <w:r>
-        <w:rPr>
-          <w:lang w:val="vi-VN"/>
-        </w:rPr>
         <w:t>Kết quả:</w:t>
       </w:r>
     </w:p>
     <w:p>
       <w:pPr>
+        <w:keepNext/>
         <w:spacing w:after="0" w:line="360" w:lineRule="auto"/>
         <w:rPr>
           <w:lang w:val="vi-VN"/>
@@ -19327,6 +19549,42 @@
     </w:p>
     <w:p>
       <w:pPr>
+        <w:pStyle w:val="Caption"/>
+        <w:ind w:left="2160" w:firstLine="720"/>
+        <w:jc w:val="left"/>
+        <w:rPr>
+          <w:lang w:val="vi-VN"/>
+        </w:rPr>
+      </w:pPr>
+      <w:r>
+        <w:rPr>
+          <w:lang w:val="vi-VN"/>
+        </w:rPr>
+        <w:t>Hình 4.2 Kết quả chạy ví dụ</w:t>
+      </w:r>
+    </w:p>
+    <w:p>
+      <w:pPr>
+        <w:spacing w:after="0" w:line="360" w:lineRule="auto"/>
+        <w:rPr>
+          <w:lang w:val="vi-VN"/>
+        </w:rPr>
+      </w:pPr>
+      <w:r>
+        <w:rPr>
+          <w:lang w:val="vi-VN"/>
+        </w:rPr>
+        <w:t xml:space="preserve">                                   </w:t>
+      </w:r>
+      <w:r>
+        <w:rPr>
+          <w:lang w:val="vi-VN"/>
+        </w:rPr>
+        <w:tab/>
+      </w:r>
+    </w:p>
+    <w:p>
+      <w:pPr>
         <w:pStyle w:val="Heading3"/>
         <w:numPr>
           <w:ilvl w:val="0"/>
@@ -21697,7 +21955,7 @@
           <w:lang w:val="vi-VN"/>
         </w:rPr>
         <w:drawing>
-          <wp:inline distT="0" distB="0" distL="0" distR="0" wp14:anchorId="53C6AA43" wp14:editId="0790102D">
+          <wp:inline distT="0" distB="0" distL="0" distR="0" wp14:anchorId="53C6AA43" wp14:editId="7312C95A">
             <wp:extent cx="5580380" cy="915670"/>
             <wp:effectExtent l="0" t="0" r="1270" b="0"/>
             <wp:docPr id="984364050" name="Picture 7"/>
@@ -21738,6 +21996,31 @@
           </wp:inline>
         </w:drawing>
       </w:r>
+      <w:r>
+        <w:rPr>
+          <w:lang w:val="vi-VN"/>
+        </w:rPr>
+        <w:tab/>
+      </w:r>
+      <w:r>
+        <w:rPr>
+          <w:lang w:val="vi-VN"/>
+        </w:rPr>
+        <w:tab/>
+      </w:r>
+      <w:r>
+        <w:rPr>
+          <w:lang w:val="vi-VN"/>
+        </w:rPr>
+        <w:tab/>
+      </w:r>
+      <w:r>
+        <w:rPr>
+          <w:lang w:val="vi-VN"/>
+        </w:rPr>
+        <w:tab/>
+        <w:t>Hình 4.5 Kết quả chạy ví dụ</w:t>
+      </w:r>
     </w:p>
     <w:p>
       <w:pPr>
@@ -27476,8 +27759,45 @@
     </w:p>
     <w:p>
       <w:pPr>
+        <w:pStyle w:val="noidung"/>
+        <w:spacing w:before="0" w:after="0"/>
+        <w:ind w:firstLine="0"/>
+        <w:rPr>
+          <w:sz w:val="28"/>
+          <w:szCs w:val="28"/>
+          <w:lang w:val="vi-VN"/>
+        </w:rPr>
+      </w:pPr>
+      <w:r>
+        <w:rPr>
+          <w:sz w:val="28"/>
+          <w:szCs w:val="28"/>
+        </w:rPr>
+        <w:t xml:space="preserve">Các nội dung bao gồm tổng quan về website, thiết kế giao diện, HTML5, CSS3, JavaScript, Bootstrap và các công cụ phát triển đã được phân tích nhằm làm rõ vai trò cũng như khả năng ứng dụng trong quá trình xây dựng hệ thống. Đây là cơ sở quan trọng để triển khai các bước phân tích yêu cầu, thiết kế hệ thống và phát triển các chức năng của website, sẽ được trình bày chi </w:t>
+      </w:r>
+      <w:r>
+        <w:rPr>
+          <w:sz w:val="28"/>
+          <w:szCs w:val="28"/>
+        </w:rPr>
+        <w:t>tiết</w:t>
+      </w:r>
+      <w:r>
+        <w:rPr>
+          <w:sz w:val="28"/>
+          <w:szCs w:val="28"/>
+          <w:lang w:val="vi-VN"/>
+        </w:rPr>
+        <w:t>.</w:t>
+      </w:r>
+    </w:p>
+    <w:p>
+      <w:pPr>
         <w:pStyle w:val="Heading1"/>
         <w:spacing w:before="0" w:after="0"/>
+        <w:rPr>
+          <w:lang w:val="vi-VN"/>
+        </w:rPr>
       </w:pPr>
       <w:bookmarkStart w:id="102" w:name="_Toc230160109"/>
       <w:bookmarkStart w:id="103" w:name="_Toc234254856"/>
@@ -27488,6 +27808,40 @@
       <w:bookmarkEnd w:id="102"/>
       <w:bookmarkEnd w:id="103"/>
       <w:bookmarkEnd w:id="104"/>
+    </w:p>
+    <w:p>
+      <w:pPr>
+        <w:spacing w:after="0" w:line="360" w:lineRule="auto"/>
+        <w:jc w:val="both"/>
+        <w:rPr>
+          <w:sz w:val="28"/>
+          <w:szCs w:val="28"/>
+          <w:lang w:val="vi-VN"/>
+        </w:rPr>
+      </w:pPr>
+      <w:r>
+        <w:rPr>
+          <w:sz w:val="28"/>
+          <w:szCs w:val="28"/>
+        </w:rPr>
+        <w:t xml:space="preserve">Sau khi đã trình bày các cơ sở lý thuyết ở Chương 2, Chương 3 tập trung phân tích và thiết kế hệ thống cho website giới thiệu và kinh doanh mô hình </w:t>
+      </w:r>
+      <w:r>
+        <w:rPr>
+          <w:b/>
+          <w:bCs/>
+          <w:sz w:val="28"/>
+          <w:szCs w:val="28"/>
+        </w:rPr>
+        <w:t>SHK Shop</w:t>
+      </w:r>
+      <w:r>
+        <w:rPr>
+          <w:sz w:val="28"/>
+          <w:szCs w:val="28"/>
+        </w:rPr>
+        <w:t>. Nội dung chương bao gồm mô tả bài toán, đặc tả các yêu cầu chức năng và phi chức năng, thiết kế dữ liệu, thiết kế các chức năng chính và thiết kế giao diện của website. Các nội dung này là cơ sở để xây dựng một hệ thống đáp ứng nhu cầu giới thiệu sản phẩm, hỗ trợ người dùng tìm kiếm, lựa chọn và quản lý giỏ hàng, đồng thời đảm bảo giao diện trực quan, dễ sử dụng và tương thích trên nhiều loại thiết bị.</w:t>
+      </w:r>
     </w:p>
     <w:p>
       <w:pPr>
@@ -27508,6 +27862,7 @@
         <w:rPr>
           <w:szCs w:val="28"/>
         </w:rPr>
+        <w:lastRenderedPageBreak/>
         <w:t>3.1. Mô tả vấn đề</w:t>
       </w:r>
       <w:bookmarkEnd w:id="105"/>
@@ -27565,7 +27920,6 @@
           <w:sz w:val="28"/>
           <w:szCs w:val="28"/>
         </w:rPr>
-        <w:lastRenderedPageBreak/>
         <w:t>Xuất phát từ thực tế đó, đề tài xây dựng website giới thiệu và kinh doanh mô hình SHK Shop nhằm tạo ra một nền tảng trực tuyến giúp khách hàng dễ dàng tiếp cận các sản phẩm của cửa hàng. Website cung cấp các chức năng như hiển thị danh sách sản phẩm, phân loại mô hình theo từng bộ phim, tìm kiếm sản phẩm theo tên, xem thông tin chi tiết của từng sản phẩm và quản lý giỏ hàng. Bên cạnh đó, giao diện website được thiết kế hiện đại, thân thiện với người dùng và có khả năng hiển thị tốt trên nhiều loại thiết bị nhờ sử dụng Bootstrap, góp phần nâng cao trải nghiệm người dùng và hình ảnh thương hiệu của SHK Shop.</w:t>
       </w:r>
     </w:p>
@@ -27692,6 +28046,7 @@
           <w:sz w:val="28"/>
           <w:szCs w:val="28"/>
         </w:rPr>
+        <w:lastRenderedPageBreak/>
         <w:t>Hiển thị danh sách các sản phẩm mô hình với đầy đủ hình ảnh, tên sản phẩm và giá bán.</w:t>
       </w:r>
     </w:p>
@@ -27888,7 +28243,6 @@
           <w:sz w:val="28"/>
           <w:szCs w:val="28"/>
         </w:rPr>
-        <w:lastRenderedPageBreak/>
         <w:t>Giao diện được thiết kế đơn giản, hiện đại và thân thiện với người dùng.</w:t>
       </w:r>
     </w:p>
@@ -28055,7 +28409,15 @@
           <w:sz w:val="28"/>
           <w:szCs w:val="28"/>
         </w:rPr>
-        <w:t>Website SHK Shop không sử dụng hệ quản trị cơ sở dữ liệu mà lưu trữ dữ liệu dưới dạng các đối tượng (Object) trong mảng (Array) của JavaScript. Mỗi đối tượng đại diện cho một sản phẩm và chứa đầy đủ thông tin cần thiết để hiển thị trên website. Dữ liệu này được sử dụng cho các chức năng như hiển thị danh sách sản phẩm, tìm kiếm, lọc theo từng bộ phim và hiển thị trang chi tiết sản phẩm.</w:t>
+        <w:t xml:space="preserve">Website SHK Shop không sử dụng hệ quản trị cơ sở dữ liệu mà lưu trữ dữ liệu dưới dạng các đối tượng (Object) trong mảng (Array) của JavaScript. Mỗi đối tượng đại diện cho một sản phẩm và chứa đầy đủ thông tin cần thiết để hiển thị trên website. Dữ liệu này được sử dụng cho các chức năng như hiển thị danh </w:t>
+      </w:r>
+      <w:r>
+        <w:rPr>
+          <w:sz w:val="28"/>
+          <w:szCs w:val="28"/>
+        </w:rPr>
+        <w:lastRenderedPageBreak/>
+        <w:t>sách sản phẩm, tìm kiếm, lọc theo từng bộ phim và hiển thị trang chi tiết sản phẩm.</w:t>
       </w:r>
     </w:p>
     <w:p>
@@ -28117,116 +28479,6 @@
       <w:bookmarkEnd w:id="121"/>
       <w:bookmarkEnd w:id="122"/>
       <w:bookmarkEnd w:id="123"/>
-    </w:p>
-    <w:p>
-      <w:pPr>
-        <w:spacing w:after="0" w:line="360" w:lineRule="auto"/>
-        <w:rPr>
-          <w:sz w:val="28"/>
-          <w:szCs w:val="28"/>
-          <w:lang w:val="vi-VN"/>
-        </w:rPr>
-      </w:pPr>
-    </w:p>
-    <w:p>
-      <w:pPr>
-        <w:spacing w:after="0" w:line="360" w:lineRule="auto"/>
-        <w:rPr>
-          <w:sz w:val="28"/>
-          <w:szCs w:val="28"/>
-          <w:lang w:val="vi-VN"/>
-        </w:rPr>
-      </w:pPr>
-    </w:p>
-    <w:p>
-      <w:pPr>
-        <w:spacing w:after="0" w:line="360" w:lineRule="auto"/>
-        <w:rPr>
-          <w:sz w:val="28"/>
-          <w:szCs w:val="28"/>
-          <w:lang w:val="vi-VN"/>
-        </w:rPr>
-      </w:pPr>
-    </w:p>
-    <w:p>
-      <w:pPr>
-        <w:spacing w:after="0" w:line="360" w:lineRule="auto"/>
-        <w:rPr>
-          <w:sz w:val="28"/>
-          <w:szCs w:val="28"/>
-          <w:lang w:val="vi-VN"/>
-        </w:rPr>
-      </w:pPr>
-    </w:p>
-    <w:p>
-      <w:pPr>
-        <w:spacing w:after="0" w:line="360" w:lineRule="auto"/>
-        <w:rPr>
-          <w:sz w:val="28"/>
-          <w:szCs w:val="28"/>
-          <w:lang w:val="vi-VN"/>
-        </w:rPr>
-      </w:pPr>
-    </w:p>
-    <w:p>
-      <w:pPr>
-        <w:spacing w:after="0" w:line="360" w:lineRule="auto"/>
-        <w:rPr>
-          <w:sz w:val="28"/>
-          <w:szCs w:val="28"/>
-          <w:lang w:val="vi-VN"/>
-        </w:rPr>
-      </w:pPr>
-    </w:p>
-    <w:p>
-      <w:pPr>
-        <w:spacing w:after="0" w:line="360" w:lineRule="auto"/>
-        <w:rPr>
-          <w:sz w:val="28"/>
-          <w:szCs w:val="28"/>
-          <w:lang w:val="vi-VN"/>
-        </w:rPr>
-      </w:pPr>
-    </w:p>
-    <w:p>
-      <w:pPr>
-        <w:spacing w:after="0" w:line="360" w:lineRule="auto"/>
-        <w:rPr>
-          <w:sz w:val="28"/>
-          <w:szCs w:val="28"/>
-          <w:lang w:val="vi-VN"/>
-        </w:rPr>
-      </w:pPr>
-    </w:p>
-    <w:p>
-      <w:pPr>
-        <w:spacing w:after="0" w:line="360" w:lineRule="auto"/>
-        <w:rPr>
-          <w:sz w:val="28"/>
-          <w:szCs w:val="28"/>
-          <w:lang w:val="vi-VN"/>
-        </w:rPr>
-      </w:pPr>
-    </w:p>
-    <w:p>
-      <w:pPr>
-        <w:spacing w:after="0" w:line="360" w:lineRule="auto"/>
-        <w:rPr>
-          <w:sz w:val="28"/>
-          <w:szCs w:val="28"/>
-          <w:lang w:val="vi-VN"/>
-        </w:rPr>
-      </w:pPr>
-    </w:p>
-    <w:p>
-      <w:pPr>
-        <w:spacing w:after="0" w:line="360" w:lineRule="auto"/>
-        <w:rPr>
-          <w:sz w:val="28"/>
-          <w:szCs w:val="28"/>
-          <w:lang w:val="vi-VN"/>
-        </w:rPr>
-      </w:pPr>
     </w:p>
     <w:tbl>
       <w:tblPr>
@@ -29189,37 +29441,30 @@
           <w:rFonts w:cs="Times New Roman"/>
           <w:sz w:val="28"/>
           <w:szCs w:val="28"/>
-        </w:rPr>
-        <w:t xml:space="preserve">Bảng </w:t>
-      </w:r>
-      <w:r>
-        <w:rPr>
-          <w:rFonts w:cs="Times New Roman"/>
-          <w:sz w:val="28"/>
-          <w:szCs w:val="28"/>
-        </w:rPr>
-        <w:fldChar w:fldCharType="begin"/>
-      </w:r>
-      <w:r>
-        <w:rPr>
-          <w:rFonts w:cs="Times New Roman"/>
-          <w:sz w:val="28"/>
-          <w:szCs w:val="28"/>
-        </w:rPr>
-        <w:instrText xml:space="preserve"> STYLEREF 1 \s </w:instrText>
-      </w:r>
-      <w:r>
-        <w:rPr>
-          <w:rFonts w:cs="Times New Roman"/>
-          <w:sz w:val="28"/>
-          <w:szCs w:val="28"/>
-        </w:rPr>
-        <w:fldChar w:fldCharType="separate"/>
-      </w:r>
-      <w:r>
-        <w:rPr>
-          <w:rFonts w:cs="Times New Roman"/>
-          <w:noProof/>
+          <w:lang w:val="vi-VN"/>
+        </w:rPr>
+        <w:t xml:space="preserve">         </w:t>
+      </w:r>
+      <w:r>
+        <w:rPr>
+          <w:rFonts w:cs="Times New Roman"/>
+          <w:sz w:val="28"/>
+          <w:szCs w:val="28"/>
+        </w:rPr>
+        <w:t>Bảng</w:t>
+      </w:r>
+      <w:r>
+        <w:rPr>
+          <w:rFonts w:cs="Times New Roman"/>
+          <w:sz w:val="28"/>
+          <w:szCs w:val="28"/>
+          <w:lang w:val="vi-VN"/>
+        </w:rPr>
+        <w:t xml:space="preserve"> </w:t>
+      </w:r>
+      <w:r>
+        <w:rPr>
+          <w:rFonts w:cs="Times New Roman"/>
           <w:sz w:val="28"/>
           <w:szCs w:val="28"/>
         </w:rPr>
@@ -29228,44 +29473,11 @@
       <w:r>
         <w:rPr>
           <w:rFonts w:cs="Times New Roman"/>
-          <w:noProof/>
-          <w:sz w:val="28"/>
-          <w:szCs w:val="28"/>
-        </w:rPr>
-        <w:fldChar w:fldCharType="end"/>
-      </w:r>
-      <w:r>
-        <w:rPr>
-          <w:rFonts w:cs="Times New Roman"/>
-          <w:sz w:val="28"/>
-          <w:szCs w:val="28"/>
-        </w:rPr>
-        <w:t>.</w:t>
-      </w:r>
-      <w:r>
-        <w:rPr>
-          <w:rFonts w:cs="Times New Roman"/>
-          <w:sz w:val="28"/>
-          <w:szCs w:val="28"/>
-        </w:rPr>
-        <w:t>2</w:t>
-      </w:r>
-      <w:r>
-        <w:rPr>
-          <w:rFonts w:cs="Times New Roman"/>
-          <w:sz w:val="28"/>
-          <w:szCs w:val="28"/>
-          <w:lang w:val="vi-VN"/>
-        </w:rPr>
-        <w:t>.2.</w:t>
-      </w:r>
-      <w:r>
-        <w:rPr>
-          <w:rFonts w:cs="Times New Roman"/>
-          <w:sz w:val="28"/>
-          <w:szCs w:val="28"/>
-        </w:rPr>
-        <w:t xml:space="preserve"> Nhập vào tiêu đề bảng</w:t>
+          <w:sz w:val="28"/>
+          <w:szCs w:val="28"/>
+          <w:lang w:val="vi-VN"/>
+        </w:rPr>
+        <w:t>.2</w:t>
       </w:r>
     </w:p>
     <w:p>
@@ -29285,7 +29497,16 @@
           <w:sz w:val="28"/>
           <w:szCs w:val="28"/>
         </w:rPr>
-        <w:t>Bên cạnh dữ liệu sản phẩm, hệ thống còn lưu thông tin giỏ hàng trong Local Storage với các thuộc tính như mã sản phẩm, tên sản phẩm, giá bán, hình ảnh và số lượng. Dữ liệu này được sử dụng để hiển thị danh sách sản phẩm trong giỏ hàng, cập nhật số lượng, xóa sản phẩm và tính tổng giá trị đơn hàng.</w:t>
+        <w:t xml:space="preserve">Bên cạnh dữ liệu sản phẩm, hệ thống còn lưu thông tin giỏ hàng trong Local Storage với các thuộc tính như mã sản phẩm, tên sản phẩm, giá bán, hình ảnh </w:t>
+      </w:r>
+      <w:r>
+        <w:rPr>
+          <w:rFonts w:cs="Times New Roman"/>
+          <w:sz w:val="28"/>
+          <w:szCs w:val="28"/>
+        </w:rPr>
+        <w:lastRenderedPageBreak/>
+        <w:t>và số lượng. Dữ liệu này được sử dụng để hiển thị danh sách sản phẩm trong giỏ hàng, cập nhật số lượng, xóa sản phẩm và tính tổng giá trị đơn hàng.</w:t>
       </w:r>
     </w:p>
     <w:p>
@@ -29702,7 +29923,16 @@
           <w:sz w:val="28"/>
           <w:szCs w:val="28"/>
         </w:rPr>
-        <w:t xml:space="preserve">Hệ thống cho phép người dùng lọc sản phẩm theo từng bộ phim hoặc thương hiệu như Marvel, DC, Anime,... Khi người dùng lựa chọn một danh mục, JavaScript sẽ lọc các sản phẩm có cùng thuộc tính </w:t>
+        <w:t xml:space="preserve">Hệ thống cho phép người dùng lọc sản phẩm theo từng bộ phim hoặc thương hiệu như Marvel, DC, Anime,... Khi người dùng lựa chọn một danh mục, </w:t>
+      </w:r>
+      <w:r>
+        <w:rPr>
+          <w:rFonts w:cs="Times New Roman"/>
+          <w:sz w:val="28"/>
+          <w:szCs w:val="28"/>
+        </w:rPr>
+        <w:lastRenderedPageBreak/>
+        <w:t xml:space="preserve">JavaScript sẽ lọc các sản phẩm có cùng thuộc tính </w:t>
       </w:r>
       <w:r>
         <w:rPr>
@@ -29742,7 +29972,6 @@
           <w:sz w:val="28"/>
           <w:szCs w:val="28"/>
         </w:rPr>
-        <w:lastRenderedPageBreak/>
         <w:t>3.4.3. Chức năng tìm kiếm</w:t>
       </w:r>
       <w:bookmarkEnd w:id="129"/>
@@ -30086,6 +30315,7 @@
           <w:sz w:val="28"/>
           <w:szCs w:val="28"/>
         </w:rPr>
+        <w:lastRenderedPageBreak/>
         <w:t xml:space="preserve">Cho phép người dùng đăng xuất khỏi hệ thống, xóa trạng thái đăng nhập và quay về trang chủ hoặc trang đăng nhập. </w:t>
       </w:r>
     </w:p>
@@ -30128,7 +30358,6 @@
           <w:sz w:val="28"/>
           <w:szCs w:val="28"/>
         </w:rPr>
-        <w:lastRenderedPageBreak/>
         <w:t xml:space="preserve">Thông tin cá nhân được hiển thị đầy đủ. </w:t>
       </w:r>
     </w:p>
@@ -30383,7 +30612,7 @@
           <w:szCs w:val="28"/>
           <w:lang w:val="vi-VN"/>
         </w:rPr>
-        <w:t>Hình 3.5.1. Sơ đồ website</w:t>
+        <w:t>Hình 5.1. Sơ đồ website</w:t>
       </w:r>
     </w:p>
     <w:p>
@@ -30406,6 +30635,7 @@
           <w:sz w:val="28"/>
           <w:szCs w:val="28"/>
         </w:rPr>
+        <w:lastRenderedPageBreak/>
         <w:t>3.5.2. Giao diện trang chủ</w:t>
       </w:r>
       <w:bookmarkEnd w:id="139"/>
@@ -30428,16 +30658,7 @@
           <w:sz w:val="28"/>
           <w:szCs w:val="28"/>
         </w:rPr>
-        <w:t xml:space="preserve">Trang chủ là giao diện đầu tiên khi người dùng truy cập website. Trang bao gồm thanh điều hướng (Navbar), banner giới thiệu, danh sách sản phẩm nổi bật </w:t>
-      </w:r>
-      <w:r>
-        <w:rPr>
-          <w:rFonts w:cs="Times New Roman"/>
-          <w:sz w:val="28"/>
-          <w:szCs w:val="28"/>
-        </w:rPr>
-        <w:lastRenderedPageBreak/>
-        <w:t>và phần chân trang (Footer). Giao diện được bố trí khoa học, giúp người dùng dễ dàng tiếp cận các chức năng của website.</w:t>
+        <w:t>Trang chủ là giao diện đầu tiên khi người dùng truy cập website. Trang bao gồm thanh điều hướng (Navbar), banner giới thiệu, danh sách sản phẩm nổi bật và phần chân trang (Footer). Giao diện được bố trí khoa học, giúp người dùng dễ dàng tiếp cận các chức năng của website.</w:t>
       </w:r>
     </w:p>
     <w:p>
@@ -30521,7 +30742,7 @@
           <w:szCs w:val="28"/>
           <w:lang w:val="vi-VN"/>
         </w:rPr>
-        <w:t xml:space="preserve">Hình 3.5.2. Phác thảo trang chủ </w:t>
+        <w:t xml:space="preserve">Hình 5.2. Phác thảo trang chủ </w:t>
       </w:r>
     </w:p>
     <w:p>
@@ -30588,6 +30809,7 @@
           <w:szCs w:val="28"/>
           <w:lang w:val="vi-VN"/>
         </w:rPr>
+        <w:lastRenderedPageBreak/>
         <w:drawing>
           <wp:inline distT="0" distB="0" distL="0" distR="0" wp14:anchorId="0C0BAE78" wp14:editId="75307FDF">
             <wp:extent cx="5567164" cy="3001818"/>
@@ -30650,7 +30872,6 @@
           <w:szCs w:val="28"/>
           <w:lang w:val="vi-VN"/>
         </w:rPr>
-        <w:lastRenderedPageBreak/>
         <w:t>3.5.3. Phác thảo trang danh mục</w:t>
       </w:r>
     </w:p>
@@ -30718,6 +30939,7 @@
           <w:szCs w:val="28"/>
           <w:lang w:val="vi-VN"/>
         </w:rPr>
+        <w:lastRenderedPageBreak/>
         <w:drawing>
           <wp:inline distT="0" distB="0" distL="0" distR="0" wp14:anchorId="4FA02D28" wp14:editId="276727DA">
             <wp:extent cx="5449060" cy="4544059"/>
@@ -32004,18 +32226,105 @@
     </w:p>
     <w:p>
       <w:pPr>
+        <w:spacing w:after="0" w:line="360" w:lineRule="auto"/>
+        <w:rPr>
+          <w:sz w:val="28"/>
+          <w:szCs w:val="28"/>
+          <w:lang w:val="vi-VN"/>
+        </w:rPr>
+      </w:pPr>
+      <w:r>
+        <w:rPr>
+          <w:sz w:val="28"/>
+          <w:szCs w:val="28"/>
+        </w:rPr>
+        <w:t xml:space="preserve">Chương 3 đã trình bày quá trình phân tích và thiết kế hệ thống cho website giới thiệu và kinh doanh mô hình </w:t>
+      </w:r>
+      <w:r>
+        <w:rPr>
+          <w:b/>
+          <w:bCs/>
+          <w:sz w:val="28"/>
+          <w:szCs w:val="28"/>
+        </w:rPr>
+        <w:t>SHK Shop</w:t>
+      </w:r>
+      <w:r>
+        <w:rPr>
+          <w:sz w:val="28"/>
+          <w:szCs w:val="28"/>
+        </w:rPr>
+        <w:t xml:space="preserve">. Trên cơ sở xác định yêu cầu của hệ thống, đề tài đã xây dựng thiết kế dữ liệu, thiết kế các chức năng và giao diện nhằm đáp ứng nhu cầu của người dùng. Các bản thiết kế được xây dựng theo hướng trực quan, dễ sử dụng và có khả năng mở rộng, đồng thời tận dụng các công nghệ HTML5, CSS3, JavaScript và Bootstrap để đảm bảo tính tương tác và khả năng hiển thị trên nhiều thiết bị. Đây là cơ sở quan trọng để triển khai và đánh giá kết quả thực hiện hệ thống trong </w:t>
+      </w:r>
+      <w:r>
+        <w:rPr>
+          <w:b/>
+          <w:bCs/>
+          <w:sz w:val="28"/>
+          <w:szCs w:val="28"/>
+        </w:rPr>
+        <w:t>Chương 4</w:t>
+      </w:r>
+      <w:r>
+        <w:rPr>
+          <w:sz w:val="28"/>
+          <w:szCs w:val="28"/>
+        </w:rPr>
+        <w:t>.</w:t>
+      </w:r>
+    </w:p>
+    <w:p>
+      <w:pPr>
         <w:pStyle w:val="Heading1"/>
         <w:spacing w:before="0" w:after="0"/>
+        <w:rPr>
+          <w:lang w:val="vi-VN"/>
+        </w:rPr>
       </w:pPr>
       <w:bookmarkStart w:id="158" w:name="_Toc230160124"/>
       <w:bookmarkStart w:id="159" w:name="_Toc234254876"/>
       <w:bookmarkStart w:id="160" w:name="_Toc234661842"/>
       <w:r>
+        <w:lastRenderedPageBreak/>
         <w:t>KẾT QUẢ thực nghiệm</w:t>
       </w:r>
       <w:bookmarkEnd w:id="158"/>
       <w:bookmarkEnd w:id="159"/>
       <w:bookmarkEnd w:id="160"/>
+    </w:p>
+    <w:p>
+      <w:pPr>
+        <w:spacing w:line="360" w:lineRule="auto"/>
+        <w:jc w:val="both"/>
+        <w:rPr>
+          <w:sz w:val="28"/>
+          <w:szCs w:val="28"/>
+          <w:lang w:val="vi-VN"/>
+        </w:rPr>
+      </w:pPr>
+      <w:r>
+        <w:rPr>
+          <w:sz w:val="28"/>
+          <w:szCs w:val="28"/>
+        </w:rPr>
+        <w:t xml:space="preserve">Sau khi hoàn thành quá trình phân tích, thiết kế và xây dựng hệ thống, Chương 4 trình bày kết quả thực nghiệm của website giới thiệu và kinh doanh mô hình </w:t>
+      </w:r>
+      <w:r>
+        <w:rPr>
+          <w:b/>
+          <w:bCs/>
+          <w:sz w:val="28"/>
+          <w:szCs w:val="28"/>
+        </w:rPr>
+        <w:t>SHK Shop</w:t>
+      </w:r>
+      <w:r>
+        <w:rPr>
+          <w:sz w:val="28"/>
+          <w:szCs w:val="28"/>
+        </w:rPr>
+        <w:t>. Nội dung chương bao gồm dữ liệu được sử dụng để kiểm thử, kết quả đánh giá các chức năng chính của hệ thống và giao diện thực tế của từng trang trên website. Thông qua quá trình kiểm thử, đề tài đánh giá khả năng hoạt động, tính ổn định, mức độ đáp ứng yêu cầu đề ra cũng như khả năng tương thích của website trên nhiều loại thiết bị và trình duyệt, từ đó làm cơ sở để đánh giá hiệu quả của hệ thống.</w:t>
+      </w:r>
     </w:p>
     <w:p>
       <w:pPr>
@@ -32027,6 +32336,7 @@
         <w:spacing w:before="0" w:after="0"/>
         <w:rPr>
           <w:szCs w:val="28"/>
+          <w:lang w:val="vi-VN"/>
         </w:rPr>
       </w:pPr>
       <w:bookmarkStart w:id="161" w:name="_Toc230160125"/>
@@ -32135,15 +32445,7 @@
           <w:sz w:val="28"/>
           <w:szCs w:val="28"/>
         </w:rPr>
-        <w:t xml:space="preserve">, giúp kiểm thử các chức năng lọc sản phẩm, tìm kiếm theo </w:t>
-      </w:r>
-      <w:r>
-        <w:rPr>
-          <w:sz w:val="28"/>
-          <w:szCs w:val="28"/>
-        </w:rPr>
-        <w:lastRenderedPageBreak/>
-        <w:t>tên và hiển thị thông tin chi tiết. Các sản phẩm đều có đầy đủ hình ảnh và thông tin nhằm mô phỏng dữ liệu của một cửa hàng mô hình thực tế.</w:t>
+        <w:t>, giúp kiểm thử các chức năng lọc sản phẩm, tìm kiếm theo tên và hiển thị thông tin chi tiết. Các sản phẩm đều có đầy đủ hình ảnh và thông tin nhằm mô phỏng dữ liệu của một cửa hàng mô hình thực tế.</w:t>
       </w:r>
     </w:p>
     <w:p>
@@ -32536,6 +32838,7 @@
                 <w:szCs w:val="28"/>
                 <w:lang w:val="vi-VN"/>
               </w:rPr>
+              <w:lastRenderedPageBreak/>
               <w:t>2</w:t>
             </w:r>
           </w:p>
@@ -33020,6 +33323,7 @@
     <w:p>
       <w:pPr>
         <w:spacing w:after="0" w:line="360" w:lineRule="auto"/>
+        <w:ind w:left="1440" w:firstLine="720"/>
         <w:jc w:val="both"/>
         <w:rPr>
           <w:rFonts w:cs="Times New Roman"/>
@@ -33028,6 +33332,15 @@
           <w:lang w:val="vi-VN"/>
         </w:rPr>
       </w:pPr>
+      <w:r>
+        <w:rPr>
+          <w:rFonts w:cs="Times New Roman"/>
+          <w:sz w:val="28"/>
+          <w:szCs w:val="28"/>
+          <w:lang w:val="vi-VN"/>
+        </w:rPr>
+        <w:t>Bảng 4.1 Thông tin mô hình</w:t>
+      </w:r>
     </w:p>
     <w:p>
       <w:pPr>
@@ -33138,7 +33451,6 @@
                 <w:szCs w:val="28"/>
                 <w:lang w:val="vi-VN"/>
               </w:rPr>
-              <w:lastRenderedPageBreak/>
               <w:t>STT</w:t>
             </w:r>
           </w:p>
@@ -33958,6 +34270,7 @@
                 <w:szCs w:val="28"/>
                 <w:lang w:val="vi-VN"/>
               </w:rPr>
+              <w:lastRenderedPageBreak/>
               <w:t>5</w:t>
             </w:r>
           </w:p>
@@ -34609,6 +34922,60 @@
           <w:lang w:val="vi-VN"/>
         </w:rPr>
       </w:pPr>
+      <w:r>
+        <w:rPr>
+          <w:rFonts w:cs="Times New Roman"/>
+          <w:sz w:val="28"/>
+          <w:szCs w:val="28"/>
+          <w:lang w:val="vi-VN"/>
+        </w:rPr>
+        <w:tab/>
+      </w:r>
+      <w:r>
+        <w:rPr>
+          <w:rFonts w:cs="Times New Roman"/>
+          <w:sz w:val="28"/>
+          <w:szCs w:val="28"/>
+          <w:lang w:val="vi-VN"/>
+        </w:rPr>
+        <w:tab/>
+      </w:r>
+      <w:r>
+        <w:rPr>
+          <w:rFonts w:cs="Times New Roman"/>
+          <w:sz w:val="28"/>
+          <w:szCs w:val="28"/>
+          <w:lang w:val="vi-VN"/>
+        </w:rPr>
+        <w:tab/>
+      </w:r>
+      <w:r>
+        <w:rPr>
+          <w:rFonts w:cs="Times New Roman"/>
+          <w:sz w:val="28"/>
+          <w:szCs w:val="28"/>
+          <w:lang w:val="vi-VN"/>
+        </w:rPr>
+        <w:tab/>
+      </w:r>
+      <w:r>
+        <w:rPr>
+          <w:rFonts w:cs="Times New Roman"/>
+          <w:sz w:val="28"/>
+          <w:szCs w:val="28"/>
+          <w:lang w:val="vi-VN"/>
+        </w:rPr>
+        <w:t>Bảng</w:t>
+      </w:r>
+      <w:r>
+        <w:rPr>
+          <w:rFonts w:cs="Times New Roman"/>
+          <w:sz w:val="28"/>
+          <w:szCs w:val="28"/>
+          <w:lang w:val="vi-VN"/>
+        </w:rPr>
+        <w:t xml:space="preserve"> 4.2 Kết quả thực nghiệm</w:t>
+      </w:r>
     </w:p>
     <w:p>
       <w:pPr>
@@ -34655,15 +35022,7 @@
           <w:sz w:val="28"/>
           <w:szCs w:val="28"/>
         </w:rPr>
-        <w:t xml:space="preserve">Trang chủ là giao diện đầu tiên khi người dùng truy cập vào website SHK Shop. Giao diện được thiết kế theo phong cách hiện đại với tông màu đen chủ đạo kết </w:t>
-      </w:r>
-      <w:r>
-        <w:rPr>
-          <w:sz w:val="28"/>
-          <w:szCs w:val="28"/>
-        </w:rPr>
-        <w:lastRenderedPageBreak/>
-        <w:t>hợp các điểm nhấn màu đỏ và trắng, tạo cảm giác mạnh mẽ và phù hợp với chủ đề mô hình sưu tầm.</w:t>
+        <w:t>Trang chủ là giao diện đầu tiên khi người dùng truy cập vào website SHK Shop. Giao diện được thiết kế theo phong cách hiện đại với tông màu đen chủ đạo kết hợp các điểm nhấn màu đỏ và trắng, tạo cảm giác mạnh mẽ và phù hợp với chủ đề mô hình sưu tầm.</w:t>
       </w:r>
     </w:p>
     <w:p>
@@ -34749,6 +35108,7 @@
           <w:sz w:val="28"/>
           <w:szCs w:val="28"/>
         </w:rPr>
+        <w:lastRenderedPageBreak/>
         <w:t>Giao diện được xây dựng bằng HTML5, CSS3, JavaScript và Bootstrap nên có bố cục rõ ràng, trực quan và tương thích trên nhiều kích thước màn hình, góp phần nâng cao trải nghiệm người dùng.</w:t>
       </w:r>
       <w:r>
@@ -34768,7 +35128,7 @@
           <w:lang w:val="vi-VN"/>
         </w:rPr>
         <w:drawing>
-          <wp:inline distT="0" distB="0" distL="0" distR="0" wp14:anchorId="347D6E09" wp14:editId="16440DB0">
+          <wp:inline distT="0" distB="0" distL="0" distR="0" wp14:anchorId="347D6E09" wp14:editId="0935E159">
             <wp:extent cx="5580380" cy="2676525"/>
             <wp:effectExtent l="0" t="0" r="1270" b="9525"/>
             <wp:docPr id="1648730111" name="Picture 1"/>
@@ -34898,15 +35258,7 @@
           <w:sz w:val="28"/>
           <w:szCs w:val="28"/>
         </w:rPr>
-        <w:t xml:space="preserve">Trang danh mục được xây dựng nhằm giúp người dùng dễ dàng lựa chọn và truy cập vào các nhóm sản phẩm theo từng bộ phim hoặc thương hiệu. Giao </w:t>
-      </w:r>
-      <w:r>
-        <w:rPr>
-          <w:sz w:val="28"/>
-          <w:szCs w:val="28"/>
-        </w:rPr>
-        <w:lastRenderedPageBreak/>
-        <w:t>diện sử dụng bố cục dạng lưới (Grid Layout) kết hợp với Bootstrap, giúp các danh mục được sắp xếp khoa học, đồng đều và dễ quan sát.</w:t>
+        <w:t>Trang danh mục được xây dựng nhằm giúp người dùng dễ dàng lựa chọn và truy cập vào các nhóm sản phẩm theo từng bộ phim hoặc thương hiệu. Giao diện sử dụng bố cục dạng lưới (Grid Layout) kết hợp với Bootstrap, giúp các danh mục được sắp xếp khoa học, đồng đều và dễ quan sát.</w:t>
       </w:r>
     </w:p>
     <w:p>
@@ -34975,7 +35327,15 @@
           <w:sz w:val="28"/>
           <w:szCs w:val="28"/>
         </w:rPr>
-        <w:t>Giao diện sử dụng tông màu đen kết hợp với các điểm nhấn màu đỏ và trắng, tạo sự đồng nhất với toàn bộ website SHK Shop. Đồng thời, nhờ áp dụng Bootstrap, các danh mục được hiển thị linh hoạt trên nhiều kích thước màn hình, đảm bảo trải nghiệm sử dụng tốt trên máy tính, máy tính bảng và điện thoại.</w:t>
+        <w:t xml:space="preserve">Giao diện sử dụng tông màu đen kết hợp với các điểm nhấn màu đỏ và trắng, tạo sự đồng nhất với toàn bộ website SHK Shop. Đồng thời, nhờ áp dụng </w:t>
+      </w:r>
+      <w:r>
+        <w:rPr>
+          <w:sz w:val="28"/>
+          <w:szCs w:val="28"/>
+        </w:rPr>
+        <w:lastRenderedPageBreak/>
+        <w:t>Bootstrap, các danh mục được hiển thị linh hoạt trên nhiều kích thước màn hình, đảm bảo trải nghiệm sử dụng tốt trên máy tính, máy tính bảng và điện thoại.</w:t>
       </w:r>
     </w:p>
     <w:p>
@@ -35110,15 +35470,7 @@
           <w:sz w:val="28"/>
           <w:szCs w:val="28"/>
         </w:rPr>
-        <w:t xml:space="preserve">Trang sản phẩm được thiết kế nhằm hiển thị toàn bộ các mô hình đang được kinh doanh tại SHK Shop, giúp người dùng dễ dàng tìm kiếm và lựa chọn sản phẩm phù hợp. Giao diện sử dụng bố cục hai cột, trong đó cột bên trái là khu </w:t>
-      </w:r>
-      <w:r>
-        <w:rPr>
-          <w:sz w:val="28"/>
-          <w:szCs w:val="28"/>
-        </w:rPr>
-        <w:lastRenderedPageBreak/>
-        <w:t>vực bộ lọc sản phẩm và cột bên phải là danh sách các sản phẩm được hiển thị dưới dạng thẻ (Card).</w:t>
+        <w:t>Trang sản phẩm được thiết kế nhằm hiển thị toàn bộ các mô hình đang được kinh doanh tại SHK Shop, giúp người dùng dễ dàng tìm kiếm và lựa chọn sản phẩm phù hợp. Giao diện sử dụng bố cục hai cột, trong đó cột bên trái là khu vực bộ lọc sản phẩm và cột bên phải là danh sách các sản phẩm được hiển thị dưới dạng thẻ (Card).</w:t>
       </w:r>
     </w:p>
     <w:p>
@@ -35308,6 +35660,7 @@
           <w:sz w:val="28"/>
           <w:szCs w:val="28"/>
         </w:rPr>
+        <w:lastRenderedPageBreak/>
         <w:t>Khi người dùng nhấp vào một sản phẩm, hệ thống sẽ chuyển đến trang chi tiết để hiển thị đầy đủ thông tin về mô hình, bao gồm mô tả, thông số kỹ thuật và các thông tin liên quan. Giao diện được xây dựng bằng HTML5, CSS3, JavaScript và Bootstrap nên có khả năng hiển thị tốt trên nhiều loại thiết bị, đảm bảo tính trực quan và mang lại trải nghiệm sử dụng thuận tiện.</w:t>
       </w:r>
     </w:p>
@@ -35440,15 +35793,7 @@
           <w:sz w:val="28"/>
           <w:szCs w:val="28"/>
         </w:rPr>
-        <w:t xml:space="preserve">Trang chi tiết sản phẩm được thiết kế nhằm cung cấp đầy đủ thông tin về từng mô hình, giúp người dùng có cơ sở để tham khảo và đưa ra quyết định mua </w:t>
-      </w:r>
-      <w:r>
-        <w:rPr>
-          <w:sz w:val="28"/>
-          <w:szCs w:val="28"/>
-        </w:rPr>
-        <w:lastRenderedPageBreak/>
-        <w:t>hàng. Khi người dùng chọn một sản phẩm từ trang danh sách, hệ thống sẽ chuyển đến trang chi tiết và hiển thị toàn bộ thông tin liên quan.</w:t>
+        <w:t>Trang chi tiết sản phẩm được thiết kế nhằm cung cấp đầy đủ thông tin về từng mô hình, giúp người dùng có cơ sở để tham khảo và đưa ra quyết định mua hàng. Khi người dùng chọn một sản phẩm từ trang danh sách, hệ thống sẽ chuyển đến trang chi tiết và hiển thị toàn bộ thông tin liên quan.</w:t>
       </w:r>
     </w:p>
     <w:p>
@@ -35502,6 +35847,7 @@
           <w:sz w:val="28"/>
           <w:szCs w:val="28"/>
         </w:rPr>
+        <w:lastRenderedPageBreak/>
         <w:t xml:space="preserve">Ngoài ra, trang còn tích hợp hai nút chức năng </w:t>
       </w:r>
       <w:r>
@@ -35686,7 +36032,6 @@
           <w:sz w:val="28"/>
           <w:szCs w:val="28"/>
         </w:rPr>
-        <w:lastRenderedPageBreak/>
         <w:t>Giao diện trang giới thiệu</w:t>
       </w:r>
       <w:bookmarkEnd w:id="177"/>
@@ -35758,6 +36103,7 @@
           <w:sz w:val="28"/>
           <w:szCs w:val="28"/>
         </w:rPr>
+        <w:lastRenderedPageBreak/>
         <w:t xml:space="preserve">Bên dưới phần giới thiệu là các khối thông tin nổi bật, giới thiệu những giá trị cốt lõi của cửa hàng như </w:t>
       </w:r>
       <w:r>
@@ -35844,7 +36190,7 @@
           <w:lang w:val="vi-VN"/>
         </w:rPr>
         <w:drawing>
-          <wp:inline distT="0" distB="0" distL="0" distR="0" wp14:anchorId="553E39ED" wp14:editId="60396E29">
+          <wp:inline distT="0" distB="0" distL="0" distR="0" wp14:anchorId="553E39ED" wp14:editId="688D20F2">
             <wp:extent cx="5580380" cy="2644775"/>
             <wp:effectExtent l="0" t="0" r="1270" b="3175"/>
             <wp:docPr id="292754436" name="Picture 5"/>
@@ -35928,7 +36274,6 @@
           <w:sz w:val="28"/>
           <w:szCs w:val="28"/>
         </w:rPr>
-        <w:lastRenderedPageBreak/>
         <w:t>Giao diện trang liên hệ</w:t>
       </w:r>
       <w:bookmarkEnd w:id="179"/>
@@ -36000,7 +36345,15 @@
           <w:sz w:val="28"/>
           <w:szCs w:val="28"/>
         </w:rPr>
-        <w:t xml:space="preserve"> để gửi thông tin đến cửa hàng. Việc bố trí các trường nhập liệu rõ ràng giúp người dùng thao tác nhanh chóng và thuận tiện.</w:t>
+        <w:t xml:space="preserve"> để gửi </w:t>
+      </w:r>
+      <w:r>
+        <w:rPr>
+          <w:sz w:val="28"/>
+          <w:szCs w:val="28"/>
+        </w:rPr>
+        <w:lastRenderedPageBreak/>
+        <w:t>thông tin đến cửa hàng. Việc bố trí các trường nhập liệu rõ ràng giúp người dùng thao tác nhanh chóng và thuận tiện.</w:t>
       </w:r>
     </w:p>
     <w:p>
@@ -36125,7 +36478,6 @@
           <w:sz w:val="28"/>
           <w:szCs w:val="28"/>
         </w:rPr>
-        <w:lastRenderedPageBreak/>
         <w:t>Giao diện trang giỏ hàng</w:t>
       </w:r>
       <w:bookmarkEnd w:id="181"/>
@@ -36260,6 +36612,7 @@
           <w:sz w:val="28"/>
           <w:szCs w:val="28"/>
         </w:rPr>
+        <w:lastRenderedPageBreak/>
         <w:t xml:space="preserve">Ngoài ra, trang còn tích hợp nút </w:t>
       </w:r>
       <w:r>
@@ -36382,7 +36735,6 @@
           <w:sz w:val="28"/>
           <w:szCs w:val="28"/>
         </w:rPr>
-        <w:lastRenderedPageBreak/>
         <w:t>Giao diện trang đăng nhập</w:t>
       </w:r>
       <w:bookmarkEnd w:id="183"/>
@@ -36533,7 +36885,15 @@
           <w:sz w:val="28"/>
           <w:szCs w:val="28"/>
         </w:rPr>
-        <w:t>Giao diện được xây dựng bằng HTML5, CSS3, JavaScript và Bootstrap với thiết kế tối giản, tông màu đen kết hợp màu đỏ làm điểm nhấn, tạo sự đồng nhất với phong cách chung của website SHK Shop. Bố cục được căn giữa màn hình, giúp người dùng dễ dàng tập trung vào thao tác đăng nhập.</w:t>
+        <w:t xml:space="preserve">Giao diện được xây dựng bằng HTML5, CSS3, JavaScript và Bootstrap với thiết kế tối giản, tông màu đen kết hợp màu đỏ làm điểm nhấn, tạo sự đồng nhất </w:t>
+      </w:r>
+      <w:r>
+        <w:rPr>
+          <w:sz w:val="28"/>
+          <w:szCs w:val="28"/>
+        </w:rPr>
+        <w:lastRenderedPageBreak/>
+        <w:t>với phong cách chung của website SHK Shop. Bố cục được căn giữa màn hình, giúp người dùng dễ dàng tập trung vào thao tác đăng nhập.</w:t>
       </w:r>
     </w:p>
     <w:p>
@@ -36677,15 +37037,7 @@
           <w:sz w:val="28"/>
           <w:szCs w:val="28"/>
         </w:rPr>
-        <w:t xml:space="preserve">Trang đăng ký được xây dựng nhằm hỗ trợ người dùng tạo tài khoản mới trước khi sử dụng các chức năng của website. Giao diện được thiết kế theo phong </w:t>
-      </w:r>
-      <w:r>
-        <w:rPr>
-          <w:sz w:val="28"/>
-          <w:szCs w:val="28"/>
-        </w:rPr>
-        <w:lastRenderedPageBreak/>
-        <w:t>cách tối giản với tông màu đen kết hợp màu đỏ làm điểm nhấn, tạo sự đồng nhất với giao diện chung của SHK Shop.</w:t>
+        <w:t>Trang đăng ký được xây dựng nhằm hỗ trợ người dùng tạo tài khoản mới trước khi sử dụng các chức năng của website. Giao diện được thiết kế theo phong cách tối giản với tông màu đen kết hợp màu đỏ làm điểm nhấn, tạo sự đồng nhất với giao diện chung của SHK Shop.</w:t>
       </w:r>
     </w:p>
     <w:p>
@@ -36818,6 +37170,7 @@
           <w:szCs w:val="28"/>
           <w:lang w:val="vi-VN"/>
         </w:rPr>
+        <w:lastRenderedPageBreak/>
         <w:drawing>
           <wp:inline distT="0" distB="0" distL="0" distR="0" wp14:anchorId="3108AE4F" wp14:editId="3513CB6A">
             <wp:extent cx="5580380" cy="2676525"/>
@@ -36981,16 +37334,7 @@
           <w:sz w:val="28"/>
           <w:szCs w:val="28"/>
         </w:rPr>
-        <w:t xml:space="preserve">, cho </w:t>
-      </w:r>
-      <w:r>
-        <w:rPr>
-          <w:rFonts w:eastAsia="Times New Roman" w:cs="Times New Roman"/>
-          <w:sz w:val="28"/>
-          <w:szCs w:val="28"/>
-        </w:rPr>
-        <w:lastRenderedPageBreak/>
-        <w:t>phép người dùng kết thúc phiên đăng nhập và quay trở về trạng thái ban đầu của website.</w:t>
+        <w:t>, cho phép người dùng kết thúc phiên đăng nhập và quay trở về trạng thái ban đầu của website.</w:t>
       </w:r>
     </w:p>
     <w:p>
@@ -37093,6 +37437,7 @@
           <w:szCs w:val="28"/>
           <w:lang w:val="vi-VN"/>
         </w:rPr>
+        <w:lastRenderedPageBreak/>
         <w:drawing>
           <wp:inline distT="0" distB="0" distL="0" distR="0" wp14:anchorId="78849534" wp14:editId="1944CA5B">
             <wp:extent cx="5044093" cy="2659077"/>
@@ -37166,6 +37511,56 @@
     </w:p>
     <w:p>
       <w:pPr>
+        <w:spacing w:after="0" w:line="360" w:lineRule="auto"/>
+        <w:jc w:val="both"/>
+        <w:rPr>
+          <w:sz w:val="28"/>
+          <w:szCs w:val="28"/>
+          <w:lang w:val="vi-VN"/>
+        </w:rPr>
+      </w:pPr>
+      <w:r>
+        <w:rPr>
+          <w:sz w:val="28"/>
+          <w:szCs w:val="28"/>
+        </w:rPr>
+        <w:t xml:space="preserve">Chương 4 đã trình bày kết quả thực nghiệm của website </w:t>
+      </w:r>
+      <w:r>
+        <w:rPr>
+          <w:b/>
+          <w:bCs/>
+          <w:sz w:val="28"/>
+          <w:szCs w:val="28"/>
+        </w:rPr>
+        <w:t>SHK Shop</w:t>
+      </w:r>
+      <w:r>
+        <w:rPr>
+          <w:sz w:val="28"/>
+          <w:szCs w:val="28"/>
+        </w:rPr>
+        <w:t xml:space="preserve"> thông qua việc kiểm thử các chức năng và đánh giá giao diện của hệ thống. Kết quả cho thấy các chức năng như hiển thị sản phẩm, tìm kiếm, lọc sản phẩm, xem chi tiết, quản lý giỏ hàng, đăng nhập, đăng ký và trang cá nhân đều hoạt động đúng theo yêu cầu. Đồng thời, giao diện được thiết kế trực quan, thống nhất và hiển thị ổn định trên nhiều kích thước màn hình nhờ áp dụng Bootstrap và các công nghệ HTML5, CSS3, JavaScript. Những kết quả đạt được cho thấy website đáp ứng được mục tiêu đặt ra của đề tài và là cơ sở để đưa ra các kết luận cũng như định hướng phát triển trong </w:t>
+      </w:r>
+      <w:r>
+        <w:rPr>
+          <w:b/>
+          <w:bCs/>
+          <w:sz w:val="28"/>
+          <w:szCs w:val="28"/>
+        </w:rPr>
+        <w:t>Chương 5</w:t>
+      </w:r>
+      <w:r>
+        <w:rPr>
+          <w:sz w:val="28"/>
+          <w:szCs w:val="28"/>
+        </w:rPr>
+        <w:t>.</w:t>
+      </w:r>
+    </w:p>
+    <w:p>
+      <w:pPr>
         <w:pStyle w:val="Heading1"/>
         <w:spacing w:before="0" w:after="0"/>
       </w:pPr>
@@ -37209,20 +37604,19 @@
       <w:pPr>
         <w:pStyle w:val="noidung"/>
         <w:spacing w:before="0" w:after="0"/>
-        <w:ind w:firstLine="0"/>
-        <w:rPr>
-          <w:rFonts w:cs="Times New Roman"/>
-          <w:sz w:val="28"/>
-          <w:szCs w:val="28"/>
-        </w:rPr>
-      </w:pPr>
-      <w:r>
-        <w:rPr>
-          <w:rFonts w:cs="Times New Roman"/>
-          <w:sz w:val="28"/>
-          <w:szCs w:val="28"/>
-        </w:rPr>
-        <w:t xml:space="preserve">Sau quá trình nghiên cứu và thực hiện đề tài </w:t>
+        <w:rPr>
+          <w:rFonts w:cs="Times New Roman"/>
+          <w:sz w:val="28"/>
+          <w:szCs w:val="28"/>
+        </w:rPr>
+      </w:pPr>
+      <w:r>
+        <w:rPr>
+          <w:rFonts w:cs="Times New Roman"/>
+          <w:sz w:val="28"/>
+          <w:szCs w:val="28"/>
+        </w:rPr>
+        <w:t xml:space="preserve">Sau quá trình nghiên cứu, phân tích, thiết kế và triển khai đề tài </w:t>
       </w:r>
       <w:r>
         <w:rPr>
@@ -37240,229 +37634,310 @@
           <w:sz w:val="28"/>
           <w:szCs w:val="28"/>
         </w:rPr>
-        <w:t>, nhóm đã hoàn thành việc xây dựng một website giới thiệu và kinh doanh mô hình với giao diện hiện đại, trực quan và thân thiện với người dùng. Website được phát triển bằng các công nghệ HTML5, CSS3, JavaScript và Bootstrap, đáp ứng tốt yêu cầu về giao diện và các chức năng cơ bản của một website bán hàng.</w:t>
+        <w:t>, nhóm đã hoàn thành mục tiêu đề ra là xây dựng một website giới thiệu và kinh doanh mô hình sưu tầm với giao diện hiện đại, trực quan, thân thiện với người dùng và đáp ứng các yêu cầu cơ bản của một hệ thống bán hàng trực tuyến. Website được phát triển dựa trên các công nghệ HTML5, CSS3, JavaScript và Bootstrap Framework, bảo đảm khả năng hiển thị tốt trên nhiều thiết bị khác nhau nhờ thiết kế Responsive Web Design.</w:t>
       </w:r>
     </w:p>
     <w:p>
       <w:pPr>
         <w:pStyle w:val="noidung"/>
         <w:spacing w:before="0" w:after="0"/>
-        <w:ind w:firstLine="0"/>
-        <w:rPr>
-          <w:rFonts w:cs="Times New Roman"/>
-          <w:sz w:val="28"/>
-          <w:szCs w:val="28"/>
-        </w:rPr>
-      </w:pPr>
-      <w:r>
-        <w:rPr>
-          <w:rFonts w:cs="Times New Roman"/>
-          <w:sz w:val="28"/>
-          <w:szCs w:val="28"/>
-        </w:rPr>
-        <w:t>Hệ thống đã triển khai các chức năng chính như:</w:t>
+        <w:rPr>
+          <w:rFonts w:cs="Times New Roman"/>
+          <w:sz w:val="28"/>
+          <w:szCs w:val="28"/>
+        </w:rPr>
+      </w:pPr>
+      <w:r>
+        <w:rPr>
+          <w:rFonts w:cs="Times New Roman"/>
+          <w:sz w:val="28"/>
+          <w:szCs w:val="28"/>
+        </w:rPr>
+        <w:lastRenderedPageBreak/>
+        <w:t>Trong quá trình thực hiện đề tài, nhóm đã tiến hành khảo sát nhu cầu thực tế của người dùng đối với việc tìm kiếm và mua sắm mô hình sưu tầm, từ đó xây dựng cấu trúc website phù hợp với mục tiêu giới thiệu sản phẩm, hỗ trợ tra cứu thông tin và thực hiện các thao tác mua hàng một cách thuận tiện. Giao diện website được thiết kế theo hướng đơn giản, dễ sử dụng, giúp người dùng dễ dàng tiếp cận các chức năng chính và nâng cao trải nghiệm trong quá trình sử dụng.</w:t>
       </w:r>
     </w:p>
     <w:p>
       <w:pPr>
         <w:pStyle w:val="noidung"/>
         <w:spacing w:before="0" w:after="0"/>
-        <w:ind w:firstLine="0"/>
-        <w:rPr>
-          <w:rFonts w:cs="Times New Roman"/>
-          <w:sz w:val="28"/>
-          <w:szCs w:val="28"/>
-        </w:rPr>
-      </w:pPr>
-      <w:r>
-        <w:rPr>
-          <w:rFonts w:cs="Times New Roman"/>
-          <w:sz w:val="28"/>
-          <w:szCs w:val="28"/>
-        </w:rPr>
-        <w:lastRenderedPageBreak/>
-        <w:t xml:space="preserve">Hiển thị danh mục mô hình theo từng bộ phim và thương hiệu. </w:t>
+        <w:rPr>
+          <w:rFonts w:cs="Times New Roman"/>
+          <w:sz w:val="28"/>
+          <w:szCs w:val="28"/>
+        </w:rPr>
+      </w:pPr>
+      <w:r>
+        <w:rPr>
+          <w:rFonts w:cs="Times New Roman"/>
+          <w:sz w:val="28"/>
+          <w:szCs w:val="28"/>
+        </w:rPr>
+        <w:t>Hệ thống đã triển khai đầy đủ các chức năng cơ bản của một website giới thiệu và kinh doanh mô hình, bao gồm:</w:t>
       </w:r>
     </w:p>
     <w:p>
       <w:pPr>
         <w:pStyle w:val="noidung"/>
         <w:spacing w:before="0" w:after="0"/>
-        <w:ind w:firstLine="0"/>
-        <w:rPr>
-          <w:rFonts w:cs="Times New Roman"/>
-          <w:sz w:val="28"/>
-          <w:szCs w:val="28"/>
-        </w:rPr>
-      </w:pPr>
-      <w:r>
-        <w:rPr>
-          <w:rFonts w:cs="Times New Roman"/>
-          <w:sz w:val="28"/>
-          <w:szCs w:val="28"/>
-        </w:rPr>
-        <w:t xml:space="preserve">Hiển thị danh sách và thông tin chi tiết của từng sản phẩm. </w:t>
+        <w:ind w:left="720" w:firstLine="0"/>
+        <w:rPr>
+          <w:rFonts w:cs="Times New Roman"/>
+          <w:sz w:val="28"/>
+          <w:szCs w:val="28"/>
+        </w:rPr>
+      </w:pPr>
+      <w:r>
+        <w:rPr>
+          <w:rFonts w:cs="Times New Roman"/>
+          <w:sz w:val="28"/>
+          <w:szCs w:val="28"/>
+        </w:rPr>
+        <w:t>Hiển thị danh mục sản phẩm theo từng bộ phim, thương hiệu và nhóm sản phẩm.</w:t>
       </w:r>
     </w:p>
     <w:p>
       <w:pPr>
         <w:pStyle w:val="noidung"/>
         <w:spacing w:before="0" w:after="0"/>
-        <w:ind w:firstLine="0"/>
-        <w:rPr>
-          <w:rFonts w:cs="Times New Roman"/>
-          <w:sz w:val="28"/>
-          <w:szCs w:val="28"/>
-        </w:rPr>
-      </w:pPr>
-      <w:r>
-        <w:rPr>
-          <w:rFonts w:cs="Times New Roman"/>
-          <w:sz w:val="28"/>
-          <w:szCs w:val="28"/>
-        </w:rPr>
-        <w:t xml:space="preserve">Tìm kiếm sản phẩm theo tên. </w:t>
+        <w:ind w:left="720" w:firstLine="0"/>
+        <w:rPr>
+          <w:rFonts w:cs="Times New Roman"/>
+          <w:sz w:val="28"/>
+          <w:szCs w:val="28"/>
+        </w:rPr>
+      </w:pPr>
+      <w:r>
+        <w:rPr>
+          <w:rFonts w:cs="Times New Roman"/>
+          <w:sz w:val="28"/>
+          <w:szCs w:val="28"/>
+        </w:rPr>
+        <w:t>Hiển thị danh sách sản phẩm cùng đầy đủ thông tin chi tiết như hình ảnh, tên sản phẩm, giá bán, mô tả và thông số kỹ thuật.</w:t>
       </w:r>
     </w:p>
     <w:p>
       <w:pPr>
         <w:pStyle w:val="noidung"/>
         <w:spacing w:before="0" w:after="0"/>
-        <w:ind w:firstLine="0"/>
-        <w:rPr>
-          <w:rFonts w:cs="Times New Roman"/>
-          <w:sz w:val="28"/>
-          <w:szCs w:val="28"/>
-        </w:rPr>
-      </w:pPr>
-      <w:r>
-        <w:rPr>
-          <w:rFonts w:cs="Times New Roman"/>
-          <w:sz w:val="28"/>
-          <w:szCs w:val="28"/>
-        </w:rPr>
-        <w:t xml:space="preserve">Lọc sản phẩm theo danh mục và trạng thái. </w:t>
+        <w:ind w:left="720" w:firstLine="0"/>
+        <w:rPr>
+          <w:rFonts w:cs="Times New Roman"/>
+          <w:sz w:val="28"/>
+          <w:szCs w:val="28"/>
+        </w:rPr>
+      </w:pPr>
+      <w:r>
+        <w:rPr>
+          <w:rFonts w:cs="Times New Roman"/>
+          <w:sz w:val="28"/>
+          <w:szCs w:val="28"/>
+        </w:rPr>
+        <w:t>Tìm kiếm sản phẩm theo tên nhằm hỗ trợ người dùng nhanh chóng tiếp cận sản phẩm mong muốn.</w:t>
       </w:r>
     </w:p>
     <w:p>
       <w:pPr>
         <w:pStyle w:val="noidung"/>
         <w:spacing w:before="0" w:after="0"/>
-        <w:ind w:firstLine="0"/>
-        <w:rPr>
-          <w:rFonts w:cs="Times New Roman"/>
-          <w:sz w:val="28"/>
-          <w:szCs w:val="28"/>
-        </w:rPr>
-      </w:pPr>
-      <w:r>
-        <w:rPr>
-          <w:rFonts w:cs="Times New Roman"/>
-          <w:sz w:val="28"/>
-          <w:szCs w:val="28"/>
-        </w:rPr>
-        <w:t xml:space="preserve">Thêm sản phẩm vào giỏ hàng và lưu dữ liệu bằng Local Storage. </w:t>
+        <w:ind w:left="720" w:firstLine="0"/>
+        <w:rPr>
+          <w:rFonts w:cs="Times New Roman"/>
+          <w:sz w:val="28"/>
+          <w:szCs w:val="28"/>
+        </w:rPr>
+      </w:pPr>
+      <w:r>
+        <w:rPr>
+          <w:rFonts w:cs="Times New Roman"/>
+          <w:sz w:val="28"/>
+          <w:szCs w:val="28"/>
+        </w:rPr>
+        <w:t>Lọc sản phẩm theo danh mục và trạng thái để tăng tính thuận tiện trong quá trình lựa chọn.</w:t>
       </w:r>
     </w:p>
     <w:p>
       <w:pPr>
         <w:pStyle w:val="noidung"/>
         <w:spacing w:before="0" w:after="0"/>
-        <w:ind w:firstLine="0"/>
-        <w:rPr>
-          <w:rFonts w:cs="Times New Roman"/>
-          <w:sz w:val="28"/>
-          <w:szCs w:val="28"/>
-        </w:rPr>
-      </w:pPr>
-      <w:r>
-        <w:rPr>
-          <w:rFonts w:cs="Times New Roman"/>
-          <w:sz w:val="28"/>
-          <w:szCs w:val="28"/>
-        </w:rPr>
-        <w:t xml:space="preserve">Quản lý giỏ hàng và tính tổng giá trị đơn hàng. </w:t>
+        <w:ind w:left="720" w:firstLine="0"/>
+        <w:rPr>
+          <w:rFonts w:cs="Times New Roman"/>
+          <w:sz w:val="28"/>
+          <w:szCs w:val="28"/>
+        </w:rPr>
+      </w:pPr>
+      <w:r>
+        <w:rPr>
+          <w:rFonts w:cs="Times New Roman"/>
+          <w:sz w:val="28"/>
+          <w:szCs w:val="28"/>
+        </w:rPr>
+        <w:t>Thêm sản phẩm vào giỏ hàng và lưu trữ dữ liệu bằng Local Storage, giúp duy trì thông tin giỏ hàng ngay cả khi người dùng tải lại trang.</w:t>
       </w:r>
     </w:p>
     <w:p>
       <w:pPr>
         <w:pStyle w:val="noidung"/>
         <w:spacing w:before="0" w:after="0"/>
-        <w:ind w:firstLine="0"/>
-        <w:rPr>
-          <w:rFonts w:cs="Times New Roman"/>
-          <w:sz w:val="28"/>
-          <w:szCs w:val="28"/>
-        </w:rPr>
-      </w:pPr>
-      <w:r>
-        <w:rPr>
-          <w:rFonts w:cs="Times New Roman"/>
-          <w:sz w:val="28"/>
-          <w:szCs w:val="28"/>
-        </w:rPr>
-        <w:t xml:space="preserve">Đăng ký và đăng nhập tài khoản. </w:t>
+        <w:ind w:left="720" w:firstLine="0"/>
+        <w:rPr>
+          <w:rFonts w:cs="Times New Roman"/>
+          <w:sz w:val="28"/>
+          <w:szCs w:val="28"/>
+        </w:rPr>
+      </w:pPr>
+      <w:r>
+        <w:rPr>
+          <w:rFonts w:cs="Times New Roman"/>
+          <w:sz w:val="28"/>
+          <w:szCs w:val="28"/>
+        </w:rPr>
+        <w:t>Quản lý giỏ hàng, cập nhật số lượng sản phẩm và tự động tính tổng giá trị đơn hàng.</w:t>
       </w:r>
     </w:p>
     <w:p>
       <w:pPr>
         <w:pStyle w:val="noidung"/>
         <w:spacing w:before="0" w:after="0"/>
-        <w:ind w:firstLine="0"/>
-        <w:rPr>
-          <w:rFonts w:cs="Times New Roman"/>
-          <w:sz w:val="28"/>
-          <w:szCs w:val="28"/>
-        </w:rPr>
-      </w:pPr>
-      <w:r>
-        <w:rPr>
-          <w:rFonts w:cs="Times New Roman"/>
-          <w:sz w:val="28"/>
-          <w:szCs w:val="28"/>
-        </w:rPr>
-        <w:t xml:space="preserve">Trang giới thiệu và liên hệ hỗ trợ khách hàng. </w:t>
+        <w:ind w:left="720" w:firstLine="0"/>
+        <w:rPr>
+          <w:rFonts w:cs="Times New Roman"/>
+          <w:sz w:val="28"/>
+          <w:szCs w:val="28"/>
+        </w:rPr>
+      </w:pPr>
+      <w:r>
+        <w:rPr>
+          <w:rFonts w:cs="Times New Roman"/>
+          <w:sz w:val="28"/>
+          <w:szCs w:val="28"/>
+        </w:rPr>
+        <w:t>Hỗ trợ đăng ký và đăng nhập tài khoản người dùng.</w:t>
       </w:r>
     </w:p>
     <w:p>
       <w:pPr>
         <w:pStyle w:val="noidung"/>
         <w:spacing w:before="0" w:after="0"/>
-        <w:ind w:firstLine="0"/>
-        <w:rPr>
-          <w:rFonts w:cs="Times New Roman"/>
-          <w:sz w:val="28"/>
-          <w:szCs w:val="28"/>
-        </w:rPr>
-      </w:pPr>
-      <w:r>
-        <w:rPr>
-          <w:rFonts w:cs="Times New Roman"/>
-          <w:sz w:val="28"/>
-          <w:szCs w:val="28"/>
-        </w:rPr>
-        <w:t>Qua quá trình xây dựng đề tài, nhóm đã vận dụng được các kiến thức về thiết kế giao diện web, lập trình JavaScript, Bootstrap Framework và kỹ năng tổ chức mã nguồn để xây dựng một website hoàn chỉnh. Kết quả thực nghiệm cho thấy website hoạt động ổn định, các chức năng đáp ứng đúng yêu cầu đề ra và có khả năng sử dụng trên nhiều kích thước màn hình khác nhau.</w:t>
+        <w:ind w:left="720" w:firstLine="0"/>
+        <w:rPr>
+          <w:rFonts w:cs="Times New Roman"/>
+          <w:sz w:val="28"/>
+          <w:szCs w:val="28"/>
+        </w:rPr>
+      </w:pPr>
+      <w:r>
+        <w:rPr>
+          <w:rFonts w:cs="Times New Roman"/>
+          <w:sz w:val="28"/>
+          <w:szCs w:val="28"/>
+        </w:rPr>
+        <w:t>Xây dựng các trang giới thiệu, liên hệ và hỗ trợ khách hàng nhằm cung cấp thông tin về cửa hàng cũng như tạo kênh kết nối với người dùng.</w:t>
       </w:r>
     </w:p>
     <w:p>
       <w:pPr>
         <w:pStyle w:val="noidung"/>
         <w:spacing w:before="0" w:after="0"/>
-        <w:ind w:firstLine="0"/>
-        <w:rPr>
-          <w:rFonts w:cs="Times New Roman"/>
-          <w:sz w:val="28"/>
-          <w:szCs w:val="28"/>
-          <w:lang w:val="vi-VN"/>
-        </w:rPr>
-      </w:pPr>
-      <w:r>
-        <w:rPr>
-          <w:rFonts w:cs="Times New Roman"/>
-          <w:sz w:val="28"/>
-          <w:szCs w:val="28"/>
-        </w:rPr>
-        <w:t>Tuy nhiên, do giới hạn về thời gian và phạm vi nghiên cứu, hệ thống vẫn còn một số hạn chế như chưa sử dụng cơ sở dữ liệu, chưa có chức năng thanh toán trực tuyến và chưa xây dựng hệ thống quản trị dành cho quản trị viên.</w:t>
+        <w:rPr>
+          <w:rFonts w:cs="Times New Roman"/>
+          <w:sz w:val="28"/>
+          <w:szCs w:val="28"/>
+        </w:rPr>
+      </w:pPr>
+      <w:r>
+        <w:rPr>
+          <w:rFonts w:cs="Times New Roman"/>
+          <w:sz w:val="28"/>
+          <w:szCs w:val="28"/>
+        </w:rPr>
+        <w:t xml:space="preserve">Thông qua quá trình thực hiện đề tài, nhóm đã vận dụng và củng cố được nhiều kiến thức đã học trong chương trình đào tạo như phân tích yêu cầu hệ thống, thiết kế giao diện người dùng (UI), tối ưu trải nghiệm người dùng (UX), lập trình JavaScript, xây dựng bố cục bằng Bootstrap Framework và tổ chức mã nguồn theo hướng dễ quản lý, dễ bảo trì và có khả năng mở rộng. Bên cạnh đó, nhóm cũng rèn luyện được kỹ năng làm việc nhóm, phân công công việc, </w:t>
+      </w:r>
+      <w:r>
+        <w:rPr>
+          <w:rFonts w:cs="Times New Roman"/>
+          <w:sz w:val="28"/>
+          <w:szCs w:val="28"/>
+        </w:rPr>
+        <w:lastRenderedPageBreak/>
+        <w:t>quản lý tiến độ thực hiện, kiểm thử hệ thống và xử lý các lỗi phát sinh trong quá trình phát triển phần mềm.</w:t>
+      </w:r>
+    </w:p>
+    <w:p>
+      <w:pPr>
+        <w:pStyle w:val="noidung"/>
+        <w:spacing w:before="0" w:after="0"/>
+        <w:rPr>
+          <w:rFonts w:cs="Times New Roman"/>
+          <w:sz w:val="28"/>
+          <w:szCs w:val="28"/>
+        </w:rPr>
+      </w:pPr>
+      <w:r>
+        <w:rPr>
+          <w:rFonts w:cs="Times New Roman"/>
+          <w:sz w:val="28"/>
+          <w:szCs w:val="28"/>
+        </w:rPr>
+        <w:t>Kết quả thực nghiệm cho thấy website hoạt động ổn định trên các trình duyệt phổ biến như Google Chrome, Microsoft Edge và Mozilla Firefox. Các chức năng chính đều được kiểm tra và đáp ứng đúng yêu cầu đặt ra, giao diện hiển thị nhất quán trên nhiều kích thước màn hình từ máy tính để bàn đến máy tính bảng và điện thoại di động. Việc sử dụng Bootstrap giúp website có khả năng thích ứng tốt với nhiều độ phân giải khác nhau, góp phần nâng cao trải nghiệm của người dùng khi truy cập.</w:t>
+      </w:r>
+    </w:p>
+    <w:p>
+      <w:pPr>
+        <w:pStyle w:val="noidung"/>
+        <w:spacing w:before="0" w:after="0"/>
+        <w:rPr>
+          <w:rFonts w:cs="Times New Roman"/>
+          <w:sz w:val="28"/>
+          <w:szCs w:val="28"/>
+        </w:rPr>
+      </w:pPr>
+      <w:r>
+        <w:rPr>
+          <w:rFonts w:cs="Times New Roman"/>
+          <w:sz w:val="28"/>
+          <w:szCs w:val="28"/>
+        </w:rPr>
+        <w:t>Mặc dù đã đạt được những mục tiêu đề ra, đề tài vẫn còn tồn tại một số hạn chế do giới hạn về thời gian nghiên cứu, nguồn lực và phạm vi thực hiện. Cụ thể, hệ thống hiện chỉ sử dụng Local Storage để lưu trữ dữ liệu nên chưa đáp ứng được yêu cầu quản lý dữ liệu tập trung và đồng bộ giữa nhiều người dùng. Website chưa tích hợp cơ sở dữ liệu và hệ thống máy chủ (Backend), do đó chưa hỗ trợ các chức năng như quản lý đơn hàng, quản lý sản phẩm hay lưu trữ thông tin khách hàng trên máy chủ. Ngoài ra, hệ thống chưa tích hợp cổng thanh toán trực tuyến, chưa xây dựng chức năng theo dõi trạng thái đơn hàng, chưa có hệ thống quản trị dành cho quản trị viên cũng như chưa áp dụng các cơ chế bảo mật nâng cao đối với dữ liệu người dùng.</w:t>
+      </w:r>
+    </w:p>
+    <w:p>
+      <w:pPr>
+        <w:pStyle w:val="noidung"/>
+        <w:spacing w:before="0" w:after="0"/>
+        <w:rPr>
+          <w:rFonts w:cs="Times New Roman"/>
+          <w:sz w:val="28"/>
+          <w:szCs w:val="28"/>
+          <w:lang w:val="vi-VN"/>
+        </w:rPr>
+      </w:pPr>
+      <w:r>
+        <w:rPr>
+          <w:rFonts w:cs="Times New Roman"/>
+          <w:sz w:val="28"/>
+          <w:szCs w:val="28"/>
+        </w:rPr>
+        <w:t xml:space="preserve">Nhìn chung, đề tài </w:t>
+      </w:r>
+      <w:r>
+        <w:rPr>
+          <w:rFonts w:cs="Times New Roman"/>
+          <w:b/>
+          <w:bCs/>
+          <w:sz w:val="28"/>
+          <w:szCs w:val="28"/>
+        </w:rPr>
+        <w:t>"Thiết kế website giới thiệu và kinh doanh mô hình SHK Shop"</w:t>
+      </w:r>
+      <w:r>
+        <w:rPr>
+          <w:rFonts w:cs="Times New Roman"/>
+          <w:sz w:val="28"/>
+          <w:szCs w:val="28"/>
+        </w:rPr>
+        <w:t xml:space="preserve"> đã hoàn thành các mục tiêu nghiên cứu và triển khai ban đầu, xây dựng được một website có giao diện hiện đại, dễ sử dụng, đáp ứng các chức năng cơ bản của một hệ thống bán hàng trực tuyến. Kết quả đạt được không chỉ góp phần củng cố kiến thức chuyên ngành và kỹ năng thực hành của nhóm mà còn tạo nền tảng để tiếp tục nghiên cứu, mở rộng và phát triển hệ thống thành một website thương mại điện tử hoàn chỉnh, đáp ứng tốt hơn nhu cầu thực tế của người dùng và hoạt động kinh doanh trong tương lai.</w:t>
       </w:r>
     </w:p>
     <w:p>
@@ -37495,232 +37970,238 @@
       <w:pPr>
         <w:pStyle w:val="noidung"/>
         <w:spacing w:before="0" w:after="0"/>
-        <w:ind w:firstLine="0"/>
-        <w:rPr>
-          <w:rFonts w:cs="Times New Roman"/>
-          <w:sz w:val="28"/>
-          <w:szCs w:val="28"/>
-        </w:rPr>
-      </w:pPr>
-      <w:r>
-        <w:rPr>
-          <w:rFonts w:cs="Times New Roman"/>
-          <w:sz w:val="28"/>
-          <w:szCs w:val="28"/>
-        </w:rPr>
-        <w:t>Trong thời gian tới, website có thể được phát triển và hoàn thiện hơn thông qua các nội dung sau:</w:t>
+        <w:rPr>
+          <w:rFonts w:cs="Times New Roman"/>
+          <w:sz w:val="28"/>
+          <w:szCs w:val="28"/>
+        </w:rPr>
+      </w:pPr>
+      <w:r>
+        <w:rPr>
+          <w:rFonts w:cs="Times New Roman"/>
+          <w:sz w:val="28"/>
+          <w:szCs w:val="28"/>
+        </w:rPr>
+        <w:t xml:space="preserve">Mặc dù đề tài đã hoàn thành các mục tiêu nghiên cứu và xây dựng được một website giới thiệu và kinh doanh mô hình với đầy đủ các chức năng cơ bản, </w:t>
+      </w:r>
+      <w:r>
+        <w:rPr>
+          <w:rFonts w:cs="Times New Roman"/>
+          <w:sz w:val="28"/>
+          <w:szCs w:val="28"/>
+        </w:rPr>
+        <w:lastRenderedPageBreak/>
+        <w:t>tuy nhiên hệ thống vẫn còn nhiều tiềm năng để tiếp tục mở rộng và hoàn thiện nhằm đáp ứng tốt hơn nhu cầu thực tế của người dùng cũng như yêu cầu của một website thương mại điện tử hiện đại. Trong thời gian tới, nhóm định hướng phát triển hệ thống theo các nội dung sau:</w:t>
       </w:r>
     </w:p>
     <w:p>
       <w:pPr>
         <w:pStyle w:val="noidung"/>
         <w:spacing w:before="0" w:after="0"/>
-        <w:ind w:firstLine="0"/>
-        <w:rPr>
-          <w:rFonts w:cs="Times New Roman"/>
-          <w:sz w:val="28"/>
-          <w:szCs w:val="28"/>
-        </w:rPr>
-      </w:pPr>
-      <w:r>
-        <w:rPr>
-          <w:rFonts w:cs="Times New Roman"/>
-          <w:sz w:val="28"/>
-          <w:szCs w:val="28"/>
-        </w:rPr>
-        <w:t xml:space="preserve">Xây dựng cơ sở dữ liệu (MySQL, SQL Server hoặc Firebase) để quản lý sản phẩm, tài khoản và đơn hàng. </w:t>
+        <w:rPr>
+          <w:rFonts w:cs="Times New Roman"/>
+          <w:sz w:val="28"/>
+          <w:szCs w:val="28"/>
+        </w:rPr>
+      </w:pPr>
+      <w:r>
+        <w:rPr>
+          <w:rFonts w:cs="Times New Roman"/>
+          <w:sz w:val="28"/>
+          <w:szCs w:val="28"/>
+        </w:rPr>
+        <w:t>Trước hết, hệ thống cần được tích hợp cơ sở dữ liệu như MySQL, SQL Server hoặc Firebase để thay thế phương thức lưu trữ bằng Local Storage. Việc sử dụng cơ sở dữ liệu sẽ giúp quản lý tập trung thông tin sản phẩm, tài khoản người dùng, đơn hàng và các dữ liệu liên quan, đồng thời bảo đảm tính đồng bộ, an toàn và khả năng truy cập từ nhiều thiết bị khác nhau. Đây cũng là nền tảng quan trọng để triển khai các chức năng nâng cao trong tương lai.</w:t>
       </w:r>
     </w:p>
     <w:p>
       <w:pPr>
         <w:pStyle w:val="noidung"/>
         <w:spacing w:before="0" w:after="0"/>
-        <w:ind w:firstLine="0"/>
-        <w:rPr>
-          <w:rFonts w:cs="Times New Roman"/>
-          <w:sz w:val="28"/>
-          <w:szCs w:val="28"/>
-        </w:rPr>
-      </w:pPr>
-      <w:r>
-        <w:rPr>
-          <w:rFonts w:cs="Times New Roman"/>
-          <w:sz w:val="28"/>
-          <w:szCs w:val="28"/>
-        </w:rPr>
-        <w:t xml:space="preserve">Phát triển hệ thống quản trị (Admin) cho phép thêm, sửa, xóa sản phẩm và quản lý đơn hàng. </w:t>
+        <w:rPr>
+          <w:rFonts w:cs="Times New Roman"/>
+          <w:sz w:val="28"/>
+          <w:szCs w:val="28"/>
+        </w:rPr>
+      </w:pPr>
+      <w:r>
+        <w:rPr>
+          <w:rFonts w:cs="Times New Roman"/>
+          <w:sz w:val="28"/>
+          <w:szCs w:val="28"/>
+        </w:rPr>
+        <w:t>Bên cạnh đó, cần xây dựng hệ thống quản trị (Admin) nhằm hỗ trợ người quản trị quản lý toàn bộ hoạt động của website. Hệ thống quản trị có thể bao gồm các chức năng như thêm, sửa, xóa sản phẩm; quản lý danh mục; cập nhật giá bán, số lượng tồn kho; quản lý thông tin khách hàng; theo dõi và xử lý đơn hàng; thống kê doanh thu; cũng như quản lý các nội dung hiển thị trên website. Điều này sẽ giúp việc vận hành website trở nên thuận tiện, chuyên nghiệp và hiệu quả hơn.</w:t>
       </w:r>
     </w:p>
     <w:p>
       <w:pPr>
         <w:pStyle w:val="noidung"/>
         <w:spacing w:before="0" w:after="0"/>
-        <w:ind w:firstLine="0"/>
-        <w:rPr>
-          <w:rFonts w:cs="Times New Roman"/>
-          <w:sz w:val="28"/>
-          <w:szCs w:val="28"/>
-        </w:rPr>
-      </w:pPr>
-      <w:r>
-        <w:rPr>
-          <w:rFonts w:cs="Times New Roman"/>
-          <w:sz w:val="28"/>
-          <w:szCs w:val="28"/>
-        </w:rPr>
-        <w:t xml:space="preserve">Tích hợp chức năng thanh toán trực tuyến thông qua các cổng thanh toán như VNPay, MoMo hoặc ZaloPay. </w:t>
+        <w:rPr>
+          <w:rFonts w:cs="Times New Roman"/>
+          <w:sz w:val="28"/>
+          <w:szCs w:val="28"/>
+        </w:rPr>
+      </w:pPr>
+      <w:r>
+        <w:rPr>
+          <w:rFonts w:cs="Times New Roman"/>
+          <w:sz w:val="28"/>
+          <w:szCs w:val="28"/>
+        </w:rPr>
+        <w:t>Một hướng phát triển quan trọng khác là tích hợp các cổng thanh toán trực tuyến như VNPay, MoMo hoặc ZaloPay để hỗ trợ người dùng thanh toán ngay trên website. Việc bổ sung chức năng này sẽ giúp quy trình mua sắm trở nên nhanh chóng, thuận tiện và an toàn hơn, đồng thời nâng cao tính chuyên nghiệp của hệ thống. Ngoài ra, website cũng có thể tích hợp chức năng theo dõi trạng thái đơn hàng, cho phép người dùng biết được tiến trình xử lý và giao hàng sau khi đặt mua sản phẩm.</w:t>
       </w:r>
     </w:p>
     <w:p>
       <w:pPr>
         <w:pStyle w:val="noidung"/>
         <w:spacing w:before="0" w:after="0"/>
-        <w:ind w:firstLine="0"/>
-        <w:rPr>
-          <w:rFonts w:cs="Times New Roman"/>
-          <w:sz w:val="28"/>
-          <w:szCs w:val="28"/>
-        </w:rPr>
-      </w:pPr>
-      <w:r>
-        <w:rPr>
-          <w:rFonts w:cs="Times New Roman"/>
-          <w:sz w:val="28"/>
-          <w:szCs w:val="28"/>
-        </w:rPr>
-        <w:t xml:space="preserve">Bổ sung chức năng đánh giá, bình luận và xếp hạng sản phẩm. </w:t>
+        <w:rPr>
+          <w:rFonts w:cs="Times New Roman"/>
+          <w:sz w:val="28"/>
+          <w:szCs w:val="28"/>
+        </w:rPr>
+      </w:pPr>
+      <w:r>
+        <w:rPr>
+          <w:rFonts w:cs="Times New Roman"/>
+          <w:sz w:val="28"/>
+          <w:szCs w:val="28"/>
+        </w:rPr>
+        <w:t xml:space="preserve">Để nâng cao trải nghiệm người dùng, hệ thống nên bổ sung các chức năng đánh giá, bình luận và xếp hạng sản phẩm. Những phản hồi từ khách hàng sẽ giúp người mua có thêm thông tin tham khảo trước khi đưa ra quyết định, đồng thời tạo sự tương tác giữa cửa hàng và người dùng. Bên cạnh đó, website cũng có thể phát triển chức năng yêu thích (Wishlist), cho phép người dùng lưu lại </w:t>
+      </w:r>
+      <w:r>
+        <w:rPr>
+          <w:rFonts w:cs="Times New Roman"/>
+          <w:sz w:val="28"/>
+          <w:szCs w:val="28"/>
+        </w:rPr>
+        <w:lastRenderedPageBreak/>
+        <w:t>các sản phẩm quan tâm để mua sau, cũng như lưu trữ lịch sử mua hàng nhằm hỗ trợ việc tra cứu và quản lý các đơn hàng đã thực hiện.</w:t>
       </w:r>
     </w:p>
     <w:p>
       <w:pPr>
         <w:pStyle w:val="noidung"/>
         <w:spacing w:before="0" w:after="0"/>
-        <w:ind w:firstLine="0"/>
-        <w:rPr>
-          <w:rFonts w:cs="Times New Roman"/>
-          <w:sz w:val="28"/>
-          <w:szCs w:val="28"/>
-        </w:rPr>
-      </w:pPr>
-      <w:r>
-        <w:rPr>
-          <w:rFonts w:cs="Times New Roman"/>
-          <w:sz w:val="28"/>
-          <w:szCs w:val="28"/>
-        </w:rPr>
-        <w:t xml:space="preserve">Xây dựng chức năng yêu thích (Wishlist) và lịch sử mua hàng. </w:t>
+        <w:rPr>
+          <w:rFonts w:cs="Times New Roman"/>
+          <w:sz w:val="28"/>
+          <w:szCs w:val="28"/>
+        </w:rPr>
+      </w:pPr>
+      <w:r>
+        <w:rPr>
+          <w:rFonts w:cs="Times New Roman"/>
+          <w:sz w:val="28"/>
+          <w:szCs w:val="28"/>
+        </w:rPr>
+        <w:t>Ngoài ra, website có thể tích hợp hệ thống gửi email tự động để xác nhận đăng ký tài khoản, thông báo đặt hàng thành công, cập nhật trạng thái đơn hàng hoặc gửi các chương trình khuyến mãi đến khách hàng. Chức năng này không chỉ nâng cao tính chuyên nghiệp của hệ thống mà còn góp phần cải thiện chất lượng dịch vụ và tăng cường sự gắn kết với người dùng.</w:t>
       </w:r>
     </w:p>
     <w:p>
       <w:pPr>
         <w:pStyle w:val="noidung"/>
         <w:spacing w:before="0" w:after="0"/>
-        <w:ind w:firstLine="0"/>
-        <w:rPr>
-          <w:rFonts w:cs="Times New Roman"/>
-          <w:sz w:val="28"/>
-          <w:szCs w:val="28"/>
-        </w:rPr>
-      </w:pPr>
-      <w:r>
-        <w:rPr>
-          <w:rFonts w:cs="Times New Roman"/>
-          <w:sz w:val="28"/>
-          <w:szCs w:val="28"/>
-        </w:rPr>
-        <w:t xml:space="preserve">Gửi email xác nhận khi người dùng đăng ký tài khoản hoặc đặt hàng thành công. </w:t>
+        <w:rPr>
+          <w:rFonts w:cs="Times New Roman"/>
+          <w:sz w:val="28"/>
+          <w:szCs w:val="28"/>
+        </w:rPr>
+      </w:pPr>
+      <w:r>
+        <w:rPr>
+          <w:rFonts w:cs="Times New Roman"/>
+          <w:sz w:val="28"/>
+          <w:szCs w:val="28"/>
+        </w:rPr>
+        <w:t>Về mặt kỹ thuật, hệ thống cần tiếp tục được tối ưu hóa hiệu năng nhằm giảm thời gian tải trang, tăng tốc độ phản hồi và cải thiện khả năng xử lý khi có nhiều người dùng truy cập đồng thời. Đồng thời, cần áp dụng các kỹ thuật tối ưu hóa công cụ tìm kiếm (SEO) để nâng cao khả năng xuất hiện của website trên các công cụ tìm kiếm như Google, từ đó giúp tiếp cận được nhiều khách hàng tiềm năng hơn.</w:t>
       </w:r>
     </w:p>
     <w:p>
       <w:pPr>
         <w:pStyle w:val="noidung"/>
         <w:spacing w:before="0" w:after="0"/>
-        <w:ind w:firstLine="0"/>
-        <w:rPr>
-          <w:rFonts w:cs="Times New Roman"/>
-          <w:sz w:val="28"/>
-          <w:szCs w:val="28"/>
-        </w:rPr>
-      </w:pPr>
-      <w:r>
-        <w:rPr>
-          <w:rFonts w:cs="Times New Roman"/>
-          <w:sz w:val="28"/>
-          <w:szCs w:val="28"/>
-        </w:rPr>
-        <w:t xml:space="preserve">Tối ưu hiệu năng, cải thiện SEO và tăng tốc độ tải trang. </w:t>
+        <w:rPr>
+          <w:rFonts w:cs="Times New Roman"/>
+          <w:sz w:val="28"/>
+          <w:szCs w:val="28"/>
+        </w:rPr>
+      </w:pPr>
+      <w:r>
+        <w:rPr>
+          <w:rFonts w:cs="Times New Roman"/>
+          <w:sz w:val="28"/>
+          <w:szCs w:val="28"/>
+        </w:rPr>
+        <w:t>Đối với giao diện người dùng, website cần tiếp tục hoàn thiện thiết kế Responsive nhằm mang lại trải nghiệm sử dụng tốt hơn trên nhiều loại thiết bị như điện thoại thông minh, máy tính bảng và máy tính để bàn. Việc cải thiện bố cục, hình ảnh, hiệu ứng và khả năng tương tác sẽ giúp website trở nên trực quan, hiện đại và thân thiện hơn với người dùng.</w:t>
       </w:r>
     </w:p>
     <w:p>
       <w:pPr>
         <w:pStyle w:val="noidung"/>
         <w:spacing w:before="0" w:after="0"/>
-        <w:ind w:firstLine="0"/>
-        <w:rPr>
-          <w:rFonts w:cs="Times New Roman"/>
-          <w:sz w:val="28"/>
-          <w:szCs w:val="28"/>
-        </w:rPr>
-      </w:pPr>
-      <w:r>
-        <w:rPr>
-          <w:rFonts w:cs="Times New Roman"/>
-          <w:sz w:val="28"/>
-          <w:szCs w:val="28"/>
-        </w:rPr>
-        <w:lastRenderedPageBreak/>
-        <w:t xml:space="preserve">Nâng cấp giao diện Responsive để mang lại trải nghiệm tốt hơn trên điện thoại và máy tính bảng. </w:t>
+        <w:rPr>
+          <w:rFonts w:cs="Times New Roman"/>
+          <w:sz w:val="28"/>
+          <w:szCs w:val="28"/>
+        </w:rPr>
+      </w:pPr>
+      <w:r>
+        <w:rPr>
+          <w:rFonts w:cs="Times New Roman"/>
+          <w:sz w:val="28"/>
+          <w:szCs w:val="28"/>
+        </w:rPr>
+        <w:t>Trong giai đoạn phát triển tiếp theo, hệ thống cũng có thể được xây dựng lại theo mô hình tách biệt giữa giao diện (Frontend) và xử lý nghiệp vụ (Backend). Phần giao diện có thể sử dụng các framework hiện đại như ReactJS hoặc VueJS để tăng hiệu năng và khả năng tương tác, trong khi phần máy chủ có thể được phát triển bằng Node.js hoặc PHP kết hợp với cơ sở dữ liệu MySQL hoặc SQL Server. Mô hình này sẽ giúp hệ thống dễ dàng mở rộng, bảo trì và đáp ứng tốt hơn các yêu cầu của một website thương mại điện tử quy mô lớn.</w:t>
       </w:r>
     </w:p>
     <w:p>
       <w:pPr>
         <w:pStyle w:val="noidung"/>
         <w:spacing w:before="0" w:after="0"/>
-        <w:ind w:firstLine="0"/>
-        <w:rPr>
-          <w:rFonts w:cs="Times New Roman"/>
-          <w:sz w:val="28"/>
-          <w:szCs w:val="28"/>
-          <w:lang w:val="vi-VN"/>
-        </w:rPr>
-      </w:pPr>
-      <w:r>
-        <w:rPr>
-          <w:rFonts w:cs="Times New Roman"/>
-          <w:sz w:val="28"/>
-          <w:szCs w:val="28"/>
-        </w:rPr>
-        <w:t xml:space="preserve">Phát triển phiên bản website sử dụng các framework hiện đại như ReactJS hoặc VueJS kết hợp với Node.js/PHP và cơ sở dữ liệu để xây dựng hệ thống thương mại điện tử hoàn </w:t>
-      </w:r>
-      <w:r>
-        <w:rPr>
-          <w:rFonts w:cs="Times New Roman"/>
-          <w:sz w:val="28"/>
-          <w:szCs w:val="28"/>
-        </w:rPr>
-        <w:t>chỉnh</w:t>
-      </w:r>
-      <w:r>
-        <w:rPr>
-          <w:rFonts w:cs="Times New Roman"/>
-          <w:sz w:val="28"/>
-          <w:szCs w:val="28"/>
-          <w:lang w:val="vi-VN"/>
-        </w:rPr>
-        <w:t>.</w:t>
+        <w:rPr>
+          <w:rFonts w:cs="Times New Roman"/>
+          <w:sz w:val="28"/>
+          <w:szCs w:val="28"/>
+        </w:rPr>
+      </w:pPr>
+      <w:r>
+        <w:rPr>
+          <w:rFonts w:cs="Times New Roman"/>
+          <w:sz w:val="28"/>
+          <w:szCs w:val="28"/>
+        </w:rPr>
+        <w:t xml:space="preserve">Bên cạnh các nội dung trên, website còn có thể tích hợp thêm nhiều chức năng hiện đại như gợi ý sản phẩm theo sở thích của người dùng, quản lý mã giảm giá và chương trình khuyến mãi, hỗ trợ trò chuyện trực tuyến (Live Chat), thống kê báo cáo doanh thu bằng biểu đồ trực quan, quản lý tồn kho theo thời gian thực và kết nối với các đơn vị vận chuyển để theo dõi quá trình giao hàng. </w:t>
+      </w:r>
+      <w:r>
+        <w:rPr>
+          <w:rFonts w:cs="Times New Roman"/>
+          <w:sz w:val="28"/>
+          <w:szCs w:val="28"/>
+        </w:rPr>
+        <w:lastRenderedPageBreak/>
+        <w:t>Những tính năng này sẽ góp phần nâng cao trải nghiệm người dùng, hỗ trợ hiệu quả hoạt động quản lý và tăng khả năng cạnh tranh của website trên thị trường.</w:t>
       </w:r>
     </w:p>
     <w:p>
       <w:pPr>
         <w:pStyle w:val="noidung"/>
-        <w:ind w:firstLine="0"/>
-        <w:rPr>
-          <w:rFonts w:cs="Times New Roman"/>
-          <w:sz w:val="28"/>
-          <w:szCs w:val="28"/>
-          <w:lang w:val="vi-VN"/>
-        </w:rPr>
-      </w:pPr>
+        <w:spacing w:before="0" w:after="0"/>
+        <w:rPr>
+          <w:rFonts w:cs="Times New Roman"/>
+          <w:sz w:val="28"/>
+          <w:szCs w:val="28"/>
+          <w:lang w:val="vi-VN"/>
+        </w:rPr>
+      </w:pPr>
+      <w:r>
+        <w:rPr>
+          <w:rFonts w:cs="Times New Roman"/>
+          <w:sz w:val="28"/>
+          <w:szCs w:val="28"/>
+        </w:rPr>
+        <w:t>Nhìn chung, các hướng phát triển trên sẽ giúp website SHK Shop từng bước được hoàn thiện cả về chức năng, hiệu năng và tính bảo mật, hướng tới xây dựng một hệ thống thương mại điện tử hiện đại, ổn định và đáp ứng tốt nhu cầu kinh doanh thực tế. Đồng thời, đây cũng là nền tảng quan trọng để tiếp tục nghiên cứu, phát triển và ứng dụng các công nghệ mới trong lĩnh vực thiết kế và xây dựng website thương mại điện tử trong tương lai.</w:t>
+      </w:r>
     </w:p>
     <w:p>
       <w:pPr>
@@ -37931,39 +38412,1442 @@
     </w:p>
     <w:p>
       <w:pPr>
-        <w:pStyle w:val="noidung"/>
-        <w:spacing w:before="0"/>
-        <w:ind w:firstLine="0"/>
-        <w:rPr>
-          <w:rFonts w:cs="Times New Roman"/>
-          <w:sz w:val="28"/>
-          <w:szCs w:val="28"/>
-          <w:lang w:val="vi-VN"/>
-        </w:rPr>
-      </w:pPr>
-    </w:p>
-    <w:p>
-      <w:pPr>
-        <w:pStyle w:val="noidung"/>
-        <w:spacing w:before="0"/>
-        <w:ind w:firstLine="0"/>
-        <w:rPr>
-          <w:rFonts w:cs="Times New Roman"/>
-          <w:sz w:val="28"/>
-          <w:szCs w:val="28"/>
-          <w:lang w:val="vi-VN"/>
-        </w:rPr>
-      </w:pPr>
-    </w:p>
-    <w:p>
-      <w:pPr>
-        <w:pStyle w:val="noidung"/>
-        <w:spacing w:before="0"/>
-        <w:ind w:firstLine="0"/>
-        <w:rPr>
-          <w:rFonts w:cs="Times New Roman"/>
-          <w:sz w:val="28"/>
-          <w:szCs w:val="28"/>
+        <w:pStyle w:val="DEMUC"/>
+        <w:rPr>
+          <w:lang w:val="vi-VN"/>
+        </w:rPr>
+      </w:pPr>
+    </w:p>
+    <w:p>
+      <w:pPr>
+        <w:pStyle w:val="DEMUC"/>
+        <w:ind w:left="2160"/>
+        <w:jc w:val="left"/>
+        <w:rPr>
+          <w:lang w:val="vi-VN"/>
+        </w:rPr>
+      </w:pPr>
+      <w:r>
+        <w:rPr>
+          <w:lang w:val="vi-VN"/>
+        </w:rPr>
+        <w:lastRenderedPageBreak/>
+        <w:t xml:space="preserve">DANH SÁCH HÌNH ẢNH </w:t>
+      </w:r>
+    </w:p>
+    <w:p>
+      <w:pPr>
+        <w:jc w:val="both"/>
+        <w:rPr>
+          <w:b/>
+          <w:bCs/>
+          <w:sz w:val="28"/>
+          <w:szCs w:val="28"/>
+          <w:lang w:val="vi-VN"/>
+        </w:rPr>
+      </w:pPr>
+      <w:r>
+        <w:rPr>
+          <w:b/>
+          <w:bCs/>
+          <w:sz w:val="28"/>
+          <w:szCs w:val="28"/>
+          <w:lang w:val="vi-VN"/>
+        </w:rPr>
+        <w:t>CHƯƠNG</w:t>
+      </w:r>
+      <w:r>
+        <w:rPr>
+          <w:b/>
+          <w:bCs/>
+          <w:sz w:val="28"/>
+          <w:szCs w:val="28"/>
+          <w:lang w:val="vi-VN"/>
+        </w:rPr>
+        <w:t xml:space="preserve"> 2. Cơ sở lý thuyết</w:t>
+      </w:r>
+    </w:p>
+    <w:p>
+      <w:pPr>
+        <w:jc w:val="both"/>
+        <w:rPr>
+          <w:lang w:val="vi-VN"/>
+        </w:rPr>
+      </w:pPr>
+      <w:r>
+        <w:t>Hình</w:t>
+      </w:r>
+      <w:r>
+        <w:rPr>
+          <w:lang w:val="vi-VN"/>
+        </w:rPr>
+        <w:t xml:space="preserve"> </w:t>
+      </w:r>
+      <w:r>
+        <w:t>3.</w:t>
+      </w:r>
+      <w:r>
+        <w:t>2</w:t>
+      </w:r>
+      <w:r>
+        <w:t xml:space="preserve">. ....................................................................................8 </w:t>
+      </w:r>
+    </w:p>
+    <w:p>
+      <w:pPr>
+        <w:jc w:val="both"/>
+        <w:rPr>
+          <w:lang w:val="vi-VN"/>
+        </w:rPr>
+      </w:pPr>
+      <w:r>
+        <w:t>Hình</w:t>
+      </w:r>
+      <w:r>
+        <w:rPr>
+          <w:lang w:val="vi-VN"/>
+        </w:rPr>
+        <w:t xml:space="preserve"> </w:t>
+      </w:r>
+      <w:r>
+        <w:t>3.4. ....................................................................................</w:t>
+      </w:r>
+      <w:r>
+        <w:t>10</w:t>
+      </w:r>
+    </w:p>
+    <w:p>
+      <w:pPr>
+        <w:jc w:val="both"/>
+        <w:rPr>
+          <w:lang w:val="vi-VN"/>
+        </w:rPr>
+      </w:pPr>
+      <w:r>
+        <w:t>Hình</w:t>
+      </w:r>
+      <w:r>
+        <w:rPr>
+          <w:lang w:val="vi-VN"/>
+        </w:rPr>
+        <w:t xml:space="preserve"> 4.1.</w:t>
+      </w:r>
+      <w:r>
+        <w:t xml:space="preserve"> ....................................................................................</w:t>
+      </w:r>
+      <w:r>
+        <w:t>16</w:t>
+      </w:r>
+    </w:p>
+    <w:p>
+      <w:pPr>
+        <w:jc w:val="both"/>
+        <w:rPr>
+          <w:lang w:val="vi-VN"/>
+        </w:rPr>
+      </w:pPr>
+      <w:r>
+        <w:t>Hình</w:t>
+      </w:r>
+      <w:r>
+        <w:rPr>
+          <w:lang w:val="vi-VN"/>
+        </w:rPr>
+        <w:t xml:space="preserve"> 4.2.</w:t>
+      </w:r>
+      <w:r>
+        <w:t xml:space="preserve"> ....................................................................................</w:t>
+      </w:r>
+      <w:r>
+        <w:t>17</w:t>
+      </w:r>
+    </w:p>
+    <w:p>
+      <w:pPr>
+        <w:jc w:val="both"/>
+        <w:rPr>
+          <w:lang w:val="vi-VN"/>
+        </w:rPr>
+      </w:pPr>
+      <w:r>
+        <w:t>Hình</w:t>
+      </w:r>
+      <w:r>
+        <w:rPr>
+          <w:lang w:val="vi-VN"/>
+        </w:rPr>
+        <w:t xml:space="preserve"> 4.5.</w:t>
+      </w:r>
+      <w:r>
+        <w:t xml:space="preserve"> ....................................................................................</w:t>
+      </w:r>
+      <w:r>
+        <w:t>25</w:t>
+      </w:r>
+    </w:p>
+    <w:p>
+      <w:pPr>
+        <w:jc w:val="both"/>
+        <w:rPr>
+          <w:b/>
+          <w:bCs/>
+          <w:sz w:val="28"/>
+          <w:szCs w:val="28"/>
+          <w:lang w:val="vi-VN"/>
+        </w:rPr>
+      </w:pPr>
+      <w:r>
+        <w:rPr>
+          <w:b/>
+          <w:bCs/>
+          <w:sz w:val="28"/>
+          <w:szCs w:val="28"/>
+          <w:lang w:val="vi-VN"/>
+        </w:rPr>
+        <w:t>CHƯƠNG 3</w:t>
+      </w:r>
+      <w:r>
+        <w:rPr>
+          <w:sz w:val="28"/>
+          <w:szCs w:val="28"/>
+          <w:lang w:val="vi-VN"/>
+        </w:rPr>
+        <w:t xml:space="preserve">. </w:t>
+      </w:r>
+      <w:r>
+        <w:rPr>
+          <w:b/>
+          <w:bCs/>
+          <w:sz w:val="28"/>
+          <w:szCs w:val="28"/>
+          <w:lang w:val="vi-VN"/>
+        </w:rPr>
+        <w:t>Phân tích thiết kế hệ thống</w:t>
+      </w:r>
+      <w:r>
+        <w:rPr>
+          <w:bCs/>
+          <w:sz w:val="28"/>
+          <w:szCs w:val="28"/>
+        </w:rPr>
+        <w:t xml:space="preserve"> </w:t>
+      </w:r>
+    </w:p>
+    <w:p>
+      <w:pPr>
+        <w:jc w:val="both"/>
+        <w:rPr>
+          <w:lang w:val="vi-VN"/>
+        </w:rPr>
+      </w:pPr>
+      <w:r>
+        <w:rPr>
+          <w:lang w:val="vi-VN"/>
+        </w:rPr>
+        <w:t>Hình</w:t>
+      </w:r>
+      <w:r>
+        <w:rPr>
+          <w:lang w:val="vi-VN"/>
+        </w:rPr>
+        <w:t xml:space="preserve"> </w:t>
+      </w:r>
+      <w:r>
+        <w:t>5</w:t>
+      </w:r>
+      <w:r>
+        <w:rPr>
+          <w:lang w:val="vi-VN"/>
+        </w:rPr>
+        <w:t>.1</w:t>
+      </w:r>
+      <w:r>
+        <w:t>. ....................................................................................</w:t>
+      </w:r>
+      <w:r>
+        <w:t>44</w:t>
+      </w:r>
+    </w:p>
+    <w:p>
+      <w:pPr>
+        <w:jc w:val="both"/>
+        <w:rPr>
+          <w:lang w:val="vi-VN"/>
+        </w:rPr>
+      </w:pPr>
+      <w:r>
+        <w:rPr>
+          <w:lang w:val="vi-VN"/>
+        </w:rPr>
+        <w:t>Hình</w:t>
+      </w:r>
+      <w:r>
+        <w:rPr>
+          <w:lang w:val="vi-VN"/>
+        </w:rPr>
+        <w:t xml:space="preserve"> </w:t>
+      </w:r>
+      <w:r>
+        <w:t>5</w:t>
+      </w:r>
+      <w:r>
+        <w:rPr>
+          <w:lang w:val="vi-VN"/>
+        </w:rPr>
+        <w:t>.</w:t>
+      </w:r>
+      <w:r>
+        <w:rPr>
+          <w:lang w:val="vi-VN"/>
+        </w:rPr>
+        <w:t>2</w:t>
+      </w:r>
+      <w:r>
+        <w:t>. ....................................................................................</w:t>
+      </w:r>
+      <w:r>
+        <w:t>45</w:t>
+      </w:r>
+    </w:p>
+    <w:p>
+      <w:pPr>
+        <w:jc w:val="both"/>
+        <w:rPr>
+          <w:lang w:val="vi-VN"/>
+        </w:rPr>
+      </w:pPr>
+      <w:r>
+        <w:rPr>
+          <w:lang w:val="vi-VN"/>
+        </w:rPr>
+        <w:t>Hình</w:t>
+      </w:r>
+      <w:r>
+        <w:rPr>
+          <w:lang w:val="vi-VN"/>
+        </w:rPr>
+        <w:t xml:space="preserve"> </w:t>
+      </w:r>
+      <w:r>
+        <w:t>5</w:t>
+      </w:r>
+      <w:r>
+        <w:rPr>
+          <w:lang w:val="vi-VN"/>
+        </w:rPr>
+        <w:t>.</w:t>
+      </w:r>
+      <w:r>
+        <w:rPr>
+          <w:lang w:val="vi-VN"/>
+        </w:rPr>
+        <w:t>3</w:t>
+      </w:r>
+      <w:r>
+        <w:t>. ....................................................................................</w:t>
+      </w:r>
+      <w:r>
+        <w:t>46</w:t>
+      </w:r>
+    </w:p>
+    <w:p>
+      <w:pPr>
+        <w:jc w:val="both"/>
+        <w:rPr>
+          <w:lang w:val="vi-VN"/>
+        </w:rPr>
+      </w:pPr>
+      <w:r>
+        <w:rPr>
+          <w:lang w:val="vi-VN"/>
+        </w:rPr>
+        <w:t>Hình</w:t>
+      </w:r>
+      <w:r>
+        <w:rPr>
+          <w:lang w:val="vi-VN"/>
+        </w:rPr>
+        <w:t xml:space="preserve"> </w:t>
+      </w:r>
+      <w:r>
+        <w:t>5</w:t>
+      </w:r>
+      <w:r>
+        <w:rPr>
+          <w:lang w:val="vi-VN"/>
+        </w:rPr>
+        <w:t>.</w:t>
+      </w:r>
+      <w:r>
+        <w:rPr>
+          <w:lang w:val="vi-VN"/>
+        </w:rPr>
+        <w:t>4</w:t>
+      </w:r>
+      <w:r>
+        <w:t>. ....................................................................................</w:t>
+      </w:r>
+      <w:r>
+        <w:t>47</w:t>
+      </w:r>
+    </w:p>
+    <w:p>
+      <w:pPr>
+        <w:jc w:val="both"/>
+        <w:rPr>
+          <w:lang w:val="vi-VN"/>
+        </w:rPr>
+      </w:pPr>
+      <w:r>
+        <w:rPr>
+          <w:lang w:val="vi-VN"/>
+        </w:rPr>
+        <w:t>Hình</w:t>
+      </w:r>
+      <w:r>
+        <w:rPr>
+          <w:lang w:val="vi-VN"/>
+        </w:rPr>
+        <w:t xml:space="preserve"> </w:t>
+      </w:r>
+      <w:r>
+        <w:t>5</w:t>
+      </w:r>
+      <w:r>
+        <w:rPr>
+          <w:lang w:val="vi-VN"/>
+        </w:rPr>
+        <w:t>.</w:t>
+      </w:r>
+      <w:r>
+        <w:rPr>
+          <w:lang w:val="vi-VN"/>
+        </w:rPr>
+        <w:t>5</w:t>
+      </w:r>
+      <w:r>
+        <w:t>. ....................................................................................</w:t>
+      </w:r>
+      <w:r>
+        <w:t>48</w:t>
+      </w:r>
+    </w:p>
+    <w:p>
+      <w:pPr>
+        <w:jc w:val="both"/>
+        <w:rPr>
+          <w:lang w:val="vi-VN"/>
+        </w:rPr>
+      </w:pPr>
+      <w:r>
+        <w:rPr>
+          <w:lang w:val="vi-VN"/>
+        </w:rPr>
+        <w:t>Hình</w:t>
+      </w:r>
+      <w:r>
+        <w:rPr>
+          <w:lang w:val="vi-VN"/>
+        </w:rPr>
+        <w:t xml:space="preserve"> </w:t>
+      </w:r>
+      <w:r>
+        <w:t>5</w:t>
+      </w:r>
+      <w:r>
+        <w:rPr>
+          <w:lang w:val="vi-VN"/>
+        </w:rPr>
+        <w:t>.</w:t>
+      </w:r>
+      <w:r>
+        <w:rPr>
+          <w:lang w:val="vi-VN"/>
+        </w:rPr>
+        <w:t>6</w:t>
+      </w:r>
+      <w:r>
+        <w:t>. ....................................................................................</w:t>
+      </w:r>
+      <w:r>
+        <w:t>49</w:t>
+      </w:r>
+    </w:p>
+    <w:p>
+      <w:pPr>
+        <w:jc w:val="both"/>
+        <w:rPr>
+          <w:lang w:val="vi-VN"/>
+        </w:rPr>
+      </w:pPr>
+      <w:r>
+        <w:rPr>
+          <w:lang w:val="vi-VN"/>
+        </w:rPr>
+        <w:t>Hình</w:t>
+      </w:r>
+      <w:r>
+        <w:rPr>
+          <w:lang w:val="vi-VN"/>
+        </w:rPr>
+        <w:t xml:space="preserve"> </w:t>
+      </w:r>
+      <w:r>
+        <w:t>5</w:t>
+      </w:r>
+      <w:r>
+        <w:rPr>
+          <w:lang w:val="vi-VN"/>
+        </w:rPr>
+        <w:t>.</w:t>
+      </w:r>
+      <w:r>
+        <w:rPr>
+          <w:lang w:val="vi-VN"/>
+        </w:rPr>
+        <w:t>7</w:t>
+      </w:r>
+      <w:r>
+        <w:t>. ....................................................................................</w:t>
+      </w:r>
+      <w:r>
+        <w:t>50</w:t>
+      </w:r>
+    </w:p>
+    <w:p>
+      <w:pPr>
+        <w:jc w:val="both"/>
+        <w:rPr>
+          <w:lang w:val="vi-VN"/>
+        </w:rPr>
+      </w:pPr>
+      <w:r>
+        <w:rPr>
+          <w:lang w:val="vi-VN"/>
+        </w:rPr>
+        <w:t>Hình</w:t>
+      </w:r>
+      <w:r>
+        <w:rPr>
+          <w:lang w:val="vi-VN"/>
+        </w:rPr>
+        <w:t xml:space="preserve"> </w:t>
+      </w:r>
+      <w:r>
+        <w:t>5</w:t>
+      </w:r>
+      <w:r>
+        <w:rPr>
+          <w:lang w:val="vi-VN"/>
+        </w:rPr>
+        <w:t>.</w:t>
+      </w:r>
+      <w:r>
+        <w:rPr>
+          <w:lang w:val="vi-VN"/>
+        </w:rPr>
+        <w:t>8</w:t>
+      </w:r>
+      <w:r>
+        <w:t>. ....................................................................................</w:t>
+      </w:r>
+      <w:r>
+        <w:t>50</w:t>
+      </w:r>
+    </w:p>
+    <w:p>
+      <w:pPr>
+        <w:jc w:val="both"/>
+        <w:rPr>
+          <w:lang w:val="vi-VN"/>
+        </w:rPr>
+      </w:pPr>
+      <w:r>
+        <w:rPr>
+          <w:lang w:val="vi-VN"/>
+        </w:rPr>
+        <w:t>Hình</w:t>
+      </w:r>
+      <w:r>
+        <w:rPr>
+          <w:lang w:val="vi-VN"/>
+        </w:rPr>
+        <w:t xml:space="preserve"> </w:t>
+      </w:r>
+      <w:r>
+        <w:t>5</w:t>
+      </w:r>
+      <w:r>
+        <w:rPr>
+          <w:lang w:val="vi-VN"/>
+        </w:rPr>
+        <w:t>.</w:t>
+      </w:r>
+      <w:r>
+        <w:rPr>
+          <w:lang w:val="vi-VN"/>
+        </w:rPr>
+        <w:t>9</w:t>
+      </w:r>
+      <w:r>
+        <w:t>. ...................................................................................</w:t>
+      </w:r>
+      <w:r>
+        <w:rPr>
+          <w:lang w:val="vi-VN"/>
+        </w:rPr>
+        <w:t>.</w:t>
+      </w:r>
+      <w:r>
+        <w:rPr>
+          <w:lang w:val="vi-VN"/>
+        </w:rPr>
+        <w:t>50</w:t>
+      </w:r>
+    </w:p>
+    <w:p>
+      <w:pPr>
+        <w:jc w:val="both"/>
+        <w:rPr>
+          <w:lang w:val="vi-VN"/>
+        </w:rPr>
+      </w:pPr>
+      <w:r>
+        <w:rPr>
+          <w:lang w:val="vi-VN"/>
+        </w:rPr>
+        <w:t>Hình</w:t>
+      </w:r>
+      <w:r>
+        <w:rPr>
+          <w:lang w:val="vi-VN"/>
+        </w:rPr>
+        <w:t xml:space="preserve"> </w:t>
+      </w:r>
+      <w:r>
+        <w:t>5</w:t>
+      </w:r>
+      <w:r>
+        <w:rPr>
+          <w:lang w:val="vi-VN"/>
+        </w:rPr>
+        <w:t>.</w:t>
+      </w:r>
+      <w:r>
+        <w:rPr>
+          <w:lang w:val="vi-VN"/>
+        </w:rPr>
+        <w:t>10</w:t>
+      </w:r>
+      <w:r>
+        <w:t>. ....................................................................................</w:t>
+      </w:r>
+      <w:r>
+        <w:t>52</w:t>
+      </w:r>
+    </w:p>
+    <w:p>
+      <w:pPr>
+        <w:jc w:val="both"/>
+        <w:rPr>
+          <w:lang w:val="vi-VN"/>
+        </w:rPr>
+      </w:pPr>
+      <w:r>
+        <w:rPr>
+          <w:lang w:val="vi-VN"/>
+        </w:rPr>
+        <w:t>Hình</w:t>
+      </w:r>
+      <w:r>
+        <w:rPr>
+          <w:lang w:val="vi-VN"/>
+        </w:rPr>
+        <w:t xml:space="preserve"> </w:t>
+      </w:r>
+      <w:r>
+        <w:t>5</w:t>
+      </w:r>
+      <w:r>
+        <w:rPr>
+          <w:lang w:val="vi-VN"/>
+        </w:rPr>
+        <w:t>.</w:t>
+      </w:r>
+      <w:r>
+        <w:rPr>
+          <w:lang w:val="vi-VN"/>
+        </w:rPr>
+        <w:t>11</w:t>
+      </w:r>
+      <w:r>
+        <w:t>. ....................................................................................</w:t>
+      </w:r>
+      <w:r>
+        <w:t>53</w:t>
+      </w:r>
+    </w:p>
+    <w:p>
+      <w:pPr>
+        <w:jc w:val="both"/>
+        <w:rPr>
+          <w:lang w:val="vi-VN"/>
+        </w:rPr>
+      </w:pPr>
+    </w:p>
+    <w:p>
+      <w:pPr>
+        <w:jc w:val="both"/>
+        <w:rPr>
+          <w:b/>
+          <w:bCs/>
+          <w:lang w:val="vi-VN"/>
+        </w:rPr>
+      </w:pPr>
+      <w:r>
+        <w:rPr>
+          <w:b/>
+          <w:bCs/>
+          <w:lang w:val="vi-VN"/>
+        </w:rPr>
+        <w:t>CHƯƠNG 4. Kết quả thực nghiệm</w:t>
+      </w:r>
+    </w:p>
+    <w:p>
+      <w:pPr>
+        <w:jc w:val="both"/>
+        <w:rPr>
+          <w:lang w:val="vi-VN"/>
+        </w:rPr>
+      </w:pPr>
+      <w:r>
+        <w:t>Hình</w:t>
+      </w:r>
+      <w:r>
+        <w:rPr>
+          <w:lang w:val="vi-VN"/>
+        </w:rPr>
+        <w:t xml:space="preserve"> </w:t>
+      </w:r>
+      <w:r>
+        <w:t>2</w:t>
+      </w:r>
+      <w:r>
+        <w:t>.1. ....................................................................................</w:t>
+      </w:r>
+      <w:r>
+        <w:t>56</w:t>
+      </w:r>
+      <w:r>
+        <w:t xml:space="preserve"> </w:t>
+      </w:r>
+    </w:p>
+    <w:p>
+      <w:pPr>
+        <w:jc w:val="both"/>
+        <w:rPr>
+          <w:lang w:val="vi-VN"/>
+        </w:rPr>
+      </w:pPr>
+      <w:r>
+        <w:t>Hình</w:t>
+      </w:r>
+      <w:r>
+        <w:rPr>
+          <w:lang w:val="vi-VN"/>
+        </w:rPr>
+        <w:t xml:space="preserve"> </w:t>
+      </w:r>
+      <w:r>
+        <w:t>2</w:t>
+      </w:r>
+      <w:r>
+        <w:t>.</w:t>
+      </w:r>
+      <w:r>
+        <w:t>2</w:t>
+      </w:r>
+      <w:r>
+        <w:t>. ....................................................................................</w:t>
+      </w:r>
+      <w:r>
+        <w:t>57</w:t>
+      </w:r>
+      <w:r>
+        <w:t xml:space="preserve"> </w:t>
+      </w:r>
+    </w:p>
+    <w:p>
+      <w:pPr>
+        <w:jc w:val="both"/>
+        <w:rPr>
+          <w:lang w:val="vi-VN"/>
+        </w:rPr>
+      </w:pPr>
+      <w:r>
+        <w:t>Hình</w:t>
+      </w:r>
+      <w:r>
+        <w:rPr>
+          <w:lang w:val="vi-VN"/>
+        </w:rPr>
+        <w:t xml:space="preserve"> </w:t>
+      </w:r>
+      <w:r>
+        <w:t>2</w:t>
+      </w:r>
+      <w:r>
+        <w:t>.</w:t>
+      </w:r>
+      <w:r>
+        <w:t>3</w:t>
+      </w:r>
+      <w:r>
+        <w:t>. ....................................................................................</w:t>
+      </w:r>
+      <w:r>
+        <w:t>58</w:t>
+      </w:r>
+    </w:p>
+    <w:p>
+      <w:pPr>
+        <w:jc w:val="both"/>
+        <w:rPr>
+          <w:lang w:val="vi-VN"/>
+        </w:rPr>
+      </w:pPr>
+      <w:r>
+        <w:t>Hình</w:t>
+      </w:r>
+      <w:r>
+        <w:rPr>
+          <w:lang w:val="vi-VN"/>
+        </w:rPr>
+        <w:t xml:space="preserve"> </w:t>
+      </w:r>
+      <w:r>
+        <w:t>2</w:t>
+      </w:r>
+      <w:r>
+        <w:t>.</w:t>
+      </w:r>
+      <w:r>
+        <w:t>4</w:t>
+      </w:r>
+      <w:r>
+        <w:t>. ....................................................................................</w:t>
+      </w:r>
+      <w:r>
+        <w:t>59</w:t>
+      </w:r>
+      <w:r>
+        <w:t xml:space="preserve"> </w:t>
+      </w:r>
+    </w:p>
+    <w:p>
+      <w:pPr>
+        <w:jc w:val="both"/>
+        <w:rPr>
+          <w:lang w:val="vi-VN"/>
+        </w:rPr>
+      </w:pPr>
+      <w:r>
+        <w:t>Hình</w:t>
+      </w:r>
+      <w:r>
+        <w:rPr>
+          <w:lang w:val="vi-VN"/>
+        </w:rPr>
+        <w:t xml:space="preserve"> </w:t>
+      </w:r>
+      <w:r>
+        <w:t>2</w:t>
+      </w:r>
+      <w:r>
+        <w:t>.</w:t>
+      </w:r>
+      <w:r>
+        <w:t>5</w:t>
+      </w:r>
+      <w:r>
+        <w:t>. ....................................................................................</w:t>
+      </w:r>
+      <w:r>
+        <w:t>60</w:t>
+      </w:r>
+      <w:r>
+        <w:t xml:space="preserve"> </w:t>
+      </w:r>
+    </w:p>
+    <w:p>
+      <w:pPr>
+        <w:jc w:val="both"/>
+        <w:rPr>
+          <w:lang w:val="vi-VN"/>
+        </w:rPr>
+      </w:pPr>
+      <w:r>
+        <w:t>Hình</w:t>
+      </w:r>
+      <w:r>
+        <w:rPr>
+          <w:lang w:val="vi-VN"/>
+        </w:rPr>
+        <w:t xml:space="preserve"> </w:t>
+      </w:r>
+      <w:r>
+        <w:t>2</w:t>
+      </w:r>
+      <w:r>
+        <w:t>.</w:t>
+      </w:r>
+      <w:r>
+        <w:t>6</w:t>
+      </w:r>
+      <w:r>
+        <w:t>. ....................................................................................</w:t>
+      </w:r>
+      <w:r>
+        <w:t>61</w:t>
+      </w:r>
+      <w:r>
+        <w:t xml:space="preserve"> </w:t>
+      </w:r>
+    </w:p>
+    <w:p>
+      <w:pPr>
+        <w:jc w:val="both"/>
+        <w:rPr>
+          <w:lang w:val="vi-VN"/>
+        </w:rPr>
+      </w:pPr>
+      <w:r>
+        <w:t>Hình</w:t>
+      </w:r>
+      <w:r>
+        <w:rPr>
+          <w:lang w:val="vi-VN"/>
+        </w:rPr>
+        <w:t xml:space="preserve"> </w:t>
+      </w:r>
+      <w:r>
+        <w:t>2</w:t>
+      </w:r>
+      <w:r>
+        <w:t>.</w:t>
+      </w:r>
+      <w:r>
+        <w:t>7</w:t>
+      </w:r>
+      <w:r>
+        <w:t>. ....................................................................................</w:t>
+      </w:r>
+      <w:r>
+        <w:t>62</w:t>
+      </w:r>
+      <w:r>
+        <w:t xml:space="preserve"> </w:t>
+      </w:r>
+    </w:p>
+    <w:p>
+      <w:pPr>
+        <w:jc w:val="both"/>
+        <w:rPr>
+          <w:lang w:val="vi-VN"/>
+        </w:rPr>
+      </w:pPr>
+      <w:r>
+        <w:t>Hình</w:t>
+      </w:r>
+      <w:r>
+        <w:rPr>
+          <w:lang w:val="vi-VN"/>
+        </w:rPr>
+        <w:t xml:space="preserve"> </w:t>
+      </w:r>
+      <w:r>
+        <w:t>2</w:t>
+      </w:r>
+      <w:r>
+        <w:t>.</w:t>
+      </w:r>
+      <w:r>
+        <w:t>8</w:t>
+      </w:r>
+      <w:r>
+        <w:t>. ....................................................................................</w:t>
+      </w:r>
+      <w:r>
+        <w:t>63</w:t>
+      </w:r>
+      <w:r>
+        <w:t xml:space="preserve"> </w:t>
+      </w:r>
+    </w:p>
+    <w:p>
+      <w:pPr>
+        <w:jc w:val="both"/>
+        <w:rPr>
+          <w:lang w:val="vi-VN"/>
+        </w:rPr>
+      </w:pPr>
+      <w:r>
+        <w:lastRenderedPageBreak/>
+        <w:t>Hình</w:t>
+      </w:r>
+      <w:r>
+        <w:rPr>
+          <w:lang w:val="vi-VN"/>
+        </w:rPr>
+        <w:t xml:space="preserve"> </w:t>
+      </w:r>
+      <w:r>
+        <w:t>2</w:t>
+      </w:r>
+      <w:r>
+        <w:t>.</w:t>
+      </w:r>
+      <w:r>
+        <w:t>9</w:t>
+      </w:r>
+      <w:r>
+        <w:t>. ....................................................................................</w:t>
+      </w:r>
+      <w:r>
+        <w:t>64</w:t>
+      </w:r>
+      <w:r>
+        <w:t xml:space="preserve"> </w:t>
+      </w:r>
+    </w:p>
+    <w:p>
+      <w:pPr>
+        <w:jc w:val="both"/>
+        <w:rPr>
+          <w:lang w:val="vi-VN"/>
+        </w:rPr>
+      </w:pPr>
+      <w:r>
+        <w:t>Hình</w:t>
+      </w:r>
+      <w:r>
+        <w:rPr>
+          <w:lang w:val="vi-VN"/>
+        </w:rPr>
+        <w:t xml:space="preserve"> </w:t>
+      </w:r>
+      <w:r>
+        <w:t>2</w:t>
+      </w:r>
+      <w:r>
+        <w:t>.</w:t>
+      </w:r>
+      <w:r>
+        <w:t>10</w:t>
+      </w:r>
+      <w:r>
+        <w:t>. ....................................................................................</w:t>
+      </w:r>
+      <w:r>
+        <w:t>65</w:t>
+      </w:r>
+    </w:p>
+    <w:p>
+      <w:pPr>
+        <w:pStyle w:val="DEMUC"/>
+        <w:ind w:left="2160"/>
+        <w:jc w:val="both"/>
+        <w:rPr>
+          <w:lang w:val="vi-VN"/>
+        </w:rPr>
+      </w:pPr>
+      <w:r>
+        <w:rPr>
+          <w:lang w:val="vi-VN"/>
+        </w:rPr>
+        <w:t xml:space="preserve">  </w:t>
+      </w:r>
+      <w:r>
+        <w:rPr>
+          <w:lang w:val="vi-VN"/>
+        </w:rPr>
+        <w:t xml:space="preserve">DANH SÁCH BẢNG BIỂU </w:t>
+      </w:r>
+    </w:p>
+    <w:p>
+      <w:pPr>
+        <w:jc w:val="both"/>
+        <w:rPr>
+          <w:b/>
+          <w:bCs/>
+          <w:sz w:val="28"/>
+          <w:szCs w:val="28"/>
+          <w:lang w:val="vi-VN"/>
+        </w:rPr>
+      </w:pPr>
+      <w:r>
+        <w:rPr>
+          <w:b/>
+          <w:bCs/>
+          <w:sz w:val="28"/>
+          <w:szCs w:val="28"/>
+          <w:lang w:val="vi-VN"/>
+        </w:rPr>
+        <w:t>CHƯƠNG</w:t>
+      </w:r>
+      <w:r>
+        <w:rPr>
+          <w:b/>
+          <w:bCs/>
+          <w:sz w:val="28"/>
+          <w:szCs w:val="28"/>
+          <w:lang w:val="vi-VN"/>
+        </w:rPr>
+        <w:t xml:space="preserve"> 2. Cơ sở lý thuyết</w:t>
+      </w:r>
+    </w:p>
+    <w:p>
+      <w:pPr>
+        <w:jc w:val="both"/>
+        <w:rPr>
+          <w:lang w:val="vi-VN"/>
+        </w:rPr>
+      </w:pPr>
+      <w:r>
+        <w:t>Bảng</w:t>
+      </w:r>
+      <w:r>
+        <w:rPr>
+          <w:lang w:val="vi-VN"/>
+        </w:rPr>
+        <w:t xml:space="preserve"> </w:t>
+      </w:r>
+      <w:r>
+        <w:t>3.3. ....................................................................................</w:t>
+      </w:r>
+      <w:r>
+        <w:t>8</w:t>
+      </w:r>
+      <w:r>
+        <w:t xml:space="preserve"> </w:t>
+      </w:r>
+    </w:p>
+    <w:p>
+      <w:pPr>
+        <w:jc w:val="both"/>
+        <w:rPr>
+          <w:lang w:val="vi-VN"/>
+        </w:rPr>
+      </w:pPr>
+      <w:r>
+        <w:t>Bảng</w:t>
+      </w:r>
+      <w:r>
+        <w:rPr>
+          <w:lang w:val="vi-VN"/>
+        </w:rPr>
+        <w:t xml:space="preserve"> </w:t>
+      </w:r>
+      <w:r>
+        <w:t>3.4. ....................................................................................</w:t>
+      </w:r>
+      <w:r>
+        <w:t>9</w:t>
+      </w:r>
+    </w:p>
+    <w:p>
+      <w:pPr>
+        <w:jc w:val="both"/>
+        <w:rPr>
+          <w:b/>
+          <w:bCs/>
+          <w:sz w:val="28"/>
+          <w:szCs w:val="28"/>
+          <w:lang w:val="vi-VN"/>
+        </w:rPr>
+      </w:pPr>
+      <w:r>
+        <w:rPr>
+          <w:b/>
+          <w:bCs/>
+          <w:sz w:val="28"/>
+          <w:szCs w:val="28"/>
+          <w:lang w:val="vi-VN"/>
+        </w:rPr>
+        <w:t>CHƯƠNG 3</w:t>
+      </w:r>
+      <w:r>
+        <w:rPr>
+          <w:sz w:val="28"/>
+          <w:szCs w:val="28"/>
+          <w:lang w:val="vi-VN"/>
+        </w:rPr>
+        <w:t xml:space="preserve">. </w:t>
+      </w:r>
+      <w:r>
+        <w:rPr>
+          <w:b/>
+          <w:bCs/>
+          <w:sz w:val="28"/>
+          <w:szCs w:val="28"/>
+          <w:lang w:val="vi-VN"/>
+        </w:rPr>
+        <w:t>Phân tích thiết kế hệ thống</w:t>
+      </w:r>
+      <w:r>
+        <w:rPr>
+          <w:bCs/>
+          <w:sz w:val="28"/>
+          <w:szCs w:val="28"/>
+        </w:rPr>
+        <w:t xml:space="preserve"> </w:t>
+      </w:r>
+    </w:p>
+    <w:p>
+      <w:pPr>
+        <w:jc w:val="both"/>
+        <w:rPr>
+          <w:lang w:val="vi-VN"/>
+        </w:rPr>
+      </w:pPr>
+      <w:r>
+        <w:rPr>
+          <w:lang w:val="vi-VN"/>
+        </w:rPr>
+        <w:t xml:space="preserve">Bảng </w:t>
+      </w:r>
+      <w:r>
+        <w:t>3.</w:t>
+      </w:r>
+      <w:r>
+        <w:t>2</w:t>
+      </w:r>
+      <w:r>
+        <w:t>. ....................................................................................</w:t>
+      </w:r>
+      <w:r>
+        <w:t>41</w:t>
+      </w:r>
+      <w:r>
+        <w:t xml:space="preserve"> </w:t>
+      </w:r>
+    </w:p>
+    <w:p>
+      <w:pPr>
+        <w:jc w:val="both"/>
+        <w:rPr>
+          <w:b/>
+          <w:bCs/>
+          <w:lang w:val="vi-VN"/>
+        </w:rPr>
+      </w:pPr>
+      <w:r>
+        <w:rPr>
+          <w:b/>
+          <w:bCs/>
+          <w:lang w:val="vi-VN"/>
+        </w:rPr>
+        <w:t>CHƯƠNG 4. Kết quả thực nghiệm</w:t>
+      </w:r>
+    </w:p>
+    <w:p>
+      <w:pPr>
+        <w:jc w:val="both"/>
+        <w:rPr>
+          <w:lang w:val="vi-VN"/>
+        </w:rPr>
+      </w:pPr>
+      <w:r>
+        <w:t>Bảng</w:t>
+      </w:r>
+      <w:r>
+        <w:rPr>
+          <w:lang w:val="vi-VN"/>
+        </w:rPr>
+        <w:t xml:space="preserve"> </w:t>
+      </w:r>
+      <w:r>
+        <w:t>4</w:t>
+      </w:r>
+      <w:r>
+        <w:t>.</w:t>
+      </w:r>
+      <w:r>
+        <w:t>1</w:t>
+      </w:r>
+      <w:r>
+        <w:t>. ....................................................................................</w:t>
+      </w:r>
+      <w:r>
+        <w:t>54</w:t>
+      </w:r>
+      <w:r>
+        <w:t xml:space="preserve"> </w:t>
+      </w:r>
+    </w:p>
+    <w:p>
+      <w:pPr>
+        <w:jc w:val="both"/>
+        <w:rPr>
+          <w:lang w:val="vi-VN"/>
+        </w:rPr>
+      </w:pPr>
+      <w:r>
+        <w:t>Bảng</w:t>
+      </w:r>
+      <w:r>
+        <w:rPr>
+          <w:lang w:val="vi-VN"/>
+        </w:rPr>
+        <w:t xml:space="preserve"> 4.2</w:t>
+      </w:r>
+      <w:r>
+        <w:t xml:space="preserve"> .................................................................................... </w:t>
+      </w:r>
+      <w:r>
+        <w:t>55</w:t>
+      </w:r>
+    </w:p>
+    <w:p>
+      <w:pPr>
+        <w:jc w:val="both"/>
+        <w:rPr>
+          <w:lang w:val="vi-VN"/>
+        </w:rPr>
+      </w:pPr>
+    </w:p>
+    <w:p>
+      <w:pPr>
+        <w:jc w:val="both"/>
+        <w:rPr>
+          <w:lang w:val="vi-VN"/>
+        </w:rPr>
+      </w:pPr>
+    </w:p>
+    <w:p>
+      <w:pPr>
+        <w:jc w:val="both"/>
+        <w:rPr>
+          <w:lang w:val="vi-VN"/>
+        </w:rPr>
+      </w:pPr>
+    </w:p>
+    <w:p>
+      <w:pPr>
+        <w:jc w:val="both"/>
+        <w:rPr>
+          <w:lang w:val="vi-VN"/>
+        </w:rPr>
+      </w:pPr>
+    </w:p>
+    <w:p>
+      <w:pPr>
+        <w:jc w:val="both"/>
+        <w:rPr>
+          <w:lang w:val="vi-VN"/>
+        </w:rPr>
+      </w:pPr>
+    </w:p>
+    <w:p>
+      <w:pPr>
+        <w:jc w:val="both"/>
+        <w:rPr>
+          <w:lang w:val="vi-VN"/>
+        </w:rPr>
+      </w:pPr>
+    </w:p>
+    <w:p>
+      <w:pPr>
+        <w:jc w:val="both"/>
+        <w:rPr>
+          <w:lang w:val="vi-VN"/>
+        </w:rPr>
+      </w:pPr>
+    </w:p>
+    <w:p>
+      <w:pPr>
+        <w:jc w:val="both"/>
+        <w:rPr>
+          <w:lang w:val="vi-VN"/>
+        </w:rPr>
+      </w:pPr>
+    </w:p>
+    <w:p>
+      <w:pPr>
+        <w:jc w:val="both"/>
+        <w:rPr>
+          <w:lang w:val="vi-VN"/>
+        </w:rPr>
+      </w:pPr>
+    </w:p>
+    <w:p>
+      <w:pPr>
+        <w:jc w:val="both"/>
+        <w:rPr>
+          <w:lang w:val="vi-VN"/>
+        </w:rPr>
+      </w:pPr>
+    </w:p>
+    <w:p>
+      <w:pPr>
+        <w:jc w:val="both"/>
+        <w:rPr>
+          <w:lang w:val="vi-VN"/>
+        </w:rPr>
+      </w:pPr>
+    </w:p>
+    <w:p>
+      <w:pPr>
+        <w:jc w:val="both"/>
+        <w:rPr>
+          <w:lang w:val="vi-VN"/>
+        </w:rPr>
+      </w:pPr>
+    </w:p>
+    <w:p>
+      <w:pPr>
+        <w:jc w:val="both"/>
+        <w:rPr>
+          <w:lang w:val="vi-VN"/>
+        </w:rPr>
+      </w:pPr>
+    </w:p>
+    <w:p>
+      <w:pPr>
+        <w:jc w:val="both"/>
+        <w:rPr>
+          <w:lang w:val="vi-VN"/>
+        </w:rPr>
+      </w:pPr>
+    </w:p>
+    <w:p>
+      <w:pPr>
+        <w:jc w:val="both"/>
+        <w:rPr>
+          <w:lang w:val="vi-VN"/>
+        </w:rPr>
+      </w:pPr>
+    </w:p>
+    <w:p>
+      <w:pPr>
+        <w:jc w:val="both"/>
+        <w:rPr>
+          <w:lang w:val="vi-VN"/>
+        </w:rPr>
+      </w:pPr>
+    </w:p>
+    <w:p>
+      <w:pPr>
+        <w:jc w:val="both"/>
+        <w:rPr>
+          <w:lang w:val="vi-VN"/>
+        </w:rPr>
+      </w:pPr>
+    </w:p>
+    <w:p>
+      <w:pPr>
+        <w:jc w:val="both"/>
+        <w:rPr>
           <w:lang w:val="vi-VN"/>
         </w:rPr>
       </w:pPr>
@@ -39733,6 +41617,155 @@
     </w:lvl>
   </w:abstractNum>
   <w:abstractNum w:abstractNumId="4" w15:restartNumberingAfterBreak="0">
+    <w:nsid w:val="5EFE6ED9"/>
+    <w:multiLevelType w:val="multilevel"/>
+    <w:tmpl w:val="AC3C2E7E"/>
+    <w:lvl w:ilvl="0">
+      <w:start w:val="1"/>
+      <w:numFmt w:val="bullet"/>
+      <w:lvlText w:val=""/>
+      <w:lvlJc w:val="left"/>
+      <w:pPr>
+        <w:tabs>
+          <w:tab w:val="num" w:pos="720"/>
+        </w:tabs>
+        <w:ind w:left="720" w:hanging="360"/>
+      </w:pPr>
+      <w:rPr>
+        <w:rFonts w:ascii="Symbol" w:hAnsi="Symbol" w:hint="default"/>
+        <w:sz w:val="20"/>
+      </w:rPr>
+    </w:lvl>
+    <w:lvl w:ilvl="1" w:tentative="1">
+      <w:start w:val="1"/>
+      <w:numFmt w:val="bullet"/>
+      <w:lvlText w:val="o"/>
+      <w:lvlJc w:val="left"/>
+      <w:pPr>
+        <w:tabs>
+          <w:tab w:val="num" w:pos="1440"/>
+        </w:tabs>
+        <w:ind w:left="1440" w:hanging="360"/>
+      </w:pPr>
+      <w:rPr>
+        <w:rFonts w:ascii="Courier New" w:hAnsi="Courier New" w:hint="default"/>
+        <w:sz w:val="20"/>
+      </w:rPr>
+    </w:lvl>
+    <w:lvl w:ilvl="2" w:tentative="1">
+      <w:start w:val="1"/>
+      <w:numFmt w:val="bullet"/>
+      <w:lvlText w:val=""/>
+      <w:lvlJc w:val="left"/>
+      <w:pPr>
+        <w:tabs>
+          <w:tab w:val="num" w:pos="2160"/>
+        </w:tabs>
+        <w:ind w:left="2160" w:hanging="360"/>
+      </w:pPr>
+      <w:rPr>
+        <w:rFonts w:ascii="Wingdings" w:hAnsi="Wingdings" w:hint="default"/>
+        <w:sz w:val="20"/>
+      </w:rPr>
+    </w:lvl>
+    <w:lvl w:ilvl="3" w:tentative="1">
+      <w:start w:val="1"/>
+      <w:numFmt w:val="bullet"/>
+      <w:lvlText w:val=""/>
+      <w:lvlJc w:val="left"/>
+      <w:pPr>
+        <w:tabs>
+          <w:tab w:val="num" w:pos="2880"/>
+        </w:tabs>
+        <w:ind w:left="2880" w:hanging="360"/>
+      </w:pPr>
+      <w:rPr>
+        <w:rFonts w:ascii="Wingdings" w:hAnsi="Wingdings" w:hint="default"/>
+        <w:sz w:val="20"/>
+      </w:rPr>
+    </w:lvl>
+    <w:lvl w:ilvl="4" w:tentative="1">
+      <w:start w:val="1"/>
+      <w:numFmt w:val="bullet"/>
+      <w:lvlText w:val=""/>
+      <w:lvlJc w:val="left"/>
+      <w:pPr>
+        <w:tabs>
+          <w:tab w:val="num" w:pos="3600"/>
+        </w:tabs>
+        <w:ind w:left="3600" w:hanging="360"/>
+      </w:pPr>
+      <w:rPr>
+        <w:rFonts w:ascii="Wingdings" w:hAnsi="Wingdings" w:hint="default"/>
+        <w:sz w:val="20"/>
+      </w:rPr>
+    </w:lvl>
+    <w:lvl w:ilvl="5" w:tentative="1">
+      <w:start w:val="1"/>
+      <w:numFmt w:val="bullet"/>
+      <w:lvlText w:val=""/>
+      <w:lvlJc w:val="left"/>
+      <w:pPr>
+        <w:tabs>
+          <w:tab w:val="num" w:pos="4320"/>
+        </w:tabs>
+        <w:ind w:left="4320" w:hanging="360"/>
+      </w:pPr>
+      <w:rPr>
+        <w:rFonts w:ascii="Wingdings" w:hAnsi="Wingdings" w:hint="default"/>
+        <w:sz w:val="20"/>
+      </w:rPr>
+    </w:lvl>
+    <w:lvl w:ilvl="6" w:tentative="1">
+      <w:start w:val="1"/>
+      <w:numFmt w:val="bullet"/>
+      <w:lvlText w:val=""/>
+      <w:lvlJc w:val="left"/>
+      <w:pPr>
+        <w:tabs>
+          <w:tab w:val="num" w:pos="5040"/>
+        </w:tabs>
+        <w:ind w:left="5040" w:hanging="360"/>
+      </w:pPr>
+      <w:rPr>
+        <w:rFonts w:ascii="Wingdings" w:hAnsi="Wingdings" w:hint="default"/>
+        <w:sz w:val="20"/>
+      </w:rPr>
+    </w:lvl>
+    <w:lvl w:ilvl="7" w:tentative="1">
+      <w:start w:val="1"/>
+      <w:numFmt w:val="bullet"/>
+      <w:lvlText w:val=""/>
+      <w:lvlJc w:val="left"/>
+      <w:pPr>
+        <w:tabs>
+          <w:tab w:val="num" w:pos="5760"/>
+        </w:tabs>
+        <w:ind w:left="5760" w:hanging="360"/>
+      </w:pPr>
+      <w:rPr>
+        <w:rFonts w:ascii="Wingdings" w:hAnsi="Wingdings" w:hint="default"/>
+        <w:sz w:val="20"/>
+      </w:rPr>
+    </w:lvl>
+    <w:lvl w:ilvl="8" w:tentative="1">
+      <w:start w:val="1"/>
+      <w:numFmt w:val="bullet"/>
+      <w:lvlText w:val=""/>
+      <w:lvlJc w:val="left"/>
+      <w:pPr>
+        <w:tabs>
+          <w:tab w:val="num" w:pos="6480"/>
+        </w:tabs>
+        <w:ind w:left="6480" w:hanging="360"/>
+      </w:pPr>
+      <w:rPr>
+        <w:rFonts w:ascii="Wingdings" w:hAnsi="Wingdings" w:hint="default"/>
+        <w:sz w:val="20"/>
+      </w:rPr>
+    </w:lvl>
+  </w:abstractNum>
+  <w:abstractNum w:abstractNumId="5" w15:restartNumberingAfterBreak="0">
     <w:nsid w:val="63AF0A6B"/>
     <w:multiLevelType w:val="multilevel"/>
     <w:tmpl w:val="C046CE54"/>
@@ -39845,7 +41878,7 @@
       </w:rPr>
     </w:lvl>
   </w:abstractNum>
-  <w:abstractNum w:abstractNumId="5" w15:restartNumberingAfterBreak="0">
+  <w:abstractNum w:abstractNumId="6" w15:restartNumberingAfterBreak="0">
     <w:nsid w:val="7610119A"/>
     <w:multiLevelType w:val="multilevel"/>
     <w:tmpl w:val="0409001D"/>
@@ -39932,7 +41965,7 @@
       </w:pPr>
     </w:lvl>
   </w:abstractNum>
-  <w:abstractNum w:abstractNumId="6" w15:restartNumberingAfterBreak="0">
+  <w:abstractNum w:abstractNumId="7" w15:restartNumberingAfterBreak="0">
     <w:nsid w:val="7C8F4C02"/>
     <w:multiLevelType w:val="multilevel"/>
     <w:tmpl w:val="ABB00DDC"/>
@@ -40071,28 +42104,31 @@
     </w:lvl>
   </w:abstractNum>
   <w:num w:numId="1" w16cid:durableId="1338464823">
-    <w:abstractNumId w:val="6"/>
+    <w:abstractNumId w:val="7"/>
   </w:num>
   <w:num w:numId="2" w16cid:durableId="1867597386">
-    <w:abstractNumId w:val="6"/>
+    <w:abstractNumId w:val="7"/>
   </w:num>
   <w:num w:numId="3" w16cid:durableId="622537225">
     <w:abstractNumId w:val="1"/>
   </w:num>
   <w:num w:numId="4" w16cid:durableId="808788296">
-    <w:abstractNumId w:val="5"/>
+    <w:abstractNumId w:val="6"/>
   </w:num>
   <w:num w:numId="5" w16cid:durableId="1399666315">
     <w:abstractNumId w:val="2"/>
   </w:num>
   <w:num w:numId="6" w16cid:durableId="288560796">
-    <w:abstractNumId w:val="4"/>
+    <w:abstractNumId w:val="5"/>
   </w:num>
   <w:num w:numId="7" w16cid:durableId="1785729205">
     <w:abstractNumId w:val="0"/>
   </w:num>
   <w:num w:numId="8" w16cid:durableId="531110743">
     <w:abstractNumId w:val="3"/>
+  </w:num>
+  <w:num w:numId="9" w16cid:durableId="302656068">
+    <w:abstractNumId w:val="4"/>
   </w:num>
   <w:numIdMacAtCleanup w:val="8"/>
 </w:numbering>
@@ -40496,6 +42532,7 @@
   <w:style w:type="paragraph" w:default="1" w:styleId="Normal">
     <w:name w:val="Normal"/>
     <w:qFormat/>
+    <w:rsid w:val="00CD4515"/>
   </w:style>
   <w:style w:type="paragraph" w:styleId="Heading1">
     <w:name w:val="heading 1"/>
